--- a/docs/MediaMarketplace-Studio-User-Guide.docx
+++ b/docs/MediaMarketplace-Studio-User-Guide.docx
@@ -30,7 +30,7 @@
         <w:t xml:space="preserve">Applies to:</w:t>
       </w:r>
       <w:r>
-        <w:t xml:space="preserve"> mms-server 0.1.0 with the WordPress and Joomla bridge plugins 0.1.0</w:t>
+        <w:t xml:space="preserve"> MediaMarketplace Studio 0.2.0 for WordPress and for Joomla</w:t>
       </w:r>
     </w:p>
     <w:p>
@@ -60,7 +60,7 @@
         <w:t xml:space="preserve">Screens:</w:t>
       </w:r>
       <w:r>
-        <w:t xml:space="preserve"> server screens are live captures; WordPress and Joomla screens are mock-ups drawn to match the real screens</w:t>
+        <w:t xml:space="preserve"> store screens are live captures; WordPress and Joomla admin screens are mock-ups drawn to match the real screens</w:t>
       </w:r>
     </w:p>
     <w:p>
@@ -105,7 +105,7 @@
           <w:sz w:val="21"/>
           <w:szCs w:val="21"/>
         </w:rPr>
-        <w:t xml:space="preserve">2. Signing in</w:t>
+        <w:t xml:space="preserve">2. Opening the store admin</w:t>
       </w:r>
     </w:p>
     <w:p>
@@ -135,7 +135,7 @@
           <w:sz w:val="21"/>
           <w:szCs w:val="21"/>
         </w:rPr>
-        <w:t xml:space="preserve">4. Connected websites (Bridges)</w:t>
+        <w:t xml:space="preserve">4. Server status</w:t>
       </w:r>
     </w:p>
     <w:p>
@@ -150,7 +150,7 @@
           <w:sz w:val="21"/>
           <w:szCs w:val="21"/>
         </w:rPr>
-        <w:t xml:space="preserve">5. Settings</w:t>
+        <w:t xml:space="preserve">5. Connected site (Bridges)</w:t>
       </w:r>
     </w:p>
     <w:p>
@@ -165,7 +165,7 @@
           <w:sz w:val="21"/>
           <w:szCs w:val="21"/>
         </w:rPr>
-        <w:t xml:space="preserve">6. Health</w:t>
+        <w:t xml:space="preserve">6. Settings</w:t>
       </w:r>
     </w:p>
     <w:p>
@@ -180,7 +180,7 @@
           <w:sz w:val="21"/>
           <w:szCs w:val="21"/>
         </w:rPr>
-        <w:t xml:space="preserve">7. The store on your website</w:t>
+        <w:t xml:space="preserve">7. Health</w:t>
       </w:r>
     </w:p>
     <w:p>
@@ -195,7 +195,7 @@
           <w:sz w:val="21"/>
           <w:szCs w:val="21"/>
         </w:rPr>
-        <w:t xml:space="preserve">8. Member sign-on</w:t>
+        <w:t xml:space="preserve">8. The store on your website</w:t>
       </w:r>
     </w:p>
     <w:p>
@@ -210,7 +210,7 @@
           <w:sz w:val="21"/>
           <w:szCs w:val="21"/>
         </w:rPr>
-        <w:t xml:space="preserve">9. Products (preview of the next release)</w:t>
+        <w:t xml:space="preserve">9. Member sign-in</w:t>
       </w:r>
     </w:p>
     <w:p>
@@ -225,7 +225,7 @@
           <w:sz w:val="21"/>
           <w:szCs w:val="21"/>
         </w:rPr>
-        <w:t xml:space="preserve">10. Roadmap</w:t>
+        <w:t xml:space="preserve">10. Products (preview of the next release)</w:t>
       </w:r>
     </w:p>
     <w:p>
@@ -240,7 +240,37 @@
           <w:sz w:val="21"/>
           <w:szCs w:val="21"/>
         </w:rPr>
-        <w:t xml:space="preserve">11. Glossary</w:t>
+        <w:t xml:space="preserve">11. Backups and data</w:t>
+      </w:r>
+    </w:p>
+    <w:p>
+      <w:pPr>
+        <w:spacing w:after="30"/>
+        <w:ind w:left="0"/>
+      </w:pPr>
+      <w:r>
+        <w:rPr>
+          <w:b/>
+          <w:bCs/>
+          <w:sz w:val="21"/>
+          <w:szCs w:val="21"/>
+        </w:rPr>
+        <w:t xml:space="preserve">12. Roadmap</w:t>
+      </w:r>
+    </w:p>
+    <w:p>
+      <w:pPr>
+        <w:spacing w:after="30"/>
+        <w:ind w:left="0"/>
+      </w:pPr>
+      <w:r>
+        <w:rPr>
+          <w:b/>
+          <w:bCs/>
+          <w:sz w:val="21"/>
+          <w:szCs w:val="21"/>
+        </w:rPr>
+        <w:t xml:space="preserve">13. Glossary</w:t>
       </w:r>
     </w:p>
     <w:p>
@@ -259,7 +289,37 @@
         <w:spacing w:after="120" w:line="276"/>
       </w:pPr>
       <w:r>
-        <w:t xml:space="preserve">MediaMarketplace Studio has two parts.</w:t>
+        <w:t xml:space="preserve">MediaMarketplace Studio installs into your WordPress or Joomla site as one package and runs entirely on that site's server. Inside the package is the marketplace server, a small program that your site starts and keeps running in the background. It holds everything about the store: media, products, prices, customers, orders, access rights and protection settings.</w:t>
+      </w:r>
+    </w:p>
+    <w:p>
+      <w:pPr>
+        <w:spacing w:after="120" w:line="276"/>
+      </w:pPr>
+      <w:r>
+        <w:t xml:space="preserve">You never see that program directly. You manage the store in a web admin that opens from your CMS menu at your site's own address followed by </w:t>
+      </w:r>
+      <w:r>
+        <w:rPr>
+          <w:rFonts w:ascii="Consolas" w:cs="Consolas" w:eastAsia="Consolas" w:hAnsi="Consolas"/>
+          <w:sz w:val="19"/>
+          <w:szCs w:val="19"/>
+        </w:rPr>
+        <w:t xml:space="preserve">/mms/admin</w:t>
+      </w:r>
+      <w:r>
+        <w:t xml:space="preserve">, and visitors see the store inside your normal pages.</w:t>
+      </w:r>
+    </w:p>
+    <w:p>
+      <w:pPr>
+        <w:pStyle w:val="Heading1"/>
+        <w:keepNext/>
+        <w:pageBreakBefore/>
+        <w:spacing w:after="120" w:before="360"/>
+      </w:pPr>
+      <w:r>
+        <w:t xml:space="preserve">2. Opening the store admin</w:t>
       </w:r>
     </w:p>
     <w:p>
@@ -276,21 +336,20 @@
           <w:b/>
           <w:bCs/>
         </w:rPr>
-        <w:t xml:space="preserve">The server</w:t>
-      </w:r>
-      <w:r>
-        <w:t xml:space="preserve"> runs on your own machine and holds everything: the media library, products, prices, customers, orders, access rights, protection settings. You manage it in a web admin at </w:t>
-      </w:r>
-      <w:r>
-        <w:rPr>
-          <w:rFonts w:ascii="Consolas" w:cs="Consolas" w:eastAsia="Consolas" w:hAnsi="Consolas"/>
-          <w:sz w:val="19"/>
-          <w:szCs w:val="19"/>
-        </w:rPr>
-        <w:t xml:space="preserve">https://your-server/admin</w:t>
-      </w:r>
-      <w:r>
-        <w:t xml:space="preserve">.</w:t>
+        <w:t xml:space="preserve">WordPress</w:t>
+      </w:r>
+      <w:r>
+        <w:t xml:space="preserve">: click </w:t>
+      </w:r>
+      <w:r>
+        <w:rPr>
+          <w:b/>
+          <w:bCs/>
+        </w:rPr>
+        <w:t xml:space="preserve">MediaMarketplace</w:t>
+      </w:r>
+      <w:r>
+        <w:t xml:space="preserve"> in the admin menu.</w:t>
       </w:r>
     </w:p>
     <w:p>
@@ -307,10 +366,20 @@
           <w:b/>
           <w:bCs/>
         </w:rPr>
-        <w:t xml:space="preserve">The bridges</w:t>
-      </w:r>
-      <w:r>
-        <w:t xml:space="preserve"> are small plugins for WordPress and Joomla. They show the server's store inside your website's pages and let your website's members sign in to the server with one click. They hold no store data of their own.</w:t>
+        <w:t xml:space="preserve">Joomla</w:t>
+      </w:r>
+      <w:r>
+        <w:t xml:space="preserve">: click </w:t>
+      </w:r>
+      <w:r>
+        <w:rPr>
+          <w:b/>
+          <w:bCs/>
+        </w:rPr>
+        <w:t xml:space="preserve">Components → MediaMarketplace → Open store admin</w:t>
+      </w:r>
+      <w:r>
+        <w:t xml:space="preserve">.</w:t>
       </w:r>
     </w:p>
     <w:p>
@@ -318,26 +387,7 @@
         <w:spacing w:after="120" w:line="276"/>
       </w:pPr>
       <w:r>
-        <w:t xml:space="preserve">A visitor sees your normal website. The store area inside a page is delivered by the server, so a change made in the server admin appears on every connected site at once.</w:t>
-      </w:r>
-    </w:p>
-    <w:p>
-      <w:pPr>
-        <w:pStyle w:val="Heading1"/>
-        <w:keepNext/>
-        <w:pageBreakBefore/>
-        <w:spacing w:after="120" w:before="360"/>
-      </w:pPr>
-      <w:r>
-        <w:t xml:space="preserve">2. Signing in</w:t>
-      </w:r>
-    </w:p>
-    <w:p>
-      <w:pPr>
-        <w:spacing w:after="120" w:line="276"/>
-      </w:pPr>
-      <w:r>
-        <w:t xml:space="preserve">Open </w:t>
+        <w:t xml:space="preserve">You are signed in as a store administrator with the account you are already using. Members of your site are recognised the same way when they follow a "My media" link. There is also a direct sign-in page at </w:t>
       </w:r>
       <w:r>
         <w:rPr>
@@ -345,10 +395,10 @@
           <w:sz w:val="19"/>
           <w:szCs w:val="19"/>
         </w:rPr>
-        <w:t xml:space="preserve">https://your-server/admin</w:t>
-      </w:r>
-      <w:r>
-        <w:t xml:space="preserve">. On the very first visit you see the setup wizard, which creates the first administrator. After that, the sign-in page appears.</w:t>
+        <w:t xml:space="preserve">/mms/admin/login</w:t>
+      </w:r>
+      <w:r>
+        <w:t xml:space="preserve"> for store-only accounts.</w:t>
       </w:r>
     </w:p>
     <w:p>
@@ -417,7 +467,7 @@
           <w:sz w:val="18"/>
           <w:szCs w:val="18"/>
         </w:rPr>
-        <w:t xml:space="preserve">Sign in with the administrator email and password</w:t>
+        <w:t xml:space="preserve">The store sign-in page, for store-only administrator accounts</w:t>
       </w:r>
     </w:p>
     <w:p>
@@ -425,7 +475,7 @@
         <w:spacing w:after="120" w:line="276"/>
       </w:pPr>
       <w:r>
-        <w:t xml:space="preserve">Sessions last twelve hours by default. </w:t>
+        <w:t xml:space="preserve">Sessions last twelve hours. </w:t>
       </w:r>
       <w:r>
         <w:rPr>
@@ -435,18 +485,7 @@
         <w:t xml:space="preserve">Sign out</w:t>
       </w:r>
       <w:r>
-        <w:t xml:space="preserve"> is at the right end of the top bar. If you forget the password, an administrator with shell access can create another administrator with the </w:t>
-      </w:r>
-      <w:r>
-        <w:rPr>
-          <w:rFonts w:ascii="Consolas" w:cs="Consolas" w:eastAsia="Consolas" w:hAnsi="Consolas"/>
-          <w:sz w:val="19"/>
-          <w:szCs w:val="19"/>
-        </w:rPr>
-        <w:t xml:space="preserve">mms-server admin</w:t>
-      </w:r>
-      <w:r>
-        <w:t xml:space="preserve"> command.</w:t>
+        <w:t xml:space="preserve"> is at the right end of the top bar.</w:t>
       </w:r>
     </w:p>
     <w:p>
@@ -465,7 +504,7 @@
         <w:spacing w:after="120" w:line="276"/>
       </w:pPr>
       <w:r>
-        <w:t xml:space="preserve">The dashboard shows counts of products, media items, customers and connected sites, a list of recent activity from the audit log, and the next steps for a new install.</w:t>
+        <w:t xml:space="preserve">The dashboard shows counts of products, media items, customers and connected sites, a list of recent activity, and the next steps for a new install.</w:t>
       </w:r>
     </w:p>
     <w:p>
@@ -534,7 +573,7 @@
           <w:sz w:val="18"/>
           <w:szCs w:val="18"/>
         </w:rPr>
-        <w:t xml:space="preserve">The dashboard with a few products and two connected sites</w:t>
+        <w:t xml:space="preserve">The dashboard</w:t>
       </w:r>
     </w:p>
     <w:p>
@@ -542,7 +581,7 @@
         <w:spacing w:after="120" w:line="276"/>
       </w:pPr>
       <w:r>
-        <w:t xml:space="preserve">Recent activity records who did what and when: sign-ins, settings changes, bridge sites created or removed, access grants and revocations.</w:t>
+        <w:t xml:space="preserve">Recent activity records who did what and when: sign-ins, settings changes, access grants and revocations, and administrator promotions from the CMS.</w:t>
       </w:r>
     </w:p>
     <w:p>
@@ -553,22 +592,75 @@
         <w:spacing w:after="120" w:before="360"/>
       </w:pPr>
       <w:r>
-        <w:t xml:space="preserve">4. Connected websites (Bridges)</w:t>
+        <w:t xml:space="preserve">4. Server status</w:t>
       </w:r>
     </w:p>
     <w:p>
       <w:pPr>
         <w:spacing w:after="120" w:line="276"/>
+      </w:pPr>
+      <w:r>
+        <w:t xml:space="preserve">Each CMS has a status page for the background server:</w:t>
+      </w:r>
+    </w:p>
+    <w:p>
+      <w:pPr>
+        <w:pStyle w:val="ListParagraph"/>
+        <w:numPr>
+          <w:ilvl w:val="0"/>
+          <w:numId w:val="2"/>
+        </w:numPr>
+        <w:spacing w:after="60" w:line="276"/>
       </w:pPr>
       <w:r>
         <w:rPr>
           <w:b/>
           <w:bCs/>
         </w:rPr>
-        <w:t xml:space="preserve">Bridges</w:t>
-      </w:r>
-      <w:r>
-        <w:t xml:space="preserve"> lists every WordPress or Joomla site allowed to show your store and sign visitors in.</w:t>
+        <w:t xml:space="preserve">WordPress</w:t>
+      </w:r>
+      <w:r>
+        <w:t xml:space="preserve">: </w:t>
+      </w:r>
+      <w:r>
+        <w:rPr>
+          <w:b/>
+          <w:bCs/>
+        </w:rPr>
+        <w:t xml:space="preserve">MediaMarketplace → Status</w:t>
+      </w:r>
+      <w:r>
+        <w:t xml:space="preserve">.</w:t>
+      </w:r>
+    </w:p>
+    <w:p>
+      <w:pPr>
+        <w:pStyle w:val="ListParagraph"/>
+        <w:numPr>
+          <w:ilvl w:val="0"/>
+          <w:numId w:val="2"/>
+        </w:numPr>
+        <w:spacing w:after="60" w:line="276"/>
+      </w:pPr>
+      <w:r>
+        <w:rPr>
+          <w:b/>
+          <w:bCs/>
+        </w:rPr>
+        <w:t xml:space="preserve">Joomla</w:t>
+      </w:r>
+      <w:r>
+        <w:t xml:space="preserve">: </w:t>
+      </w:r>
+      <w:r>
+        <w:rPr>
+          <w:b/>
+          <w:bCs/>
+        </w:rPr>
+        <w:t xml:space="preserve">Components → MediaMarketplace → Server status</w:t>
+      </w:r>
+      <w:r>
+        <w:t xml:space="preserve">.</w:t>
       </w:r>
     </w:p>
     <w:p>
@@ -637,98 +729,7 @@
           <w:sz w:val="18"/>
           <w:szCs w:val="18"/>
         </w:rPr>
-        <w:t xml:space="preserve">The Bridges page listing two connected sites</w:t>
-      </w:r>
-    </w:p>
-    <w:p>
-      <w:pPr>
-        <w:spacing w:after="120" w:line="276"/>
-      </w:pPr>
-      <w:r>
-        <w:rPr>
-          <w:b/>
-          <w:bCs/>
-        </w:rPr>
-        <w:t xml:space="preserve">Adding a site.</w:t>
-      </w:r>
-      <w:r>
-        <w:t xml:space="preserve"> Enter a name, choose the host type, and enter the site's origin (scheme and host only). The server generates a secret and shows it once, together with the site ID and server URL. Copy the three values into the bridge plugin on that site.</w:t>
-      </w:r>
-    </w:p>
-    <w:p>
-      <w:pPr>
-        <w:spacing w:after="120" w:line="276"/>
-      </w:pPr>
-      <w:r>
-        <w:rPr>
-          <w:b/>
-          <w:bCs/>
-        </w:rPr>
-        <w:t xml:space="preserve">Why the origin matters.</w:t>
-      </w:r>
-      <w:r>
-        <w:t xml:space="preserve"> The server only allows its store pages to be framed by the origin you enter. A copy of your embed code on another domain will not work.</w:t>
-      </w:r>
-    </w:p>
-    <w:p>
-      <w:pPr>
-        <w:spacing w:after="120" w:line="276"/>
-      </w:pPr>
-      <w:r>
-        <w:rPr>
-          <w:b/>
-          <w:bCs/>
-        </w:rPr>
-        <w:t xml:space="preserve">Removing a site.</w:t>
-      </w:r>
-      <w:r>
-        <w:t xml:space="preserve"> Click </w:t>
-      </w:r>
-      <w:r>
-        <w:rPr>
-          <w:b/>
-          <w:bCs/>
-        </w:rPr>
-        <w:t xml:space="preserve">Remove</w:t>
-      </w:r>
-      <w:r>
-        <w:t xml:space="preserve">. Embeds and sign-on from that site stop immediately. The customers who signed in from it keep their accounts and purchases.</w:t>
-      </w:r>
-    </w:p>
-    <w:p>
-      <w:pPr>
-        <w:pStyle w:val="Heading1"/>
-        <w:keepNext/>
-        <w:pageBreakBefore/>
-        <w:spacing w:after="120" w:before="360"/>
-      </w:pPr>
-      <w:r>
-        <w:t xml:space="preserve">5. Settings</w:t>
-      </w:r>
-    </w:p>
-    <w:p>
-      <w:pPr>
-        <w:spacing w:after="120" w:line="276"/>
-      </w:pPr>
-      <w:r>
-        <w:rPr>
-          <w:b/>
-          <w:bCs/>
-        </w:rPr>
-        <w:t xml:space="preserve">Settings</w:t>
-      </w:r>
-      <w:r>
-        <w:t xml:space="preserve"> groups every runtime option. Change values and click </w:t>
-      </w:r>
-      <w:r>
-        <w:rPr>
-          <w:b/>
-          <w:bCs/>
-        </w:rPr>
-        <w:t xml:space="preserve">Save settings</w:t>
-      </w:r>
-      <w:r>
-        <w:t xml:space="preserve">. Invalid values are refused with a message and nothing is saved.</w:t>
+        <w:t xml:space="preserve">The WordPress status page (mock-up)</w:t>
       </w:r>
     </w:p>
     <w:p>
@@ -797,557 +798,15 @@
           <w:sz w:val="18"/>
           <w:szCs w:val="18"/>
         </w:rPr>
-        <w:t xml:space="preserve">The settings page</w:t>
-      </w:r>
-    </w:p>
-    <w:tbl>
-      <w:tblPr>
-        <w:tblW w:type="dxa" w:w="9360"/>
-        <w:tblBorders>
-          <w:top w:val="single" w:color="auto" w:sz="4"/>
-          <w:left w:val="single" w:color="auto" w:sz="4"/>
-          <w:bottom w:val="single" w:color="auto" w:sz="4"/>
-          <w:right w:val="single" w:color="auto" w:sz="4"/>
-          <w:insideH w:val="single" w:color="auto" w:sz="4"/>
-          <w:insideV w:val="single" w:color="auto" w:sz="4"/>
-        </w:tblBorders>
-      </w:tblPr>
-      <w:tblGrid>
-        <w:gridCol w:w="1771"/>
-        <w:gridCol w:w="7589"/>
-      </w:tblGrid>
-      <w:tr>
-        <w:trPr>
-          <w:cantSplit/>
-          <w:tblHeader/>
-        </w:trPr>
-        <w:tc>
-          <w:tcPr>
-            <w:tcW w:type="dxa" w:w="1771"/>
-            <w:tcBorders>
-              <w:top w:val="single" w:color="BFC7D1" w:sz="4"/>
-              <w:left w:val="single" w:color="BFC7D1" w:sz="4"/>
-              <w:bottom w:val="single" w:color="BFC7D1" w:sz="4"/>
-              <w:right w:val="single" w:color="BFC7D1" w:sz="4"/>
-            </w:tcBorders>
-            <w:shd w:fill="1F3A5F" w:color="auto" w:val="clear"/>
-            <w:tcMar>
-              <w:top w:type="dxa" w:w="60"/>
-              <w:left w:type="dxa" w:w="90"/>
-              <w:bottom w:type="dxa" w:w="60"/>
-              <w:right w:type="dxa" w:w="90"/>
-            </w:tcMar>
-          </w:tcPr>
-          <w:p>
-            <w:pPr>
-              <w:spacing w:after="0" w:line="252"/>
-            </w:pPr>
-            <w:r>
-              <w:rPr>
-                <w:b/>
-                <w:bCs/>
-                <w:color w:val="FFFFFF"/>
-                <w:sz w:val="18"/>
-                <w:szCs w:val="18"/>
-              </w:rPr>
-              <w:t xml:space="preserve">Section</w:t>
-            </w:r>
-          </w:p>
-        </w:tc>
-        <w:tc>
-          <w:tcPr>
-            <w:tcW w:type="dxa" w:w="7589"/>
-            <w:tcBorders>
-              <w:top w:val="single" w:color="BFC7D1" w:sz="4"/>
-              <w:left w:val="single" w:color="BFC7D1" w:sz="4"/>
-              <w:bottom w:val="single" w:color="BFC7D1" w:sz="4"/>
-              <w:right w:val="single" w:color="BFC7D1" w:sz="4"/>
-            </w:tcBorders>
-            <w:shd w:fill="1F3A5F" w:color="auto" w:val="clear"/>
-            <w:tcMar>
-              <w:top w:type="dxa" w:w="60"/>
-              <w:left w:type="dxa" w:w="90"/>
-              <w:bottom w:type="dxa" w:w="60"/>
-              <w:right w:type="dxa" w:w="90"/>
-            </w:tcMar>
-          </w:tcPr>
-          <w:p>
-            <w:pPr>
-              <w:spacing w:after="0" w:line="252"/>
-            </w:pPr>
-            <w:r>
-              <w:rPr>
-                <w:b/>
-                <w:bCs/>
-                <w:color w:val="FFFFFF"/>
-                <w:sz w:val="18"/>
-                <w:szCs w:val="18"/>
-              </w:rPr>
-              <w:t xml:space="preserve">Settings</w:t>
-            </w:r>
-          </w:p>
-        </w:tc>
-      </w:tr>
-      <w:tr>
-        <w:trPr>
-          <w:cantSplit/>
-          <w:tblHeader w:val="false"/>
-        </w:trPr>
-        <w:tc>
-          <w:tcPr>
-            <w:tcW w:type="dxa" w:w="1771"/>
-            <w:tcBorders>
-              <w:top w:val="single" w:color="BFC7D1" w:sz="4"/>
-              <w:left w:val="single" w:color="BFC7D1" w:sz="4"/>
-              <w:bottom w:val="single" w:color="BFC7D1" w:sz="4"/>
-              <w:right w:val="single" w:color="BFC7D1" w:sz="4"/>
-            </w:tcBorders>
-            <w:tcMar>
-              <w:top w:type="dxa" w:w="60"/>
-              <w:left w:type="dxa" w:w="90"/>
-              <w:bottom w:type="dxa" w:w="60"/>
-              <w:right w:type="dxa" w:w="90"/>
-            </w:tcMar>
-          </w:tcPr>
-          <w:p>
-            <w:pPr>
-              <w:spacing w:after="0" w:line="252"/>
-            </w:pPr>
-            <w:r>
-              <w:rPr>
-                <w:sz w:val="18"/>
-                <w:szCs w:val="18"/>
-              </w:rPr>
-              <w:t xml:space="preserve">General</w:t>
-            </w:r>
-          </w:p>
-        </w:tc>
-        <w:tc>
-          <w:tcPr>
-            <w:tcW w:type="dxa" w:w="7589"/>
-            <w:tcBorders>
-              <w:top w:val="single" w:color="BFC7D1" w:sz="4"/>
-              <w:left w:val="single" w:color="BFC7D1" w:sz="4"/>
-              <w:bottom w:val="single" w:color="BFC7D1" w:sz="4"/>
-              <w:right w:val="single" w:color="BFC7D1" w:sz="4"/>
-            </w:tcBorders>
-            <w:tcMar>
-              <w:top w:type="dxa" w:w="60"/>
-              <w:left w:type="dxa" w:w="90"/>
-              <w:bottom w:type="dxa" w:w="60"/>
-              <w:right w:type="dxa" w:w="90"/>
-            </w:tcMar>
-          </w:tcPr>
-          <w:p>
-            <w:pPr>
-              <w:spacing w:after="0" w:line="252"/>
-            </w:pPr>
-            <w:r>
-              <w:rPr>
-                <w:sz w:val="18"/>
-                <w:szCs w:val="18"/>
-              </w:rPr>
-              <w:t xml:space="preserve">store name (shown in embeds, emails and receipts), log level</w:t>
-            </w:r>
-          </w:p>
-        </w:tc>
-      </w:tr>
-      <w:tr>
-        <w:trPr>
-          <w:cantSplit/>
-          <w:tblHeader w:val="false"/>
-        </w:trPr>
-        <w:tc>
-          <w:tcPr>
-            <w:tcW w:type="dxa" w:w="1771"/>
-            <w:tcBorders>
-              <w:top w:val="single" w:color="BFC7D1" w:sz="4"/>
-              <w:left w:val="single" w:color="BFC7D1" w:sz="4"/>
-              <w:bottom w:val="single" w:color="BFC7D1" w:sz="4"/>
-              <w:right w:val="single" w:color="BFC7D1" w:sz="4"/>
-            </w:tcBorders>
-            <w:tcMar>
-              <w:top w:type="dxa" w:w="60"/>
-              <w:left w:type="dxa" w:w="90"/>
-              <w:bottom w:type="dxa" w:w="60"/>
-              <w:right w:type="dxa" w:w="90"/>
-            </w:tcMar>
-          </w:tcPr>
-          <w:p>
-            <w:pPr>
-              <w:spacing w:after="0" w:line="252"/>
-            </w:pPr>
-            <w:r>
-              <w:rPr>
-                <w:sz w:val="18"/>
-                <w:szCs w:val="18"/>
-              </w:rPr>
-              <w:t xml:space="preserve">Store</w:t>
-            </w:r>
-          </w:p>
-        </w:tc>
-        <w:tc>
-          <w:tcPr>
-            <w:tcW w:type="dxa" w:w="7589"/>
-            <w:tcBorders>
-              <w:top w:val="single" w:color="BFC7D1" w:sz="4"/>
-              <w:left w:val="single" w:color="BFC7D1" w:sz="4"/>
-              <w:bottom w:val="single" w:color="BFC7D1" w:sz="4"/>
-              <w:right w:val="single" w:color="BFC7D1" w:sz="4"/>
-            </w:tcBorders>
-            <w:tcMar>
-              <w:top w:type="dxa" w:w="60"/>
-              <w:left w:type="dxa" w:w="90"/>
-              <w:bottom w:type="dxa" w:w="60"/>
-              <w:right w:type="dxa" w:w="90"/>
-            </w:tcMar>
-          </w:tcPr>
-          <w:p>
-            <w:pPr>
-              <w:spacing w:after="0" w:line="252"/>
-            </w:pPr>
-            <w:r>
-              <w:rPr>
-                <w:sz w:val="18"/>
-                <w:szCs w:val="18"/>
-              </w:rPr>
-              <w:t xml:space="preserve">base currency, receipt number prefix</w:t>
-            </w:r>
-          </w:p>
-        </w:tc>
-      </w:tr>
-      <w:tr>
-        <w:trPr>
-          <w:cantSplit/>
-          <w:tblHeader w:val="false"/>
-        </w:trPr>
-        <w:tc>
-          <w:tcPr>
-            <w:tcW w:type="dxa" w:w="1771"/>
-            <w:tcBorders>
-              <w:top w:val="single" w:color="BFC7D1" w:sz="4"/>
-              <w:left w:val="single" w:color="BFC7D1" w:sz="4"/>
-              <w:bottom w:val="single" w:color="BFC7D1" w:sz="4"/>
-              <w:right w:val="single" w:color="BFC7D1" w:sz="4"/>
-            </w:tcBorders>
-            <w:tcMar>
-              <w:top w:type="dxa" w:w="60"/>
-              <w:left w:type="dxa" w:w="90"/>
-              <w:bottom w:type="dxa" w:w="60"/>
-              <w:right w:type="dxa" w:w="90"/>
-            </w:tcMar>
-          </w:tcPr>
-          <w:p>
-            <w:pPr>
-              <w:spacing w:after="0" w:line="252"/>
-            </w:pPr>
-            <w:r>
-              <w:rPr>
-                <w:sz w:val="18"/>
-                <w:szCs w:val="18"/>
-              </w:rPr>
-              <w:t xml:space="preserve">Media</w:t>
-            </w:r>
-          </w:p>
-        </w:tc>
-        <w:tc>
-          <w:tcPr>
-            <w:tcW w:type="dxa" w:w="7589"/>
-            <w:tcBorders>
-              <w:top w:val="single" w:color="BFC7D1" w:sz="4"/>
-              <w:left w:val="single" w:color="BFC7D1" w:sz="4"/>
-              <w:bottom w:val="single" w:color="BFC7D1" w:sz="4"/>
-              <w:right w:val="single" w:color="BFC7D1" w:sz="4"/>
-            </w:tcBorders>
-            <w:tcMar>
-              <w:top w:type="dxa" w:w="60"/>
-              <w:left w:type="dxa" w:w="90"/>
-              <w:bottom w:type="dxa" w:w="60"/>
-              <w:right w:type="dxa" w:w="90"/>
-            </w:tcMar>
-          </w:tcPr>
-          <w:p>
-            <w:pPr>
-              <w:spacing w:after="0" w:line="252"/>
-            </w:pPr>
-            <w:r>
-              <w:rPr>
-                <w:sz w:val="18"/>
-                <w:szCs w:val="18"/>
-              </w:rPr>
-              <w:t xml:space="preserve">maximum upload size, path to ffmpeg</w:t>
-            </w:r>
-          </w:p>
-        </w:tc>
-      </w:tr>
-      <w:tr>
-        <w:trPr>
-          <w:cantSplit/>
-          <w:tblHeader w:val="false"/>
-        </w:trPr>
-        <w:tc>
-          <w:tcPr>
-            <w:tcW w:type="dxa" w:w="1771"/>
-            <w:tcBorders>
-              <w:top w:val="single" w:color="BFC7D1" w:sz="4"/>
-              <w:left w:val="single" w:color="BFC7D1" w:sz="4"/>
-              <w:bottom w:val="single" w:color="BFC7D1" w:sz="4"/>
-              <w:right w:val="single" w:color="BFC7D1" w:sz="4"/>
-            </w:tcBorders>
-            <w:tcMar>
-              <w:top w:type="dxa" w:w="60"/>
-              <w:left w:type="dxa" w:w="90"/>
-              <w:bottom w:type="dxa" w:w="60"/>
-              <w:right w:type="dxa" w:w="90"/>
-            </w:tcMar>
-          </w:tcPr>
-          <w:p>
-            <w:pPr>
-              <w:spacing w:after="0" w:line="252"/>
-            </w:pPr>
-            <w:r>
-              <w:rPr>
-                <w:sz w:val="18"/>
-                <w:szCs w:val="18"/>
-              </w:rPr>
-              <w:t xml:space="preserve">Players</w:t>
-            </w:r>
-          </w:p>
-        </w:tc>
-        <w:tc>
-          <w:tcPr>
-            <w:tcW w:type="dxa" w:w="7589"/>
-            <w:tcBorders>
-              <w:top w:val="single" w:color="BFC7D1" w:sz="4"/>
-              <w:left w:val="single" w:color="BFC7D1" w:sz="4"/>
-              <w:bottom w:val="single" w:color="BFC7D1" w:sz="4"/>
-              <w:right w:val="single" w:color="BFC7D1" w:sz="4"/>
-            </w:tcBorders>
-            <w:tcMar>
-              <w:top w:type="dxa" w:w="60"/>
-              <w:left w:type="dxa" w:w="90"/>
-              <w:bottom w:type="dxa" w:w="60"/>
-              <w:right w:type="dxa" w:w="90"/>
-            </w:tcMar>
-          </w:tcPr>
-          <w:p>
-            <w:pPr>
-              <w:spacing w:after="0" w:line="252"/>
-            </w:pPr>
-            <w:r>
-              <w:rPr>
-                <w:sz w:val="18"/>
-                <w:szCs w:val="18"/>
-              </w:rPr>
-              <w:t xml:space="preserve">default media player</w:t>
-            </w:r>
-          </w:p>
-        </w:tc>
-      </w:tr>
-      <w:tr>
-        <w:trPr>
-          <w:cantSplit/>
-          <w:tblHeader w:val="false"/>
-        </w:trPr>
-        <w:tc>
-          <w:tcPr>
-            <w:tcW w:type="dxa" w:w="1771"/>
-            <w:tcBorders>
-              <w:top w:val="single" w:color="BFC7D1" w:sz="4"/>
-              <w:left w:val="single" w:color="BFC7D1" w:sz="4"/>
-              <w:bottom w:val="single" w:color="BFC7D1" w:sz="4"/>
-              <w:right w:val="single" w:color="BFC7D1" w:sz="4"/>
-            </w:tcBorders>
-            <w:tcMar>
-              <w:top w:type="dxa" w:w="60"/>
-              <w:left w:type="dxa" w:w="90"/>
-              <w:bottom w:type="dxa" w:w="60"/>
-              <w:right w:type="dxa" w:w="90"/>
-            </w:tcMar>
-          </w:tcPr>
-          <w:p>
-            <w:pPr>
-              <w:spacing w:after="0" w:line="252"/>
-            </w:pPr>
-            <w:r>
-              <w:rPr>
-                <w:sz w:val="18"/>
-                <w:szCs w:val="18"/>
-              </w:rPr>
-              <w:t xml:space="preserve">Access control</w:t>
-            </w:r>
-          </w:p>
-        </w:tc>
-        <w:tc>
-          <w:tcPr>
-            <w:tcW w:type="dxa" w:w="7589"/>
-            <w:tcBorders>
-              <w:top w:val="single" w:color="BFC7D1" w:sz="4"/>
-              <w:left w:val="single" w:color="BFC7D1" w:sz="4"/>
-              <w:bottom w:val="single" w:color="BFC7D1" w:sz="4"/>
-              <w:right w:val="single" w:color="BFC7D1" w:sz="4"/>
-            </w:tcBorders>
-            <w:tcMar>
-              <w:top w:type="dxa" w:w="60"/>
-              <w:left w:type="dxa" w:w="90"/>
-              <w:bottom w:type="dxa" w:w="60"/>
-              <w:right w:type="dxa" w:w="90"/>
-            </w:tcMar>
-          </w:tcPr>
-          <w:p>
-            <w:pPr>
-              <w:spacing w:after="0" w:line="252"/>
-            </w:pPr>
-            <w:r>
-              <w:rPr>
-                <w:sz w:val="18"/>
-                <w:szCs w:val="18"/>
-              </w:rPr>
-              <w:t xml:space="preserve">signed URL lifetime, failed attempts before lockout, attempt window, lockout duration</w:t>
-            </w:r>
-          </w:p>
-        </w:tc>
-      </w:tr>
-      <w:tr>
-        <w:trPr>
-          <w:cantSplit/>
-          <w:tblHeader w:val="false"/>
-        </w:trPr>
-        <w:tc>
-          <w:tcPr>
-            <w:tcW w:type="dxa" w:w="1771"/>
-            <w:tcBorders>
-              <w:top w:val="single" w:color="BFC7D1" w:sz="4"/>
-              <w:left w:val="single" w:color="BFC7D1" w:sz="4"/>
-              <w:bottom w:val="single" w:color="BFC7D1" w:sz="4"/>
-              <w:right w:val="single" w:color="BFC7D1" w:sz="4"/>
-            </w:tcBorders>
-            <w:tcMar>
-              <w:top w:type="dxa" w:w="60"/>
-              <w:left w:type="dxa" w:w="90"/>
-              <w:bottom w:type="dxa" w:w="60"/>
-              <w:right w:type="dxa" w:w="90"/>
-            </w:tcMar>
-          </w:tcPr>
-          <w:p>
-            <w:pPr>
-              <w:spacing w:after="0" w:line="252"/>
-            </w:pPr>
-            <w:r>
-              <w:rPr>
-                <w:sz w:val="18"/>
-                <w:szCs w:val="18"/>
-              </w:rPr>
-              <w:t xml:space="preserve">Privacy</w:t>
-            </w:r>
-          </w:p>
-        </w:tc>
-        <w:tc>
-          <w:tcPr>
-            <w:tcW w:type="dxa" w:w="7589"/>
-            <w:tcBorders>
-              <w:top w:val="single" w:color="BFC7D1" w:sz="4"/>
-              <w:left w:val="single" w:color="BFC7D1" w:sz="4"/>
-              <w:bottom w:val="single" w:color="BFC7D1" w:sz="4"/>
-              <w:right w:val="single" w:color="BFC7D1" w:sz="4"/>
-            </w:tcBorders>
-            <w:tcMar>
-              <w:top w:type="dxa" w:w="60"/>
-              <w:left w:type="dxa" w:w="90"/>
-              <w:bottom w:type="dxa" w:w="60"/>
-              <w:right w:type="dxa" w:w="90"/>
-            </w:tcMar>
-          </w:tcPr>
-          <w:p>
-            <w:pPr>
-              <w:spacing w:after="0" w:line="252"/>
-            </w:pPr>
-            <w:r>
-              <w:rPr>
-                <w:sz w:val="18"/>
-                <w:szCs w:val="18"/>
-              </w:rPr>
-              <w:t xml:space="preserve">how many months to keep watermark sessions and audit entries</w:t>
-            </w:r>
-          </w:p>
-        </w:tc>
-      </w:tr>
-      <w:tr>
-        <w:trPr>
-          <w:cantSplit/>
-          <w:tblHeader w:val="false"/>
-        </w:trPr>
-        <w:tc>
-          <w:tcPr>
-            <w:tcW w:type="dxa" w:w="1771"/>
-            <w:tcBorders>
-              <w:top w:val="single" w:color="BFC7D1" w:sz="4"/>
-              <w:left w:val="single" w:color="BFC7D1" w:sz="4"/>
-              <w:bottom w:val="single" w:color="BFC7D1" w:sz="4"/>
-              <w:right w:val="single" w:color="BFC7D1" w:sz="4"/>
-            </w:tcBorders>
-            <w:tcMar>
-              <w:top w:type="dxa" w:w="60"/>
-              <w:left w:type="dxa" w:w="90"/>
-              <w:bottom w:type="dxa" w:w="60"/>
-              <w:right w:type="dxa" w:w="90"/>
-            </w:tcMar>
-          </w:tcPr>
-          <w:p>
-            <w:pPr>
-              <w:spacing w:after="0" w:line="252"/>
-            </w:pPr>
-            <w:r>
-              <w:rPr>
-                <w:sz w:val="18"/>
-                <w:szCs w:val="18"/>
-              </w:rPr>
-              <w:t xml:space="preserve">AI</w:t>
-            </w:r>
-          </w:p>
-        </w:tc>
-        <w:tc>
-          <w:tcPr>
-            <w:tcW w:type="dxa" w:w="7589"/>
-            <w:tcBorders>
-              <w:top w:val="single" w:color="BFC7D1" w:sz="4"/>
-              <w:left w:val="single" w:color="BFC7D1" w:sz="4"/>
-              <w:bottom w:val="single" w:color="BFC7D1" w:sz="4"/>
-              <w:right w:val="single" w:color="BFC7D1" w:sz="4"/>
-            </w:tcBorders>
-            <w:tcMar>
-              <w:top w:type="dxa" w:w="60"/>
-              <w:left w:type="dxa" w:w="90"/>
-              <w:bottom w:type="dxa" w:w="60"/>
-              <w:right w:type="dxa" w:w="90"/>
-            </w:tcMar>
-          </w:tcPr>
-          <w:p>
-            <w:pPr>
-              <w:spacing w:after="0" w:line="252"/>
-            </w:pPr>
-            <w:r>
-              <w:rPr>
-                <w:sz w:val="18"/>
-                <w:szCs w:val="18"/>
-              </w:rPr>
-              <w:t xml:space="preserve">Anthropic API key and Claude model for the Google Business Profile assistant</w:t>
-            </w:r>
-          </w:p>
-        </w:tc>
-      </w:tr>
-    </w:tbl>
-    <w:p>
-      <w:pPr>
-        <w:spacing w:after="120"/>
-      </w:pPr>
+        <w:t xml:space="preserve">The Joomla status page (mock-up)</w:t>
+      </w:r>
     </w:p>
     <w:p>
       <w:pPr>
         <w:spacing w:after="120" w:line="276"/>
       </w:pPr>
       <w:r>
-        <w:t xml:space="preserve">Secrets such as the API key are stored encrypted. The field shows only the last four characters after saving; leave it as it is to keep the stored value.</w:t>
+        <w:t xml:space="preserve">Both show whether the server is running, the store address, the local port, the data folder, the last error and the log tail, with buttons to start, restart and stop. The server is also checked and restarted automatically whenever the store is used.</w:t>
       </w:r>
     </w:p>
     <w:p>
@@ -1358,7 +817,7 @@
         <w:spacing w:after="120" w:before="360"/>
       </w:pPr>
       <w:r>
-        <w:t xml:space="preserve">6. Health</w:t>
+        <w:t xml:space="preserve">5. Connected site (Bridges)</w:t>
       </w:r>
     </w:p>
     <w:p>
@@ -1370,10 +829,10 @@
           <w:b/>
           <w:bCs/>
         </w:rPr>
-        <w:t xml:space="preserve">Health</w:t>
-      </w:r>
-      <w:r>
-        <w:t xml:space="preserve"> tells you whether the server is ready. Each row is green (ok), amber (warning: a feature is unavailable) or red (something must be fixed).</w:t>
+        <w:t xml:space="preserve">Bridges</w:t>
+      </w:r>
+      <w:r>
+        <w:t xml:space="preserve"> in the store admin lists the website the store runs in. The package registers it automatically with its address and a secret, and marks it as trusted for administrator sign-in. Nothing needs to be entered here for the normal single-site setup.</w:t>
       </w:r>
     </w:p>
     <w:p>
@@ -1442,7 +901,7 @@
           <w:sz w:val="18"/>
           <w:szCs w:val="18"/>
         </w:rPr>
-        <w:t xml:space="preserve">The Health page</w:t>
+        <w:t xml:space="preserve">The Bridges page showing the site registered by the package</w:t>
       </w:r>
     </w:p>
     <w:p>
@@ -1450,29 +909,7 @@
         <w:spacing w:after="120" w:line="276"/>
       </w:pPr>
       <w:r>
-        <w:t xml:space="preserve">The same report is available to scripts at </w:t>
-      </w:r>
-      <w:r>
-        <w:rPr>
-          <w:rFonts w:ascii="Consolas" w:cs="Consolas" w:eastAsia="Consolas" w:hAnsi="Consolas"/>
-          <w:sz w:val="19"/>
-          <w:szCs w:val="19"/>
-        </w:rPr>
-        <w:t xml:space="preserve">/api/v1/health</w:t>
-      </w:r>
-      <w:r>
-        <w:t xml:space="preserve"> and on the command line with </w:t>
-      </w:r>
-      <w:r>
-        <w:rPr>
-          <w:rFonts w:ascii="Consolas" w:cs="Consolas" w:eastAsia="Consolas" w:hAnsi="Consolas"/>
-          <w:sz w:val="19"/>
-          <w:szCs w:val="19"/>
-        </w:rPr>
-        <w:t xml:space="preserve">mms-server health</w:t>
-      </w:r>
-      <w:r>
-        <w:t xml:space="preserve">.</w:t>
+        <w:t xml:space="preserve">Advanced use: a second website (for example a WordPress site and a Joomla site sharing one store) can be added here; that site would then run the package in "connect only" mode, which is planned for a later release.</w:t>
       </w:r>
     </w:p>
     <w:p>
@@ -1483,7 +920,7 @@
         <w:spacing w:after="120" w:before="360"/>
       </w:pPr>
       <w:r>
-        <w:t xml:space="preserve">7. The store on your website</w:t>
+        <w:t xml:space="preserve">6. Settings</w:t>
       </w:r>
     </w:p>
     <w:p>
@@ -1491,7 +928,24 @@
         <w:spacing w:after="120" w:line="276"/>
       </w:pPr>
       <w:r>
-        <w:t xml:space="preserve">The showcase is the store front. It lists published products with a type badge, title, description and price, and offers two layouts.</w:t>
+        <w:rPr>
+          <w:b/>
+          <w:bCs/>
+        </w:rPr>
+        <w:t xml:space="preserve">Settings</w:t>
+      </w:r>
+      <w:r>
+        <w:t xml:space="preserve"> groups every runtime option. Change values and click </w:t>
+      </w:r>
+      <w:r>
+        <w:rPr>
+          <w:b/>
+          <w:bCs/>
+        </w:rPr>
+        <w:t xml:space="preserve">Save settings</w:t>
+      </w:r>
+      <w:r>
+        <w:t xml:space="preserve">. Invalid values are refused with a message and nothing is saved.</w:t>
       </w:r>
     </w:p>
     <w:p>
@@ -1560,7 +1014,583 @@
           <w:sz w:val="18"/>
           <w:szCs w:val="18"/>
         </w:rPr>
-        <w:t xml:space="preserve">The showcase in grid view</w:t>
+        <w:t xml:space="preserve">The settings page</w:t>
+      </w:r>
+    </w:p>
+    <w:tbl>
+      <w:tblPr>
+        <w:tblW w:type="dxa" w:w="9360"/>
+        <w:tblBorders>
+          <w:top w:val="single" w:color="auto" w:sz="4"/>
+          <w:left w:val="single" w:color="auto" w:sz="4"/>
+          <w:bottom w:val="single" w:color="auto" w:sz="4"/>
+          <w:right w:val="single" w:color="auto" w:sz="4"/>
+          <w:insideH w:val="single" w:color="auto" w:sz="4"/>
+          <w:insideV w:val="single" w:color="auto" w:sz="4"/>
+        </w:tblBorders>
+      </w:tblPr>
+      <w:tblGrid>
+        <w:gridCol w:w="1771"/>
+        <w:gridCol w:w="7589"/>
+      </w:tblGrid>
+      <w:tr>
+        <w:trPr>
+          <w:cantSplit/>
+          <w:tblHeader/>
+        </w:trPr>
+        <w:tc>
+          <w:tcPr>
+            <w:tcW w:type="dxa" w:w="1771"/>
+            <w:tcBorders>
+              <w:top w:val="single" w:color="BFC7D1" w:sz="4"/>
+              <w:left w:val="single" w:color="BFC7D1" w:sz="4"/>
+              <w:bottom w:val="single" w:color="BFC7D1" w:sz="4"/>
+              <w:right w:val="single" w:color="BFC7D1" w:sz="4"/>
+            </w:tcBorders>
+            <w:shd w:fill="1F3A5F" w:color="auto" w:val="clear"/>
+            <w:tcMar>
+              <w:top w:type="dxa" w:w="60"/>
+              <w:left w:type="dxa" w:w="90"/>
+              <w:bottom w:type="dxa" w:w="60"/>
+              <w:right w:type="dxa" w:w="90"/>
+            </w:tcMar>
+          </w:tcPr>
+          <w:p>
+            <w:pPr>
+              <w:spacing w:after="0" w:line="252"/>
+            </w:pPr>
+            <w:r>
+              <w:rPr>
+                <w:b/>
+                <w:bCs/>
+                <w:color w:val="FFFFFF"/>
+                <w:sz w:val="18"/>
+                <w:szCs w:val="18"/>
+              </w:rPr>
+              <w:t xml:space="preserve">Section</w:t>
+            </w:r>
+          </w:p>
+        </w:tc>
+        <w:tc>
+          <w:tcPr>
+            <w:tcW w:type="dxa" w:w="7589"/>
+            <w:tcBorders>
+              <w:top w:val="single" w:color="BFC7D1" w:sz="4"/>
+              <w:left w:val="single" w:color="BFC7D1" w:sz="4"/>
+              <w:bottom w:val="single" w:color="BFC7D1" w:sz="4"/>
+              <w:right w:val="single" w:color="BFC7D1" w:sz="4"/>
+            </w:tcBorders>
+            <w:shd w:fill="1F3A5F" w:color="auto" w:val="clear"/>
+            <w:tcMar>
+              <w:top w:type="dxa" w:w="60"/>
+              <w:left w:type="dxa" w:w="90"/>
+              <w:bottom w:type="dxa" w:w="60"/>
+              <w:right w:type="dxa" w:w="90"/>
+            </w:tcMar>
+          </w:tcPr>
+          <w:p>
+            <w:pPr>
+              <w:spacing w:after="0" w:line="252"/>
+            </w:pPr>
+            <w:r>
+              <w:rPr>
+                <w:b/>
+                <w:bCs/>
+                <w:color w:val="FFFFFF"/>
+                <w:sz w:val="18"/>
+                <w:szCs w:val="18"/>
+              </w:rPr>
+              <w:t xml:space="preserve">Settings</w:t>
+            </w:r>
+          </w:p>
+        </w:tc>
+      </w:tr>
+      <w:tr>
+        <w:trPr>
+          <w:cantSplit/>
+          <w:tblHeader w:val="false"/>
+        </w:trPr>
+        <w:tc>
+          <w:tcPr>
+            <w:tcW w:type="dxa" w:w="1771"/>
+            <w:tcBorders>
+              <w:top w:val="single" w:color="BFC7D1" w:sz="4"/>
+              <w:left w:val="single" w:color="BFC7D1" w:sz="4"/>
+              <w:bottom w:val="single" w:color="BFC7D1" w:sz="4"/>
+              <w:right w:val="single" w:color="BFC7D1" w:sz="4"/>
+            </w:tcBorders>
+            <w:tcMar>
+              <w:top w:type="dxa" w:w="60"/>
+              <w:left w:type="dxa" w:w="90"/>
+              <w:bottom w:type="dxa" w:w="60"/>
+              <w:right w:type="dxa" w:w="90"/>
+            </w:tcMar>
+          </w:tcPr>
+          <w:p>
+            <w:pPr>
+              <w:spacing w:after="0" w:line="252"/>
+            </w:pPr>
+            <w:r>
+              <w:rPr>
+                <w:sz w:val="18"/>
+                <w:szCs w:val="18"/>
+              </w:rPr>
+              <w:t xml:space="preserve">General</w:t>
+            </w:r>
+          </w:p>
+        </w:tc>
+        <w:tc>
+          <w:tcPr>
+            <w:tcW w:type="dxa" w:w="7589"/>
+            <w:tcBorders>
+              <w:top w:val="single" w:color="BFC7D1" w:sz="4"/>
+              <w:left w:val="single" w:color="BFC7D1" w:sz="4"/>
+              <w:bottom w:val="single" w:color="BFC7D1" w:sz="4"/>
+              <w:right w:val="single" w:color="BFC7D1" w:sz="4"/>
+            </w:tcBorders>
+            <w:tcMar>
+              <w:top w:type="dxa" w:w="60"/>
+              <w:left w:type="dxa" w:w="90"/>
+              <w:bottom w:type="dxa" w:w="60"/>
+              <w:right w:type="dxa" w:w="90"/>
+            </w:tcMar>
+          </w:tcPr>
+          <w:p>
+            <w:pPr>
+              <w:spacing w:after="0" w:line="252"/>
+            </w:pPr>
+            <w:r>
+              <w:rPr>
+                <w:sz w:val="18"/>
+                <w:szCs w:val="18"/>
+              </w:rPr>
+              <w:t xml:space="preserve">store name (shown in embeds, emails and receipts), log level</w:t>
+            </w:r>
+          </w:p>
+        </w:tc>
+      </w:tr>
+      <w:tr>
+        <w:trPr>
+          <w:cantSplit/>
+          <w:tblHeader w:val="false"/>
+        </w:trPr>
+        <w:tc>
+          <w:tcPr>
+            <w:tcW w:type="dxa" w:w="1771"/>
+            <w:tcBorders>
+              <w:top w:val="single" w:color="BFC7D1" w:sz="4"/>
+              <w:left w:val="single" w:color="BFC7D1" w:sz="4"/>
+              <w:bottom w:val="single" w:color="BFC7D1" w:sz="4"/>
+              <w:right w:val="single" w:color="BFC7D1" w:sz="4"/>
+            </w:tcBorders>
+            <w:tcMar>
+              <w:top w:type="dxa" w:w="60"/>
+              <w:left w:type="dxa" w:w="90"/>
+              <w:bottom w:type="dxa" w:w="60"/>
+              <w:right w:type="dxa" w:w="90"/>
+            </w:tcMar>
+          </w:tcPr>
+          <w:p>
+            <w:pPr>
+              <w:spacing w:after="0" w:line="252"/>
+            </w:pPr>
+            <w:r>
+              <w:rPr>
+                <w:sz w:val="18"/>
+                <w:szCs w:val="18"/>
+              </w:rPr>
+              <w:t xml:space="preserve">Store</w:t>
+            </w:r>
+          </w:p>
+        </w:tc>
+        <w:tc>
+          <w:tcPr>
+            <w:tcW w:type="dxa" w:w="7589"/>
+            <w:tcBorders>
+              <w:top w:val="single" w:color="BFC7D1" w:sz="4"/>
+              <w:left w:val="single" w:color="BFC7D1" w:sz="4"/>
+              <w:bottom w:val="single" w:color="BFC7D1" w:sz="4"/>
+              <w:right w:val="single" w:color="BFC7D1" w:sz="4"/>
+            </w:tcBorders>
+            <w:tcMar>
+              <w:top w:type="dxa" w:w="60"/>
+              <w:left w:type="dxa" w:w="90"/>
+              <w:bottom w:type="dxa" w:w="60"/>
+              <w:right w:type="dxa" w:w="90"/>
+            </w:tcMar>
+          </w:tcPr>
+          <w:p>
+            <w:pPr>
+              <w:spacing w:after="0" w:line="252"/>
+            </w:pPr>
+            <w:r>
+              <w:rPr>
+                <w:sz w:val="18"/>
+                <w:szCs w:val="18"/>
+              </w:rPr>
+              <w:t xml:space="preserve">base currency, receipt number prefix</w:t>
+            </w:r>
+          </w:p>
+        </w:tc>
+      </w:tr>
+      <w:tr>
+        <w:trPr>
+          <w:cantSplit/>
+          <w:tblHeader w:val="false"/>
+        </w:trPr>
+        <w:tc>
+          <w:tcPr>
+            <w:tcW w:type="dxa" w:w="1771"/>
+            <w:tcBorders>
+              <w:top w:val="single" w:color="BFC7D1" w:sz="4"/>
+              <w:left w:val="single" w:color="BFC7D1" w:sz="4"/>
+              <w:bottom w:val="single" w:color="BFC7D1" w:sz="4"/>
+              <w:right w:val="single" w:color="BFC7D1" w:sz="4"/>
+            </w:tcBorders>
+            <w:tcMar>
+              <w:top w:type="dxa" w:w="60"/>
+              <w:left w:type="dxa" w:w="90"/>
+              <w:bottom w:type="dxa" w:w="60"/>
+              <w:right w:type="dxa" w:w="90"/>
+            </w:tcMar>
+          </w:tcPr>
+          <w:p>
+            <w:pPr>
+              <w:spacing w:after="0" w:line="252"/>
+            </w:pPr>
+            <w:r>
+              <w:rPr>
+                <w:sz w:val="18"/>
+                <w:szCs w:val="18"/>
+              </w:rPr>
+              <w:t xml:space="preserve">Media</w:t>
+            </w:r>
+          </w:p>
+        </w:tc>
+        <w:tc>
+          <w:tcPr>
+            <w:tcW w:type="dxa" w:w="7589"/>
+            <w:tcBorders>
+              <w:top w:val="single" w:color="BFC7D1" w:sz="4"/>
+              <w:left w:val="single" w:color="BFC7D1" w:sz="4"/>
+              <w:bottom w:val="single" w:color="BFC7D1" w:sz="4"/>
+              <w:right w:val="single" w:color="BFC7D1" w:sz="4"/>
+            </w:tcBorders>
+            <w:tcMar>
+              <w:top w:type="dxa" w:w="60"/>
+              <w:left w:type="dxa" w:w="90"/>
+              <w:bottom w:type="dxa" w:w="60"/>
+              <w:right w:type="dxa" w:w="90"/>
+            </w:tcMar>
+          </w:tcPr>
+          <w:p>
+            <w:pPr>
+              <w:spacing w:after="0" w:line="252"/>
+            </w:pPr>
+            <w:r>
+              <w:rPr>
+                <w:sz w:val="18"/>
+                <w:szCs w:val="18"/>
+              </w:rPr>
+              <w:t xml:space="preserve">maximum upload size, path to ffmpeg</w:t>
+            </w:r>
+          </w:p>
+        </w:tc>
+      </w:tr>
+      <w:tr>
+        <w:trPr>
+          <w:cantSplit/>
+          <w:tblHeader w:val="false"/>
+        </w:trPr>
+        <w:tc>
+          <w:tcPr>
+            <w:tcW w:type="dxa" w:w="1771"/>
+            <w:tcBorders>
+              <w:top w:val="single" w:color="BFC7D1" w:sz="4"/>
+              <w:left w:val="single" w:color="BFC7D1" w:sz="4"/>
+              <w:bottom w:val="single" w:color="BFC7D1" w:sz="4"/>
+              <w:right w:val="single" w:color="BFC7D1" w:sz="4"/>
+            </w:tcBorders>
+            <w:tcMar>
+              <w:top w:type="dxa" w:w="60"/>
+              <w:left w:type="dxa" w:w="90"/>
+              <w:bottom w:type="dxa" w:w="60"/>
+              <w:right w:type="dxa" w:w="90"/>
+            </w:tcMar>
+          </w:tcPr>
+          <w:p>
+            <w:pPr>
+              <w:spacing w:after="0" w:line="252"/>
+            </w:pPr>
+            <w:r>
+              <w:rPr>
+                <w:sz w:val="18"/>
+                <w:szCs w:val="18"/>
+              </w:rPr>
+              <w:t xml:space="preserve">Players</w:t>
+            </w:r>
+          </w:p>
+        </w:tc>
+        <w:tc>
+          <w:tcPr>
+            <w:tcW w:type="dxa" w:w="7589"/>
+            <w:tcBorders>
+              <w:top w:val="single" w:color="BFC7D1" w:sz="4"/>
+              <w:left w:val="single" w:color="BFC7D1" w:sz="4"/>
+              <w:bottom w:val="single" w:color="BFC7D1" w:sz="4"/>
+              <w:right w:val="single" w:color="BFC7D1" w:sz="4"/>
+            </w:tcBorders>
+            <w:tcMar>
+              <w:top w:type="dxa" w:w="60"/>
+              <w:left w:type="dxa" w:w="90"/>
+              <w:bottom w:type="dxa" w:w="60"/>
+              <w:right w:type="dxa" w:w="90"/>
+            </w:tcMar>
+          </w:tcPr>
+          <w:p>
+            <w:pPr>
+              <w:spacing w:after="0" w:line="252"/>
+            </w:pPr>
+            <w:r>
+              <w:rPr>
+                <w:sz w:val="18"/>
+                <w:szCs w:val="18"/>
+              </w:rPr>
+              <w:t xml:space="preserve">default media player</w:t>
+            </w:r>
+          </w:p>
+        </w:tc>
+      </w:tr>
+      <w:tr>
+        <w:trPr>
+          <w:cantSplit/>
+          <w:tblHeader w:val="false"/>
+        </w:trPr>
+        <w:tc>
+          <w:tcPr>
+            <w:tcW w:type="dxa" w:w="1771"/>
+            <w:tcBorders>
+              <w:top w:val="single" w:color="BFC7D1" w:sz="4"/>
+              <w:left w:val="single" w:color="BFC7D1" w:sz="4"/>
+              <w:bottom w:val="single" w:color="BFC7D1" w:sz="4"/>
+              <w:right w:val="single" w:color="BFC7D1" w:sz="4"/>
+            </w:tcBorders>
+            <w:tcMar>
+              <w:top w:type="dxa" w:w="60"/>
+              <w:left w:type="dxa" w:w="90"/>
+              <w:bottom w:type="dxa" w:w="60"/>
+              <w:right w:type="dxa" w:w="90"/>
+            </w:tcMar>
+          </w:tcPr>
+          <w:p>
+            <w:pPr>
+              <w:spacing w:after="0" w:line="252"/>
+            </w:pPr>
+            <w:r>
+              <w:rPr>
+                <w:sz w:val="18"/>
+                <w:szCs w:val="18"/>
+              </w:rPr>
+              <w:t xml:space="preserve">Access control</w:t>
+            </w:r>
+          </w:p>
+        </w:tc>
+        <w:tc>
+          <w:tcPr>
+            <w:tcW w:type="dxa" w:w="7589"/>
+            <w:tcBorders>
+              <w:top w:val="single" w:color="BFC7D1" w:sz="4"/>
+              <w:left w:val="single" w:color="BFC7D1" w:sz="4"/>
+              <w:bottom w:val="single" w:color="BFC7D1" w:sz="4"/>
+              <w:right w:val="single" w:color="BFC7D1" w:sz="4"/>
+            </w:tcBorders>
+            <w:tcMar>
+              <w:top w:type="dxa" w:w="60"/>
+              <w:left w:type="dxa" w:w="90"/>
+              <w:bottom w:type="dxa" w:w="60"/>
+              <w:right w:type="dxa" w:w="90"/>
+            </w:tcMar>
+          </w:tcPr>
+          <w:p>
+            <w:pPr>
+              <w:spacing w:after="0" w:line="252"/>
+            </w:pPr>
+            <w:r>
+              <w:rPr>
+                <w:sz w:val="18"/>
+                <w:szCs w:val="18"/>
+              </w:rPr>
+              <w:t xml:space="preserve">signed URL lifetime, failed attempts before lockout, attempt window, lockout duration</w:t>
+            </w:r>
+          </w:p>
+        </w:tc>
+      </w:tr>
+      <w:tr>
+        <w:trPr>
+          <w:cantSplit/>
+          <w:tblHeader w:val="false"/>
+        </w:trPr>
+        <w:tc>
+          <w:tcPr>
+            <w:tcW w:type="dxa" w:w="1771"/>
+            <w:tcBorders>
+              <w:top w:val="single" w:color="BFC7D1" w:sz="4"/>
+              <w:left w:val="single" w:color="BFC7D1" w:sz="4"/>
+              <w:bottom w:val="single" w:color="BFC7D1" w:sz="4"/>
+              <w:right w:val="single" w:color="BFC7D1" w:sz="4"/>
+            </w:tcBorders>
+            <w:tcMar>
+              <w:top w:type="dxa" w:w="60"/>
+              <w:left w:type="dxa" w:w="90"/>
+              <w:bottom w:type="dxa" w:w="60"/>
+              <w:right w:type="dxa" w:w="90"/>
+            </w:tcMar>
+          </w:tcPr>
+          <w:p>
+            <w:pPr>
+              <w:spacing w:after="0" w:line="252"/>
+            </w:pPr>
+            <w:r>
+              <w:rPr>
+                <w:sz w:val="18"/>
+                <w:szCs w:val="18"/>
+              </w:rPr>
+              <w:t xml:space="preserve">Privacy</w:t>
+            </w:r>
+          </w:p>
+        </w:tc>
+        <w:tc>
+          <w:tcPr>
+            <w:tcW w:type="dxa" w:w="7589"/>
+            <w:tcBorders>
+              <w:top w:val="single" w:color="BFC7D1" w:sz="4"/>
+              <w:left w:val="single" w:color="BFC7D1" w:sz="4"/>
+              <w:bottom w:val="single" w:color="BFC7D1" w:sz="4"/>
+              <w:right w:val="single" w:color="BFC7D1" w:sz="4"/>
+            </w:tcBorders>
+            <w:tcMar>
+              <w:top w:type="dxa" w:w="60"/>
+              <w:left w:type="dxa" w:w="90"/>
+              <w:bottom w:type="dxa" w:w="60"/>
+              <w:right w:type="dxa" w:w="90"/>
+            </w:tcMar>
+          </w:tcPr>
+          <w:p>
+            <w:pPr>
+              <w:spacing w:after="0" w:line="252"/>
+            </w:pPr>
+            <w:r>
+              <w:rPr>
+                <w:sz w:val="18"/>
+                <w:szCs w:val="18"/>
+              </w:rPr>
+              <w:t xml:space="preserve">how many months to keep watermark sessions and audit entries</w:t>
+            </w:r>
+          </w:p>
+        </w:tc>
+      </w:tr>
+      <w:tr>
+        <w:trPr>
+          <w:cantSplit/>
+          <w:tblHeader w:val="false"/>
+        </w:trPr>
+        <w:tc>
+          <w:tcPr>
+            <w:tcW w:type="dxa" w:w="1771"/>
+            <w:tcBorders>
+              <w:top w:val="single" w:color="BFC7D1" w:sz="4"/>
+              <w:left w:val="single" w:color="BFC7D1" w:sz="4"/>
+              <w:bottom w:val="single" w:color="BFC7D1" w:sz="4"/>
+              <w:right w:val="single" w:color="BFC7D1" w:sz="4"/>
+            </w:tcBorders>
+            <w:tcMar>
+              <w:top w:type="dxa" w:w="60"/>
+              <w:left w:type="dxa" w:w="90"/>
+              <w:bottom w:type="dxa" w:w="60"/>
+              <w:right w:type="dxa" w:w="90"/>
+            </w:tcMar>
+          </w:tcPr>
+          <w:p>
+            <w:pPr>
+              <w:spacing w:after="0" w:line="252"/>
+            </w:pPr>
+            <w:r>
+              <w:rPr>
+                <w:sz w:val="18"/>
+                <w:szCs w:val="18"/>
+              </w:rPr>
+              <w:t xml:space="preserve">AI</w:t>
+            </w:r>
+          </w:p>
+        </w:tc>
+        <w:tc>
+          <w:tcPr>
+            <w:tcW w:type="dxa" w:w="7589"/>
+            <w:tcBorders>
+              <w:top w:val="single" w:color="BFC7D1" w:sz="4"/>
+              <w:left w:val="single" w:color="BFC7D1" w:sz="4"/>
+              <w:bottom w:val="single" w:color="BFC7D1" w:sz="4"/>
+              <w:right w:val="single" w:color="BFC7D1" w:sz="4"/>
+            </w:tcBorders>
+            <w:tcMar>
+              <w:top w:type="dxa" w:w="60"/>
+              <w:left w:type="dxa" w:w="90"/>
+              <w:bottom w:type="dxa" w:w="60"/>
+              <w:right w:type="dxa" w:w="90"/>
+            </w:tcMar>
+          </w:tcPr>
+          <w:p>
+            <w:pPr>
+              <w:spacing w:after="0" w:line="252"/>
+            </w:pPr>
+            <w:r>
+              <w:rPr>
+                <w:sz w:val="18"/>
+                <w:szCs w:val="18"/>
+              </w:rPr>
+              <w:t xml:space="preserve">Anthropic API key and Claude model for the Google Business Profile assistant</w:t>
+            </w:r>
+          </w:p>
+        </w:tc>
+      </w:tr>
+    </w:tbl>
+    <w:p>
+      <w:pPr>
+        <w:spacing w:after="120"/>
+      </w:pPr>
+    </w:p>
+    <w:p>
+      <w:pPr>
+        <w:spacing w:after="120" w:line="276"/>
+      </w:pPr>
+      <w:r>
+        <w:t xml:space="preserve">Secrets such as the API key are stored encrypted. The field shows only the last four characters after saving; leave it as it is to keep the stored value.</w:t>
+      </w:r>
+    </w:p>
+    <w:p>
+      <w:pPr>
+        <w:pStyle w:val="Heading1"/>
+        <w:keepNext/>
+        <w:pageBreakBefore/>
+        <w:spacing w:after="120" w:before="360"/>
+      </w:pPr>
+      <w:r>
+        <w:t xml:space="preserve">7. Health</w:t>
+      </w:r>
+    </w:p>
+    <w:p>
+      <w:pPr>
+        <w:spacing w:after="120" w:line="276"/>
+      </w:pPr>
+      <w:r>
+        <w:rPr>
+          <w:b/>
+          <w:bCs/>
+        </w:rPr>
+        <w:t xml:space="preserve">Health</w:t>
+      </w:r>
+      <w:r>
+        <w:t xml:space="preserve"> tells you whether the store is ready. Each row is green (ok), amber (warning: a feature is unavailable) or red (something must be fixed).</w:t>
       </w:r>
     </w:p>
     <w:p>
@@ -1629,7 +1659,611 @@
           <w:sz w:val="18"/>
           <w:szCs w:val="18"/>
         </w:rPr>
-        <w:t xml:space="preserve">The showcase in list view</w:t>
+        <w:t xml:space="preserve">The Health page</w:t>
+      </w:r>
+    </w:p>
+    <w:tbl>
+      <w:tblPr>
+        <w:tblW w:type="dxa" w:w="9360"/>
+        <w:tblBorders>
+          <w:top w:val="single" w:color="auto" w:sz="4"/>
+          <w:left w:val="single" w:color="auto" w:sz="4"/>
+          <w:bottom w:val="single" w:color="auto" w:sz="4"/>
+          <w:right w:val="single" w:color="auto" w:sz="4"/>
+          <w:insideH w:val="single" w:color="auto" w:sz="4"/>
+          <w:insideV w:val="single" w:color="auto" w:sz="4"/>
+        </w:tblBorders>
+      </w:tblPr>
+      <w:tblGrid>
+        <w:gridCol w:w="2321"/>
+        <w:gridCol w:w="2546"/>
+        <w:gridCol w:w="4493"/>
+      </w:tblGrid>
+      <w:tr>
+        <w:trPr>
+          <w:cantSplit/>
+          <w:tblHeader/>
+        </w:trPr>
+        <w:tc>
+          <w:tcPr>
+            <w:tcW w:type="dxa" w:w="2321"/>
+            <w:tcBorders>
+              <w:top w:val="single" w:color="BFC7D1" w:sz="4"/>
+              <w:left w:val="single" w:color="BFC7D1" w:sz="4"/>
+              <w:bottom w:val="single" w:color="BFC7D1" w:sz="4"/>
+              <w:right w:val="single" w:color="BFC7D1" w:sz="4"/>
+            </w:tcBorders>
+            <w:shd w:fill="1F3A5F" w:color="auto" w:val="clear"/>
+            <w:tcMar>
+              <w:top w:type="dxa" w:w="60"/>
+              <w:left w:type="dxa" w:w="90"/>
+              <w:bottom w:type="dxa" w:w="60"/>
+              <w:right w:type="dxa" w:w="90"/>
+            </w:tcMar>
+          </w:tcPr>
+          <w:p>
+            <w:pPr>
+              <w:spacing w:after="0" w:line="252"/>
+            </w:pPr>
+            <w:r>
+              <w:rPr>
+                <w:b/>
+                <w:bCs/>
+                <w:color w:val="FFFFFF"/>
+                <w:sz w:val="18"/>
+                <w:szCs w:val="18"/>
+              </w:rPr>
+              <w:t xml:space="preserve">Row</w:t>
+            </w:r>
+          </w:p>
+        </w:tc>
+        <w:tc>
+          <w:tcPr>
+            <w:tcW w:type="dxa" w:w="2546"/>
+            <w:tcBorders>
+              <w:top w:val="single" w:color="BFC7D1" w:sz="4"/>
+              <w:left w:val="single" w:color="BFC7D1" w:sz="4"/>
+              <w:bottom w:val="single" w:color="BFC7D1" w:sz="4"/>
+              <w:right w:val="single" w:color="BFC7D1" w:sz="4"/>
+            </w:tcBorders>
+            <w:shd w:fill="1F3A5F" w:color="auto" w:val="clear"/>
+            <w:tcMar>
+              <w:top w:type="dxa" w:w="60"/>
+              <w:left w:type="dxa" w:w="90"/>
+              <w:bottom w:type="dxa" w:w="60"/>
+              <w:right w:type="dxa" w:w="90"/>
+            </w:tcMar>
+          </w:tcPr>
+          <w:p>
+            <w:pPr>
+              <w:spacing w:after="0" w:line="252"/>
+            </w:pPr>
+            <w:r>
+              <w:rPr>
+                <w:b/>
+                <w:bCs/>
+                <w:color w:val="FFFFFF"/>
+                <w:sz w:val="18"/>
+                <w:szCs w:val="18"/>
+              </w:rPr>
+              <w:t xml:space="preserve">What it checks</w:t>
+            </w:r>
+          </w:p>
+        </w:tc>
+        <w:tc>
+          <w:tcPr>
+            <w:tcW w:type="dxa" w:w="4493"/>
+            <w:tcBorders>
+              <w:top w:val="single" w:color="BFC7D1" w:sz="4"/>
+              <w:left w:val="single" w:color="BFC7D1" w:sz="4"/>
+              <w:bottom w:val="single" w:color="BFC7D1" w:sz="4"/>
+              <w:right w:val="single" w:color="BFC7D1" w:sz="4"/>
+            </w:tcBorders>
+            <w:shd w:fill="1F3A5F" w:color="auto" w:val="clear"/>
+            <w:tcMar>
+              <w:top w:type="dxa" w:w="60"/>
+              <w:left w:type="dxa" w:w="90"/>
+              <w:bottom w:type="dxa" w:w="60"/>
+              <w:right w:type="dxa" w:w="90"/>
+            </w:tcMar>
+          </w:tcPr>
+          <w:p>
+            <w:pPr>
+              <w:spacing w:after="0" w:line="252"/>
+            </w:pPr>
+            <w:r>
+              <w:rPr>
+                <w:b/>
+                <w:bCs/>
+                <w:color w:val="FFFFFF"/>
+                <w:sz w:val="18"/>
+                <w:szCs w:val="18"/>
+              </w:rPr>
+              <w:t xml:space="preserve">If it is not green</w:t>
+            </w:r>
+          </w:p>
+        </w:tc>
+      </w:tr>
+      <w:tr>
+        <w:trPr>
+          <w:cantSplit/>
+          <w:tblHeader w:val="false"/>
+        </w:trPr>
+        <w:tc>
+          <w:tcPr>
+            <w:tcW w:type="dxa" w:w="2321"/>
+            <w:tcBorders>
+              <w:top w:val="single" w:color="BFC7D1" w:sz="4"/>
+              <w:left w:val="single" w:color="BFC7D1" w:sz="4"/>
+              <w:bottom w:val="single" w:color="BFC7D1" w:sz="4"/>
+              <w:right w:val="single" w:color="BFC7D1" w:sz="4"/>
+            </w:tcBorders>
+            <w:tcMar>
+              <w:top w:type="dxa" w:w="60"/>
+              <w:left w:type="dxa" w:w="90"/>
+              <w:bottom w:type="dxa" w:w="60"/>
+              <w:right w:type="dxa" w:w="90"/>
+            </w:tcMar>
+          </w:tcPr>
+          <w:p>
+            <w:pPr>
+              <w:spacing w:after="0" w:line="252"/>
+            </w:pPr>
+            <w:r>
+              <w:rPr>
+                <w:sz w:val="18"/>
+                <w:szCs w:val="18"/>
+              </w:rPr>
+              <w:t xml:space="preserve">database</w:t>
+            </w:r>
+          </w:p>
+        </w:tc>
+        <w:tc>
+          <w:tcPr>
+            <w:tcW w:type="dxa" w:w="2546"/>
+            <w:tcBorders>
+              <w:top w:val="single" w:color="BFC7D1" w:sz="4"/>
+              <w:left w:val="single" w:color="BFC7D1" w:sz="4"/>
+              <w:bottom w:val="single" w:color="BFC7D1" w:sz="4"/>
+              <w:right w:val="single" w:color="BFC7D1" w:sz="4"/>
+            </w:tcBorders>
+            <w:tcMar>
+              <w:top w:type="dxa" w:w="60"/>
+              <w:left w:type="dxa" w:w="90"/>
+              <w:bottom w:type="dxa" w:w="60"/>
+              <w:right w:type="dxa" w:w="90"/>
+            </w:tcMar>
+          </w:tcPr>
+          <w:p>
+            <w:pPr>
+              <w:spacing w:after="0" w:line="252"/>
+            </w:pPr>
+            <w:r>
+              <w:rPr>
+                <w:sz w:val="18"/>
+                <w:szCs w:val="18"/>
+              </w:rPr>
+              <w:t xml:space="preserve">the store database opens</w:t>
+            </w:r>
+          </w:p>
+        </w:tc>
+        <w:tc>
+          <w:tcPr>
+            <w:tcW w:type="dxa" w:w="4493"/>
+            <w:tcBorders>
+              <w:top w:val="single" w:color="BFC7D1" w:sz="4"/>
+              <w:left w:val="single" w:color="BFC7D1" w:sz="4"/>
+              <w:bottom w:val="single" w:color="BFC7D1" w:sz="4"/>
+              <w:right w:val="single" w:color="BFC7D1" w:sz="4"/>
+            </w:tcBorders>
+            <w:tcMar>
+              <w:top w:type="dxa" w:w="60"/>
+              <w:left w:type="dxa" w:w="90"/>
+              <w:bottom w:type="dxa" w:w="60"/>
+              <w:right w:type="dxa" w:w="90"/>
+            </w:tcMar>
+          </w:tcPr>
+          <w:p>
+            <w:pPr>
+              <w:spacing w:after="0" w:line="252"/>
+            </w:pPr>
+            <w:r>
+              <w:rPr>
+                <w:sz w:val="18"/>
+                <w:szCs w:val="18"/>
+              </w:rPr>
+              <w:t xml:space="preserve">check the data folder is writable by the web user</w:t>
+            </w:r>
+          </w:p>
+        </w:tc>
+      </w:tr>
+      <w:tr>
+        <w:trPr>
+          <w:cantSplit/>
+          <w:tblHeader w:val="false"/>
+        </w:trPr>
+        <w:tc>
+          <w:tcPr>
+            <w:tcW w:type="dxa" w:w="2321"/>
+            <w:tcBorders>
+              <w:top w:val="single" w:color="BFC7D1" w:sz="4"/>
+              <w:left w:val="single" w:color="BFC7D1" w:sz="4"/>
+              <w:bottom w:val="single" w:color="BFC7D1" w:sz="4"/>
+              <w:right w:val="single" w:color="BFC7D1" w:sz="4"/>
+            </w:tcBorders>
+            <w:tcMar>
+              <w:top w:type="dxa" w:w="60"/>
+              <w:left w:type="dxa" w:w="90"/>
+              <w:bottom w:type="dxa" w:w="60"/>
+              <w:right w:type="dxa" w:w="90"/>
+            </w:tcMar>
+          </w:tcPr>
+          <w:p>
+            <w:pPr>
+              <w:spacing w:after="0" w:line="252"/>
+            </w:pPr>
+            <w:r>
+              <w:rPr>
+                <w:sz w:val="18"/>
+                <w:szCs w:val="18"/>
+              </w:rPr>
+              <w:t xml:space="preserve">migrations</w:t>
+            </w:r>
+          </w:p>
+        </w:tc>
+        <w:tc>
+          <w:tcPr>
+            <w:tcW w:type="dxa" w:w="2546"/>
+            <w:tcBorders>
+              <w:top w:val="single" w:color="BFC7D1" w:sz="4"/>
+              <w:left w:val="single" w:color="BFC7D1" w:sz="4"/>
+              <w:bottom w:val="single" w:color="BFC7D1" w:sz="4"/>
+              <w:right w:val="single" w:color="BFC7D1" w:sz="4"/>
+            </w:tcBorders>
+            <w:tcMar>
+              <w:top w:type="dxa" w:w="60"/>
+              <w:left w:type="dxa" w:w="90"/>
+              <w:bottom w:type="dxa" w:w="60"/>
+              <w:right w:type="dxa" w:w="90"/>
+            </w:tcMar>
+          </w:tcPr>
+          <w:p>
+            <w:pPr>
+              <w:spacing w:after="0" w:line="252"/>
+            </w:pPr>
+            <w:r>
+              <w:rPr>
+                <w:sz w:val="18"/>
+                <w:szCs w:val="18"/>
+              </w:rPr>
+              <w:t xml:space="preserve">every schema update is applied</w:t>
+            </w:r>
+          </w:p>
+        </w:tc>
+        <w:tc>
+          <w:tcPr>
+            <w:tcW w:type="dxa" w:w="4493"/>
+            <w:tcBorders>
+              <w:top w:val="single" w:color="BFC7D1" w:sz="4"/>
+              <w:left w:val="single" w:color="BFC7D1" w:sz="4"/>
+              <w:bottom w:val="single" w:color="BFC7D1" w:sz="4"/>
+              <w:right w:val="single" w:color="BFC7D1" w:sz="4"/>
+            </w:tcBorders>
+            <w:tcMar>
+              <w:top w:type="dxa" w:w="60"/>
+              <w:left w:type="dxa" w:w="90"/>
+              <w:bottom w:type="dxa" w:w="60"/>
+              <w:right w:type="dxa" w:w="90"/>
+            </w:tcMar>
+          </w:tcPr>
+          <w:p>
+            <w:pPr>
+              <w:spacing w:after="0" w:line="252"/>
+            </w:pPr>
+            <w:r>
+              <w:rPr>
+                <w:sz w:val="18"/>
+                <w:szCs w:val="18"/>
+              </w:rPr>
+              <w:t xml:space="preserve">restart the server from the status page</w:t>
+            </w:r>
+          </w:p>
+        </w:tc>
+      </w:tr>
+      <w:tr>
+        <w:trPr>
+          <w:cantSplit/>
+          <w:tblHeader w:val="false"/>
+        </w:trPr>
+        <w:tc>
+          <w:tcPr>
+            <w:tcW w:type="dxa" w:w="2321"/>
+            <w:tcBorders>
+              <w:top w:val="single" w:color="BFC7D1" w:sz="4"/>
+              <w:left w:val="single" w:color="BFC7D1" w:sz="4"/>
+              <w:bottom w:val="single" w:color="BFC7D1" w:sz="4"/>
+              <w:right w:val="single" w:color="BFC7D1" w:sz="4"/>
+            </w:tcBorders>
+            <w:tcMar>
+              <w:top w:type="dxa" w:w="60"/>
+              <w:left w:type="dxa" w:w="90"/>
+              <w:bottom w:type="dxa" w:w="60"/>
+              <w:right w:type="dxa" w:w="90"/>
+            </w:tcMar>
+          </w:tcPr>
+          <w:p>
+            <w:pPr>
+              <w:spacing w:after="0" w:line="252"/>
+            </w:pPr>
+            <w:r>
+              <w:rPr>
+                <w:sz w:val="18"/>
+                <w:szCs w:val="18"/>
+              </w:rPr>
+              <w:t xml:space="preserve">media (public), media (private)</w:t>
+            </w:r>
+          </w:p>
+        </w:tc>
+        <w:tc>
+          <w:tcPr>
+            <w:tcW w:type="dxa" w:w="2546"/>
+            <w:tcBorders>
+              <w:top w:val="single" w:color="BFC7D1" w:sz="4"/>
+              <w:left w:val="single" w:color="BFC7D1" w:sz="4"/>
+              <w:bottom w:val="single" w:color="BFC7D1" w:sz="4"/>
+              <w:right w:val="single" w:color="BFC7D1" w:sz="4"/>
+            </w:tcBorders>
+            <w:tcMar>
+              <w:top w:type="dxa" w:w="60"/>
+              <w:left w:type="dxa" w:w="90"/>
+              <w:bottom w:type="dxa" w:w="60"/>
+              <w:right w:type="dxa" w:w="90"/>
+            </w:tcMar>
+          </w:tcPr>
+          <w:p>
+            <w:pPr>
+              <w:spacing w:after="0" w:line="252"/>
+            </w:pPr>
+            <w:r>
+              <w:rPr>
+                <w:sz w:val="18"/>
+                <w:szCs w:val="18"/>
+              </w:rPr>
+              <w:t xml:space="preserve">the media folders are writable</w:t>
+            </w:r>
+          </w:p>
+        </w:tc>
+        <w:tc>
+          <w:tcPr>
+            <w:tcW w:type="dxa" w:w="4493"/>
+            <w:tcBorders>
+              <w:top w:val="single" w:color="BFC7D1" w:sz="4"/>
+              <w:left w:val="single" w:color="BFC7D1" w:sz="4"/>
+              <w:bottom w:val="single" w:color="BFC7D1" w:sz="4"/>
+              <w:right w:val="single" w:color="BFC7D1" w:sz="4"/>
+            </w:tcBorders>
+            <w:tcMar>
+              <w:top w:type="dxa" w:w="60"/>
+              <w:left w:type="dxa" w:w="90"/>
+              <w:bottom w:type="dxa" w:w="60"/>
+              <w:right w:type="dxa" w:w="90"/>
+            </w:tcMar>
+          </w:tcPr>
+          <w:p>
+            <w:pPr>
+              <w:spacing w:after="0" w:line="252"/>
+            </w:pPr>
+            <w:r>
+              <w:rPr>
+                <w:sz w:val="18"/>
+                <w:szCs w:val="18"/>
+              </w:rPr>
+              <w:t xml:space="preserve">fix ownership of the data folder</w:t>
+            </w:r>
+          </w:p>
+        </w:tc>
+      </w:tr>
+      <w:tr>
+        <w:trPr>
+          <w:cantSplit/>
+          <w:tblHeader w:val="false"/>
+        </w:trPr>
+        <w:tc>
+          <w:tcPr>
+            <w:tcW w:type="dxa" w:w="2321"/>
+            <w:tcBorders>
+              <w:top w:val="single" w:color="BFC7D1" w:sz="4"/>
+              <w:left w:val="single" w:color="BFC7D1" w:sz="4"/>
+              <w:bottom w:val="single" w:color="BFC7D1" w:sz="4"/>
+              <w:right w:val="single" w:color="BFC7D1" w:sz="4"/>
+            </w:tcBorders>
+            <w:tcMar>
+              <w:top w:type="dxa" w:w="60"/>
+              <w:left w:type="dxa" w:w="90"/>
+              <w:bottom w:type="dxa" w:w="60"/>
+              <w:right w:type="dxa" w:w="90"/>
+            </w:tcMar>
+          </w:tcPr>
+          <w:p>
+            <w:pPr>
+              <w:spacing w:after="0" w:line="252"/>
+            </w:pPr>
+            <w:r>
+              <w:rPr>
+                <w:sz w:val="18"/>
+                <w:szCs w:val="18"/>
+              </w:rPr>
+              <w:t xml:space="preserve">ffmpeg</w:t>
+            </w:r>
+          </w:p>
+        </w:tc>
+        <w:tc>
+          <w:tcPr>
+            <w:tcW w:type="dxa" w:w="2546"/>
+            <w:tcBorders>
+              <w:top w:val="single" w:color="BFC7D1" w:sz="4"/>
+              <w:left w:val="single" w:color="BFC7D1" w:sz="4"/>
+              <w:bottom w:val="single" w:color="BFC7D1" w:sz="4"/>
+              <w:right w:val="single" w:color="BFC7D1" w:sz="4"/>
+            </w:tcBorders>
+            <w:tcMar>
+              <w:top w:type="dxa" w:w="60"/>
+              <w:left w:type="dxa" w:w="90"/>
+              <w:bottom w:type="dxa" w:w="60"/>
+              <w:right w:type="dxa" w:w="90"/>
+            </w:tcMar>
+          </w:tcPr>
+          <w:p>
+            <w:pPr>
+              <w:spacing w:after="0" w:line="252"/>
+            </w:pPr>
+            <w:r>
+              <w:rPr>
+                <w:sz w:val="18"/>
+                <w:szCs w:val="18"/>
+              </w:rPr>
+              <w:t xml:space="preserve">ffmpeg is installed on the machine</w:t>
+            </w:r>
+          </w:p>
+        </w:tc>
+        <w:tc>
+          <w:tcPr>
+            <w:tcW w:type="dxa" w:w="4493"/>
+            <w:tcBorders>
+              <w:top w:val="single" w:color="BFC7D1" w:sz="4"/>
+              <w:left w:val="single" w:color="BFC7D1" w:sz="4"/>
+              <w:bottom w:val="single" w:color="BFC7D1" w:sz="4"/>
+              <w:right w:val="single" w:color="BFC7D1" w:sz="4"/>
+            </w:tcBorders>
+            <w:tcMar>
+              <w:top w:type="dxa" w:w="60"/>
+              <w:left w:type="dxa" w:w="90"/>
+              <w:bottom w:type="dxa" w:w="60"/>
+              <w:right w:type="dxa" w:w="90"/>
+            </w:tcMar>
+          </w:tcPr>
+          <w:p>
+            <w:pPr>
+              <w:spacing w:after="0" w:line="252"/>
+            </w:pPr>
+            <w:r>
+              <w:rPr>
+                <w:sz w:val="18"/>
+                <w:szCs w:val="18"/>
+              </w:rPr>
+              <w:t xml:space="preserve">install it; until then video thumbnails, transcoding and Level 3 watermarking are off</w:t>
+            </w:r>
+          </w:p>
+        </w:tc>
+      </w:tr>
+      <w:tr>
+        <w:trPr>
+          <w:cantSplit/>
+          <w:tblHeader w:val="false"/>
+        </w:trPr>
+        <w:tc>
+          <w:tcPr>
+            <w:tcW w:type="dxa" w:w="2321"/>
+            <w:tcBorders>
+              <w:top w:val="single" w:color="BFC7D1" w:sz="4"/>
+              <w:left w:val="single" w:color="BFC7D1" w:sz="4"/>
+              <w:bottom w:val="single" w:color="BFC7D1" w:sz="4"/>
+              <w:right w:val="single" w:color="BFC7D1" w:sz="4"/>
+            </w:tcBorders>
+            <w:tcMar>
+              <w:top w:type="dxa" w:w="60"/>
+              <w:left w:type="dxa" w:w="90"/>
+              <w:bottom w:type="dxa" w:w="60"/>
+              <w:right w:type="dxa" w:w="90"/>
+            </w:tcMar>
+          </w:tcPr>
+          <w:p>
+            <w:pPr>
+              <w:spacing w:after="0" w:line="252"/>
+            </w:pPr>
+            <w:r>
+              <w:rPr>
+                <w:sz w:val="18"/>
+                <w:szCs w:val="18"/>
+              </w:rPr>
+              <w:t xml:space="preserve">public url</w:t>
+            </w:r>
+          </w:p>
+        </w:tc>
+        <w:tc>
+          <w:tcPr>
+            <w:tcW w:type="dxa" w:w="2546"/>
+            <w:tcBorders>
+              <w:top w:val="single" w:color="BFC7D1" w:sz="4"/>
+              <w:left w:val="single" w:color="BFC7D1" w:sz="4"/>
+              <w:bottom w:val="single" w:color="BFC7D1" w:sz="4"/>
+              <w:right w:val="single" w:color="BFC7D1" w:sz="4"/>
+            </w:tcBorders>
+            <w:tcMar>
+              <w:top w:type="dxa" w:w="60"/>
+              <w:left w:type="dxa" w:w="90"/>
+              <w:bottom w:type="dxa" w:w="60"/>
+              <w:right w:type="dxa" w:w="90"/>
+            </w:tcMar>
+          </w:tcPr>
+          <w:p>
+            <w:pPr>
+              <w:spacing w:after="0" w:line="252"/>
+            </w:pPr>
+            <w:r>
+              <w:rPr>
+                <w:sz w:val="18"/>
+                <w:szCs w:val="18"/>
+              </w:rPr>
+              <w:t xml:space="preserve">the site uses HTTPS</w:t>
+            </w:r>
+          </w:p>
+        </w:tc>
+        <w:tc>
+          <w:tcPr>
+            <w:tcW w:type="dxa" w:w="4493"/>
+            <w:tcBorders>
+              <w:top w:val="single" w:color="BFC7D1" w:sz="4"/>
+              <w:left w:val="single" w:color="BFC7D1" w:sz="4"/>
+              <w:bottom w:val="single" w:color="BFC7D1" w:sz="4"/>
+              <w:right w:val="single" w:color="BFC7D1" w:sz="4"/>
+            </w:tcBorders>
+            <w:tcMar>
+              <w:top w:type="dxa" w:w="60"/>
+              <w:left w:type="dxa" w:w="90"/>
+              <w:bottom w:type="dxa" w:w="60"/>
+              <w:right w:type="dxa" w:w="90"/>
+            </w:tcMar>
+          </w:tcPr>
+          <w:p>
+            <w:pPr>
+              <w:spacing w:after="0" w:line="252"/>
+            </w:pPr>
+            <w:r>
+              <w:rPr>
+                <w:sz w:val="18"/>
+                <w:szCs w:val="18"/>
+              </w:rPr>
+              <w:t xml:space="preserve">enable HTTPS on the site</w:t>
+            </w:r>
+          </w:p>
+        </w:tc>
+      </w:tr>
+    </w:tbl>
+    <w:p>
+      <w:pPr>
+        <w:spacing w:after="120"/>
+      </w:pPr>
+    </w:p>
+    <w:p>
+      <w:pPr>
+        <w:pStyle w:val="Heading1"/>
+        <w:keepNext/>
+        <w:pageBreakBefore/>
+        <w:spacing w:after="120" w:before="360"/>
+      </w:pPr>
+      <w:r>
+        <w:t xml:space="preserve">8. The store on your website</w:t>
       </w:r>
     </w:p>
     <w:p>
@@ -1637,25 +2271,7 @@
         <w:spacing w:after="120" w:line="276"/>
       </w:pPr>
       <w:r>
-        <w:rPr>
-          <w:b/>
-          <w:bCs/>
-        </w:rPr>
-        <w:t xml:space="preserve">On WordPress</w:t>
-      </w:r>
-      <w:r>
-        <w:t xml:space="preserve">, place </w:t>
-      </w:r>
-      <w:r>
-        <w:rPr>
-          <w:rFonts w:ascii="Consolas" w:cs="Consolas" w:eastAsia="Consolas" w:hAnsi="Consolas"/>
-          <w:sz w:val="19"/>
-          <w:szCs w:val="19"/>
-        </w:rPr>
-        <w:t xml:space="preserve">[mms_showcase view="grid"]</w:t>
-      </w:r>
-      <w:r>
-        <w:t xml:space="preserve"> in a Shortcode block on any page.</w:t>
+        <w:t xml:space="preserve">The showcase is the store front. It lists published products with a type badge, title, description and price, and offers two layouts.</w:t>
       </w:r>
     </w:p>
     <w:p>
@@ -1724,43 +2340,7 @@
           <w:sz w:val="18"/>
           <w:szCs w:val="18"/>
         </w:rPr>
-        <w:t xml:space="preserve">A WordPress page with the showcase (mock-up page, live store content)</w:t>
-      </w:r>
-    </w:p>
-    <w:p>
-      <w:pPr>
-        <w:spacing w:after="120" w:line="276"/>
-      </w:pPr>
-      <w:r>
-        <w:rPr>
-          <w:b/>
-          <w:bCs/>
-        </w:rPr>
-        <w:t xml:space="preserve">On Joomla</w:t>
-      </w:r>
-      <w:r>
-        <w:t xml:space="preserve">, type </w:t>
-      </w:r>
-      <w:r>
-        <w:rPr>
-          <w:rFonts w:ascii="Consolas" w:cs="Consolas" w:eastAsia="Consolas" w:hAnsi="Consolas"/>
-          <w:sz w:val="19"/>
-          <w:szCs w:val="19"/>
-        </w:rPr>
-        <w:t xml:space="preserve">{mms_showcase view=grid}</w:t>
-      </w:r>
-      <w:r>
-        <w:t xml:space="preserve"> in an article, or add the </w:t>
-      </w:r>
-      <w:r>
-        <w:rPr>
-          <w:i/>
-          <w:iCs/>
-        </w:rPr>
-        <w:t xml:space="preserve">MediaMarketplace Embed</w:t>
-      </w:r>
-      <w:r>
-        <w:t xml:space="preserve"> module to a position.</w:t>
+        <w:t xml:space="preserve">The showcase in grid view</w:t>
       </w:r>
     </w:p>
     <w:p>
@@ -1829,6 +2409,206 @@
           <w:sz w:val="18"/>
           <w:szCs w:val="18"/>
         </w:rPr>
+        <w:t xml:space="preserve">The showcase in list view</w:t>
+      </w:r>
+    </w:p>
+    <w:p>
+      <w:pPr>
+        <w:spacing w:after="120" w:line="276"/>
+      </w:pPr>
+      <w:r>
+        <w:rPr>
+          <w:b/>
+          <w:bCs/>
+        </w:rPr>
+        <w:t xml:space="preserve">On WordPress</w:t>
+      </w:r>
+      <w:r>
+        <w:t xml:space="preserve">, place </w:t>
+      </w:r>
+      <w:r>
+        <w:rPr>
+          <w:rFonts w:ascii="Consolas" w:cs="Consolas" w:eastAsia="Consolas" w:hAnsi="Consolas"/>
+          <w:sz w:val="19"/>
+          <w:szCs w:val="19"/>
+        </w:rPr>
+        <w:t xml:space="preserve">[mms_showcase view="grid"]</w:t>
+      </w:r>
+      <w:r>
+        <w:t xml:space="preserve"> in a Shortcode block on any page.</w:t>
+      </w:r>
+    </w:p>
+    <w:p>
+      <w:pPr>
+        <w:keepNext/>
+        <w:pBdr>
+          <w:top w:val="single" w:color="BFC7D1" w:sz="4"/>
+          <w:left w:val="single" w:color="BFC7D1" w:sz="4"/>
+          <w:bottom w:val="single" w:color="BFC7D1" w:sz="4"/>
+          <w:right w:val="single" w:color="BFC7D1" w:sz="4"/>
+        </w:pBdr>
+        <w:spacing w:after="60" w:before="120"/>
+        <w:jc w:val="center"/>
+      </w:pPr>
+      <w:r>
+        <w:drawing>
+          <wp:inline distT="0" distB="0" distL="0" distR="0">
+            <wp:extent cx="5943600" cy="3714750"/>
+            <wp:effectExtent t="0" r="0" b="0" l="0"/>
+            <wp:docPr id="1" name="" descr="" title=""/>
+            <wp:cNvGraphicFramePr>
+              <a:graphicFrameLocks xmlns:a="http://schemas.openxmlformats.org/drawingml/2006/main" noChangeAspect="1"/>
+            </wp:cNvGraphicFramePr>
+            <a:graphic xmlns:a="http://schemas.openxmlformats.org/drawingml/2006/main">
+              <a:graphicData uri="http://schemas.openxmlformats.org/drawingml/2006/picture">
+                <pic:pic xmlns:pic="http://schemas.openxmlformats.org/drawingml/2006/picture">
+                  <pic:nvPicPr>
+                    <pic:cNvPr id="0" name="" descr=""/>
+                    <pic:cNvPicPr>
+                      <a:picLocks noChangeAspect="1" noChangeArrowheads="1"/>
+                    </pic:cNvPicPr>
+                  </pic:nvPicPr>
+                  <pic:blipFill>
+                    <a:blip r:embed="rId18" cstate="none"/>
+                    <a:srcRect/>
+                    <a:stretch>
+                      <a:fillRect/>
+                    </a:stretch>
+                  </pic:blipFill>
+                  <pic:spPr bwMode="auto">
+                    <a:xfrm>
+                      <a:off x="0" y="0"/>
+                      <a:ext cx="5943600" cy="3714750"/>
+                    </a:xfrm>
+                    <a:prstGeom prst="rect">
+                      <a:avLst/>
+                    </a:prstGeom>
+                  </pic:spPr>
+                </pic:pic>
+              </a:graphicData>
+            </a:graphic>
+          </wp:inline>
+        </w:drawing>
+      </w:r>
+    </w:p>
+    <w:p>
+      <w:pPr>
+        <w:spacing w:after="200"/>
+        <w:jc w:val="center"/>
+      </w:pPr>
+      <w:r>
+        <w:rPr>
+          <w:i/>
+          <w:iCs/>
+          <w:color w:val="5B6470"/>
+          <w:sz w:val="18"/>
+          <w:szCs w:val="18"/>
+        </w:rPr>
+        <w:t xml:space="preserve">A WordPress page with the showcase (mock-up page, live store content)</w:t>
+      </w:r>
+    </w:p>
+    <w:p>
+      <w:pPr>
+        <w:spacing w:after="120" w:line="276"/>
+      </w:pPr>
+      <w:r>
+        <w:rPr>
+          <w:b/>
+          <w:bCs/>
+        </w:rPr>
+        <w:t xml:space="preserve">On Joomla</w:t>
+      </w:r>
+      <w:r>
+        <w:t xml:space="preserve">, type </w:t>
+      </w:r>
+      <w:r>
+        <w:rPr>
+          <w:rFonts w:ascii="Consolas" w:cs="Consolas" w:eastAsia="Consolas" w:hAnsi="Consolas"/>
+          <w:sz w:val="19"/>
+          <w:szCs w:val="19"/>
+        </w:rPr>
+        <w:t xml:space="preserve">{mms_showcase view=grid}</w:t>
+      </w:r>
+      <w:r>
+        <w:t xml:space="preserve"> in an article, or add the </w:t>
+      </w:r>
+      <w:r>
+        <w:rPr>
+          <w:i/>
+          <w:iCs/>
+        </w:rPr>
+        <w:t xml:space="preserve">MediaMarketplace Embed</w:t>
+      </w:r>
+      <w:r>
+        <w:t xml:space="preserve"> module to a position.</w:t>
+      </w:r>
+    </w:p>
+    <w:p>
+      <w:pPr>
+        <w:keepNext/>
+        <w:pBdr>
+          <w:top w:val="single" w:color="BFC7D1" w:sz="4"/>
+          <w:left w:val="single" w:color="BFC7D1" w:sz="4"/>
+          <w:bottom w:val="single" w:color="BFC7D1" w:sz="4"/>
+          <w:right w:val="single" w:color="BFC7D1" w:sz="4"/>
+        </w:pBdr>
+        <w:spacing w:after="60" w:before="120"/>
+        <w:jc w:val="center"/>
+      </w:pPr>
+      <w:r>
+        <w:drawing>
+          <wp:inline distT="0" distB="0" distL="0" distR="0">
+            <wp:extent cx="5943600" cy="3714750"/>
+            <wp:effectExtent t="0" r="0" b="0" l="0"/>
+            <wp:docPr id="1" name="" descr="" title=""/>
+            <wp:cNvGraphicFramePr>
+              <a:graphicFrameLocks xmlns:a="http://schemas.openxmlformats.org/drawingml/2006/main" noChangeAspect="1"/>
+            </wp:cNvGraphicFramePr>
+            <a:graphic xmlns:a="http://schemas.openxmlformats.org/drawingml/2006/main">
+              <a:graphicData uri="http://schemas.openxmlformats.org/drawingml/2006/picture">
+                <pic:pic xmlns:pic="http://schemas.openxmlformats.org/drawingml/2006/picture">
+                  <pic:nvPicPr>
+                    <pic:cNvPr id="0" name="" descr=""/>
+                    <pic:cNvPicPr>
+                      <a:picLocks noChangeAspect="1" noChangeArrowheads="1"/>
+                    </pic:cNvPicPr>
+                  </pic:nvPicPr>
+                  <pic:blipFill>
+                    <a:blip r:embed="rId19" cstate="none"/>
+                    <a:srcRect/>
+                    <a:stretch>
+                      <a:fillRect/>
+                    </a:stretch>
+                  </pic:blipFill>
+                  <pic:spPr bwMode="auto">
+                    <a:xfrm>
+                      <a:off x="0" y="0"/>
+                      <a:ext cx="5943600" cy="3714750"/>
+                    </a:xfrm>
+                    <a:prstGeom prst="rect">
+                      <a:avLst/>
+                    </a:prstGeom>
+                  </pic:spPr>
+                </pic:pic>
+              </a:graphicData>
+            </a:graphic>
+          </wp:inline>
+        </w:drawing>
+      </w:r>
+    </w:p>
+    <w:p>
+      <w:pPr>
+        <w:spacing w:after="200"/>
+        <w:jc w:val="center"/>
+      </w:pPr>
+      <w:r>
+        <w:rPr>
+          <w:i/>
+          <w:iCs/>
+          <w:color w:val="5B6470"/>
+          <w:sz w:val="18"/>
+          <w:szCs w:val="18"/>
+        </w:rPr>
         <w:t xml:space="preserve">A Joomla page with the showcase in the article and a featured list in the sidebar (mock-up page, live store content)</w:t>
       </w:r>
     </w:p>
@@ -1848,7 +2628,7 @@
         <w:spacing w:after="120" w:before="360"/>
       </w:pPr>
       <w:r>
-        <w:t xml:space="preserve">8. Member sign-on</w:t>
+        <w:t xml:space="preserve">9. Member sign-in</w:t>
       </w:r>
     </w:p>
     <w:p>
@@ -1856,7 +2636,7 @@
         <w:spacing w:after="120" w:line="276"/>
       </w:pPr>
       <w:r>
-        <w:t xml:space="preserve">Your website's logged-in members do not need a second password. The bridge adds a </w:t>
+        <w:t xml:space="preserve">Your website's logged-in members do not need a second password. Add a </w:t>
       </w:r>
       <w:r>
         <w:rPr>
@@ -1866,7 +2646,7 @@
         <w:t xml:space="preserve">My media</w:t>
       </w:r>
       <w:r>
-        <w:t xml:space="preserve"> link (</w:t>
+        <w:t xml:space="preserve"> link with </w:t>
       </w:r>
       <w:r>
         <w:rPr>
@@ -1877,7 +2657,7 @@
         <w:t xml:space="preserve">[mms_signin]</w:t>
       </w:r>
       <w:r>
-        <w:t xml:space="preserve"> on WordPress, </w:t>
+        <w:t xml:space="preserve"> (WordPress) or </w:t>
       </w:r>
       <w:r>
         <w:rPr>
@@ -1888,7 +2668,7 @@
         <w:t xml:space="preserve">{mms_signin}</w:t>
       </w:r>
       <w:r>
-        <w:t xml:space="preserve"> on Joomla). Clicking it sends the member to the server with a signed, five-minute token. The server recognises the member, creates a customer account on first visit, and opens their account page.</w:t>
+        <w:t xml:space="preserve"> (Joomla). Clicking it opens the member's store account: purchases, downloads, passes, receipts. A member who signs in for the first time gets a customer account automatically, matched by email.</w:t>
       </w:r>
     </w:p>
     <w:p>
@@ -1896,15 +2676,7 @@
         <w:spacing w:after="120" w:line="276"/>
       </w:pPr>
       <w:r>
-        <w:t xml:space="preserve">Behind the scenes: the token is signed with the site's secret, so only your website can produce it; the server checks the signature, the expiry and that the token came from the right kind of site.</w:t>
-      </w:r>
-    </w:p>
-    <w:p>
-      <w:pPr>
-        <w:spacing w:after="120" w:line="276"/>
-      </w:pPr>
-      <w:r>
-        <w:t xml:space="preserve">People who are not members of your website can still buy: the server has its own sign-in and registration for customers.</w:t>
+        <w:t xml:space="preserve">People who are not members of your website can still buy: the store has its own sign-in and registration for customers.</w:t>
       </w:r>
     </w:p>
     <w:p>
@@ -1915,7 +2687,7 @@
         <w:spacing w:after="120" w:before="360"/>
       </w:pPr>
       <w:r>
-        <w:t xml:space="preserve">9. Products (preview of the next release)</w:t>
+        <w:t xml:space="preserve">10. Products (preview of the next release)</w:t>
       </w:r>
     </w:p>
     <w:p>
@@ -2662,31 +3434,32 @@
     </w:p>
     <w:p>
       <w:pPr>
-        <w:spacing w:after="120" w:line="276"/>
-      </w:pPr>
-      <w:r>
-        <w:t xml:space="preserve">Until then, products can be created by an administrator through the database or the API, and they appear in the showcase as soon as their status is </w:t>
-      </w:r>
-      <w:r>
-        <w:rPr>
-          <w:i/>
-          <w:iCs/>
-        </w:rPr>
-        <w:t xml:space="preserve">published</w:t>
-      </w:r>
-      <w:r>
-        <w:t xml:space="preserve">.</w:t>
-      </w:r>
-    </w:p>
-    <w:p>
-      <w:pPr>
         <w:pStyle w:val="Heading1"/>
         <w:keepNext/>
         <w:pageBreakBefore/>
         <w:spacing w:after="120" w:before="360"/>
       </w:pPr>
       <w:r>
-        <w:t xml:space="preserve">10. Roadmap</w:t>
+        <w:t xml:space="preserve">11. Backups and data</w:t>
+      </w:r>
+    </w:p>
+    <w:p>
+      <w:pPr>
+        <w:spacing w:after="120" w:line="276"/>
+      </w:pPr>
+      <w:r>
+        <w:t xml:space="preserve">Everything the store owns lives in one data folder on the server (see the installation guide for its location): the database, the media files, the configuration and the log. Back that folder up with your site. The package adds nothing to the WordPress or Joomla database.</w:t>
+      </w:r>
+    </w:p>
+    <w:p>
+      <w:pPr>
+        <w:pStyle w:val="Heading1"/>
+        <w:keepNext/>
+        <w:pageBreakBefore/>
+        <w:spacing w:after="120" w:before="360"/>
+      </w:pPr>
+      <w:r>
+        <w:t xml:space="preserve">12. Roadmap</w:t>
       </w:r>
     </w:p>
     <w:tbl>
@@ -2916,7 +3689,7 @@
                 <w:sz w:val="18"/>
                 <w:szCs w:val="18"/>
               </w:rPr>
-              <w:t xml:space="preserve">widget builder with 35 templates, 12 site templates, exports for WordPress and Joomla</w:t>
+              <w:t xml:space="preserve">widget builder with 35 templates, 12 site templates, Gutenberg blocks and Joomla menu items</w:t>
             </w:r>
           </w:p>
         </w:tc>
@@ -3108,7 +3881,7 @@
                 <w:sz w:val="18"/>
                 <w:szCs w:val="18"/>
               </w:rPr>
-              <w:t xml:space="preserve">Square and Authorize.net, multi-currency, commercial players, Google Business Profile with AI assistance</w:t>
+              <w:t xml:space="preserve">Square and Authorize.net, multi-currency, commercial players, Google Business Profile with AI assistance, ARM build</w:t>
             </w:r>
           </w:p>
         </w:tc>
@@ -3127,7 +3900,7 @@
         <w:spacing w:after="120" w:before="360"/>
       </w:pPr>
       <w:r>
-        <w:t xml:space="preserve">11. Glossary</w:t>
+        <w:t xml:space="preserve">13. Glossary</w:t>
       </w:r>
     </w:p>
     <w:p>
@@ -3144,10 +3917,10 @@
           <w:b/>
           <w:bCs/>
         </w:rPr>
-        <w:t xml:space="preserve">Bridge</w:t>
-      </w:r>
-      <w:r>
-        <w:t xml:space="preserve"> — the WordPress plugin or Joomla package that shows the store and signs members in.</w:t>
+        <w:t xml:space="preserve">Package</w:t>
+      </w:r>
+      <w:r>
+        <w:t xml:space="preserve"> — the WordPress plugin or Joomla package you install; it contains the store server.</w:t>
       </w:r>
     </w:p>
     <w:p>
@@ -3164,10 +3937,10 @@
           <w:b/>
           <w:bCs/>
         </w:rPr>
-        <w:t xml:space="preserve">Bridge site</w:t>
-      </w:r>
-      <w:r>
-        <w:t xml:space="preserve"> — a website registered on the server with an origin and a secret.</w:t>
+        <w:t xml:space="preserve">Store server</w:t>
+      </w:r>
+      <w:r>
+        <w:t xml:space="preserve"> — the background program the package runs on your server; you use it through the store admin.</w:t>
       </w:r>
     </w:p>
     <w:p>
@@ -3184,10 +3957,21 @@
           <w:b/>
           <w:bCs/>
         </w:rPr>
-        <w:t xml:space="preserve">Embed</w:t>
-      </w:r>
-      <w:r>
-        <w:t xml:space="preserve"> — a store area delivered by the server inside one of your pages.</w:t>
+        <w:t xml:space="preserve">Store admin</w:t>
+      </w:r>
+      <w:r>
+        <w:t xml:space="preserve"> — the web admin at your site address followed by </w:t>
+      </w:r>
+      <w:r>
+        <w:rPr>
+          <w:rFonts w:ascii="Consolas" w:cs="Consolas" w:eastAsia="Consolas" w:hAnsi="Consolas"/>
+          <w:sz w:val="19"/>
+          <w:szCs w:val="19"/>
+        </w:rPr>
+        <w:t xml:space="preserve">/mms/admin</w:t>
+      </w:r>
+      <w:r>
+        <w:t xml:space="preserve">.</w:t>
       </w:r>
     </w:p>
     <w:p>
@@ -3204,21 +3988,10 @@
           <w:b/>
           <w:bCs/>
         </w:rPr>
-        <w:t xml:space="preserve">Origin</w:t>
-      </w:r>
-      <w:r>
-        <w:t xml:space="preserve"> — the scheme and host of a website, for example </w:t>
-      </w:r>
-      <w:r>
-        <w:rPr>
-          <w:rFonts w:ascii="Consolas" w:cs="Consolas" w:eastAsia="Consolas" w:hAnsi="Consolas"/>
-          <w:sz w:val="19"/>
-          <w:szCs w:val="19"/>
-        </w:rPr>
-        <w:t xml:space="preserve">https://www.example.com</w:t>
-      </w:r>
-      <w:r>
-        <w:t xml:space="preserve">.</w:t>
+        <w:t xml:space="preserve">Showcase</w:t>
+      </w:r>
+      <w:r>
+        <w:t xml:space="preserve"> — the product listing placed in pages.</w:t>
       </w:r>
     </w:p>
     <w:p>
@@ -3235,10 +4008,10 @@
           <w:b/>
           <w:bCs/>
         </w:rPr>
-        <w:t xml:space="preserve">Showcase</w:t>
-      </w:r>
-      <w:r>
-        <w:t xml:space="preserve"> — the product listing.</w:t>
+        <w:t xml:space="preserve">Entitlement</w:t>
+      </w:r>
+      <w:r>
+        <w:t xml:space="preserve"> — a record that a customer may access a product, page or the whole library for a period.</w:t>
       </w:r>
     </w:p>
     <w:p>
@@ -3255,10 +4028,10 @@
           <w:b/>
           <w:bCs/>
         </w:rPr>
-        <w:t xml:space="preserve">Entitlement</w:t>
-      </w:r>
-      <w:r>
-        <w:t xml:space="preserve"> — a record that a customer may access a product, page or the whole library for a period.</w:t>
+        <w:t xml:space="preserve">Site pass</w:t>
+      </w:r>
+      <w:r>
+        <w:t xml:space="preserve"> — an entitlement that covers the whole library.</w:t>
       </w:r>
     </w:p>
     <w:p>
@@ -3275,30 +4048,10 @@
           <w:b/>
           <w:bCs/>
         </w:rPr>
-        <w:t xml:space="preserve">Site pass</w:t>
-      </w:r>
-      <w:r>
-        <w:t xml:space="preserve"> — an entitlement that covers the whole library.</w:t>
-      </w:r>
-    </w:p>
-    <w:p>
-      <w:pPr>
-        <w:pStyle w:val="ListParagraph"/>
-        <w:numPr>
-          <w:ilvl w:val="0"/>
-          <w:numId w:val="2"/>
-        </w:numPr>
-        <w:spacing w:after="60" w:line="276"/>
-      </w:pPr>
-      <w:r>
-        <w:rPr>
-          <w:b/>
-          <w:bCs/>
-        </w:rPr>
-        <w:t xml:space="preserve">Audit log</w:t>
-      </w:r>
-      <w:r>
-        <w:t xml:space="preserve"> — the record of administrative and access events shown on the dashboard.</w:t>
+        <w:t xml:space="preserve">Data folder</w:t>
+      </w:r>
+      <w:r>
+        <w:t xml:space="preserve"> — where the store keeps its database, media and configuration.</w:t>
       </w:r>
     </w:p>
     <w:sectPr>

--- a/docs/MediaMarketplace-Studio-User-Guide.docx
+++ b/docs/MediaMarketplace-Studio-User-Guide.docx
@@ -30,7 +30,7 @@
         <w:t xml:space="preserve">Applies to:</w:t>
       </w:r>
       <w:r>
-        <w:t xml:space="preserve"> MediaMarketplace Studio 0.2.0 for WordPress and for Joomla</w:t>
+        <w:t xml:space="preserve"> MediaMarketplace Studio 0.2.0 for WordPress and for Joomla (media, products, showcase, players, My media)</w:t>
       </w:r>
     </w:p>
     <w:p>
@@ -195,7 +195,7 @@
           <w:sz w:val="21"/>
           <w:szCs w:val="21"/>
         </w:rPr>
-        <w:t xml:space="preserve">8. The store on your website</w:t>
+        <w:t xml:space="preserve">8. Media library</w:t>
       </w:r>
     </w:p>
     <w:p>
@@ -210,7 +210,7 @@
           <w:sz w:val="21"/>
           <w:szCs w:val="21"/>
         </w:rPr>
-        <w:t xml:space="preserve">9. Member sign-in</w:t>
+        <w:t xml:space="preserve">9. Products</w:t>
       </w:r>
     </w:p>
     <w:p>
@@ -225,7 +225,7 @@
           <w:sz w:val="21"/>
           <w:szCs w:val="21"/>
         </w:rPr>
-        <w:t xml:space="preserve">10. Products (preview of the next release)</w:t>
+        <w:t xml:space="preserve">10. Customers and access</w:t>
       </w:r>
     </w:p>
     <w:p>
@@ -240,7 +240,7 @@
           <w:sz w:val="21"/>
           <w:szCs w:val="21"/>
         </w:rPr>
-        <w:t xml:space="preserve">11. Backups and data</w:t>
+        <w:t xml:space="preserve">11. The store on your website</w:t>
       </w:r>
     </w:p>
     <w:p>
@@ -255,7 +255,7 @@
           <w:sz w:val="21"/>
           <w:szCs w:val="21"/>
         </w:rPr>
-        <w:t xml:space="preserve">12. Roadmap</w:t>
+        <w:t xml:space="preserve">12. Players and My media</w:t>
       </w:r>
     </w:p>
     <w:p>
@@ -270,7 +270,37 @@
           <w:sz w:val="21"/>
           <w:szCs w:val="21"/>
         </w:rPr>
-        <w:t xml:space="preserve">13. Glossary</w:t>
+        <w:t xml:space="preserve">13. Backups and data</w:t>
+      </w:r>
+    </w:p>
+    <w:p>
+      <w:pPr>
+        <w:spacing w:after="30"/>
+        <w:ind w:left="0"/>
+      </w:pPr>
+      <w:r>
+        <w:rPr>
+          <w:b/>
+          <w:bCs/>
+          <w:sz w:val="21"/>
+          <w:szCs w:val="21"/>
+        </w:rPr>
+        <w:t xml:space="preserve">14. Roadmap</w:t>
+      </w:r>
+    </w:p>
+    <w:p>
+      <w:pPr>
+        <w:spacing w:after="30"/>
+        <w:ind w:left="0"/>
+      </w:pPr>
+      <w:r>
+        <w:rPr>
+          <w:b/>
+          <w:bCs/>
+          <w:sz w:val="21"/>
+          <w:szCs w:val="21"/>
+        </w:rPr>
+        <w:t xml:space="preserve">15. Glossary</w:t>
       </w:r>
     </w:p>
     <w:p>
@@ -522,7 +552,7 @@
       <w:r>
         <w:drawing>
           <wp:inline distT="0" distB="0" distL="0" distR="0">
-            <wp:extent cx="5943600" cy="3714750"/>
+            <wp:extent cx="5943600" cy="3990975"/>
             <wp:effectExtent t="0" r="0" b="0" l="0"/>
             <wp:docPr id="1" name="" descr="" title=""/>
             <wp:cNvGraphicFramePr>
@@ -547,7 +577,7 @@
                   <pic:spPr bwMode="auto">
                     <a:xfrm>
                       <a:off x="0" y="0"/>
-                      <a:ext cx="5943600" cy="3714750"/>
+                      <a:ext cx="5943600" cy="3990975"/>
                     </a:xfrm>
                     <a:prstGeom prst="rect">
                       <a:avLst/>
@@ -573,7 +603,7 @@
           <w:sz w:val="18"/>
           <w:szCs w:val="18"/>
         </w:rPr>
-        <w:t xml:space="preserve">The dashboard</w:t>
+        <w:t xml:space="preserve">The dashboard with media, products and customers</w:t>
       </w:r>
     </w:p>
     <w:p>
@@ -2263,7 +2293,7 @@
         <w:spacing w:after="120" w:before="360"/>
       </w:pPr>
       <w:r>
-        <w:t xml:space="preserve">8. The store on your website</w:t>
+        <w:t xml:space="preserve">8. Media library</w:t>
       </w:r>
     </w:p>
     <w:p>
@@ -2271,7 +2301,49 @@
         <w:spacing w:after="120" w:line="276"/>
       </w:pPr>
       <w:r>
-        <w:t xml:space="preserve">The showcase is the store front. It lists published products with a type badge, title, description and price, and offers two layouts.</w:t>
+        <w:rPr>
+          <w:b/>
+          <w:bCs/>
+        </w:rPr>
+        <w:t xml:space="preserve">Media</w:t>
+      </w:r>
+      <w:r>
+        <w:t xml:space="preserve"> holds every file you sell or show: images, video, audio and PDFs.</w:t>
+      </w:r>
+    </w:p>
+    <w:p>
+      <w:pPr>
+        <w:spacing w:after="120" w:line="276"/>
+      </w:pPr>
+      <w:r>
+        <w:rPr>
+          <w:b/>
+          <w:bCs/>
+        </w:rPr>
+        <w:t xml:space="preserve">Uploading.</w:t>
+      </w:r>
+      <w:r>
+        <w:t xml:space="preserve"> Drop files onto the upload area or choose them, then click </w:t>
+      </w:r>
+      <w:r>
+        <w:rPr>
+          <w:b/>
+          <w:bCs/>
+        </w:rPr>
+        <w:t xml:space="preserve">Upload</w:t>
+      </w:r>
+      <w:r>
+        <w:t xml:space="preserve">. Files upload one after another with a progress bar each, so one bad file never blocks the others. Tick </w:t>
+      </w:r>
+      <w:r>
+        <w:rPr>
+          <w:b/>
+          <w:bCs/>
+        </w:rPr>
+        <w:t xml:space="preserve">Private</w:t>
+      </w:r>
+      <w:r>
+        <w:t xml:space="preserve"> for originals that customers must pay for; private files are stored outside the public folder and are only ever served through short-lived signed links. Thumbnails are generated in the background: images at three sizes, videos from a frame at three seconds (needs ffmpeg on the server), audio and PDF with a type badge.</w:t>
       </w:r>
     </w:p>
     <w:p>
@@ -2289,7 +2361,7 @@
       <w:r>
         <w:drawing>
           <wp:inline distT="0" distB="0" distL="0" distR="0">
-            <wp:extent cx="5943600" cy="3714750"/>
+            <wp:extent cx="5943600" cy="3990975"/>
             <wp:effectExtent t="0" r="0" b="0" l="0"/>
             <wp:docPr id="1" name="" descr="" title=""/>
             <wp:cNvGraphicFramePr>
@@ -2314,7 +2386,7 @@
                   <pic:spPr bwMode="auto">
                     <a:xfrm>
                       <a:off x="0" y="0"/>
-                      <a:ext cx="5943600" cy="3714750"/>
+                      <a:ext cx="5943600" cy="3990975"/>
                     </a:xfrm>
                     <a:prstGeom prst="rect">
                       <a:avLst/>
@@ -2340,7 +2412,7 @@
           <w:sz w:val="18"/>
           <w:szCs w:val="18"/>
         </w:rPr>
-        <w:t xml:space="preserve">The showcase in grid view</w:t>
+        <w:t xml:space="preserve">Files queued for upload</w:t>
       </w:r>
     </w:p>
     <w:p>
@@ -2358,7 +2430,7 @@
       <w:r>
         <w:drawing>
           <wp:inline distT="0" distB="0" distL="0" distR="0">
-            <wp:extent cx="5943600" cy="3714750"/>
+            <wp:extent cx="5943600" cy="3990975"/>
             <wp:effectExtent t="0" r="0" b="0" l="0"/>
             <wp:docPr id="1" name="" descr="" title=""/>
             <wp:cNvGraphicFramePr>
@@ -2383,7 +2455,7 @@
                   <pic:spPr bwMode="auto">
                     <a:xfrm>
                       <a:off x="0" y="0"/>
-                      <a:ext cx="5943600" cy="3714750"/>
+                      <a:ext cx="5943600" cy="3990975"/>
                     </a:xfrm>
                     <a:prstGeom prst="rect">
                       <a:avLst/>
@@ -2409,7 +2481,7 @@
           <w:sz w:val="18"/>
           <w:szCs w:val="18"/>
         </w:rPr>
-        <w:t xml:space="preserve">The showcase in list view</w:t>
+        <w:t xml:space="preserve">The media library with thumbnails</w:t>
       </w:r>
     </w:p>
     <w:p>
@@ -2421,10 +2493,20 @@
           <w:b/>
           <w:bCs/>
         </w:rPr>
-        <w:t xml:space="preserve">On WordPress</w:t>
-      </w:r>
-      <w:r>
-        <w:t xml:space="preserve">, place </w:t>
+        <w:t xml:space="preserve">Limits.</w:t>
+      </w:r>
+      <w:r>
+        <w:t xml:space="preserve"> Each file may be as large as the store's </w:t>
+      </w:r>
+      <w:r>
+        <w:rPr>
+          <w:i/>
+          <w:iCs/>
+        </w:rPr>
+        <w:t xml:space="preserve">Maximum upload size</w:t>
+      </w:r>
+      <w:r>
+        <w:t xml:space="preserve"> setting and the PHP upload limit of your server, whichever is smaller. The status page in WordPress or Joomla shows the PHP limit; raise </w:t>
       </w:r>
       <w:r>
         <w:rPr>
@@ -2432,10 +2514,62 @@
           <w:sz w:val="19"/>
           <w:szCs w:val="19"/>
         </w:rPr>
-        <w:t xml:space="preserve">[mms_showcase view="grid"]</w:t>
-      </w:r>
-      <w:r>
-        <w:t xml:space="preserve"> in a Shortcode block on any page.</w:t>
+        <w:t xml:space="preserve">upload_max_filesize</w:t>
+      </w:r>
+      <w:r>
+        <w:t xml:space="preserve"> and </w:t>
+      </w:r>
+      <w:r>
+        <w:rPr>
+          <w:rFonts w:ascii="Consolas" w:cs="Consolas" w:eastAsia="Consolas" w:hAnsi="Consolas"/>
+          <w:sz w:val="19"/>
+          <w:szCs w:val="19"/>
+        </w:rPr>
+        <w:t xml:space="preserve">post_max_size</w:t>
+      </w:r>
+      <w:r>
+        <w:t xml:space="preserve"> in </w:t>
+      </w:r>
+      <w:r>
+        <w:rPr>
+          <w:rFonts w:ascii="Consolas" w:cs="Consolas" w:eastAsia="Consolas" w:hAnsi="Consolas"/>
+          <w:sz w:val="19"/>
+          <w:szCs w:val="19"/>
+        </w:rPr>
+        <w:t xml:space="preserve">php.ini</w:t>
+      </w:r>
+      <w:r>
+        <w:t xml:space="preserve"> for large videos.</w:t>
+      </w:r>
+    </w:p>
+    <w:p>
+      <w:pPr>
+        <w:spacing w:after="120" w:line="276"/>
+      </w:pPr>
+      <w:r>
+        <w:rPr>
+          <w:b/>
+          <w:bCs/>
+        </w:rPr>
+        <w:t xml:space="preserve">Accepted types.</w:t>
+      </w:r>
+      <w:r>
+        <w:t xml:space="preserve"> jpg, jpeg, png, gif, webp, avif, svg (without scripts), mp4, webm, mov, m4v, mp3, wav, m4a, ogg, flac, aac, pdf. The file content is checked against its extension; a renamed file is refused.</w:t>
+      </w:r>
+    </w:p>
+    <w:p>
+      <w:pPr>
+        <w:spacing w:after="120" w:line="276"/>
+      </w:pPr>
+      <w:r>
+        <w:rPr>
+          <w:b/>
+          <w:bCs/>
+        </w:rPr>
+        <w:t xml:space="preserve">Details.</w:t>
+      </w:r>
+      <w:r>
+        <w:t xml:space="preserve"> Click a file to preview it, edit its title, alt text, caption and tags, regenerate thumbnails, or delete it. Search and the type filter use these fields.</w:t>
       </w:r>
     </w:p>
     <w:p>
@@ -2453,7 +2587,7 @@
       <w:r>
         <w:drawing>
           <wp:inline distT="0" distB="0" distL="0" distR="0">
-            <wp:extent cx="5943600" cy="3714750"/>
+            <wp:extent cx="5943600" cy="3990975"/>
             <wp:effectExtent t="0" r="0" b="0" l="0"/>
             <wp:docPr id="1" name="" descr="" title=""/>
             <wp:cNvGraphicFramePr>
@@ -2478,7 +2612,7 @@
                   <pic:spPr bwMode="auto">
                     <a:xfrm>
                       <a:off x="0" y="0"/>
-                      <a:ext cx="5943600" cy="3714750"/>
+                      <a:ext cx="5943600" cy="3990975"/>
                     </a:xfrm>
                     <a:prstGeom prst="rect">
                       <a:avLst/>
@@ -2504,7 +2638,18 @@
           <w:sz w:val="18"/>
           <w:szCs w:val="18"/>
         </w:rPr>
-        <w:t xml:space="preserve">A WordPress page with the showcase (mock-up page, live store content)</w:t>
+        <w:t xml:space="preserve">A video's detail page</w:t>
+      </w:r>
+    </w:p>
+    <w:p>
+      <w:pPr>
+        <w:pStyle w:val="Heading1"/>
+        <w:keepNext/>
+        <w:pageBreakBefore/>
+        <w:spacing w:after="120" w:before="360"/>
+      </w:pPr>
+      <w:r>
+        <w:t xml:space="preserve">9. Products</w:t>
       </w:r>
     </w:p>
     <w:p>
@@ -2516,31 +2661,10 @@
           <w:b/>
           <w:bCs/>
         </w:rPr>
-        <w:t xml:space="preserve">On Joomla</w:t>
-      </w:r>
-      <w:r>
-        <w:t xml:space="preserve">, type </w:t>
-      </w:r>
-      <w:r>
-        <w:rPr>
-          <w:rFonts w:ascii="Consolas" w:cs="Consolas" w:eastAsia="Consolas" w:hAnsi="Consolas"/>
-          <w:sz w:val="19"/>
-          <w:szCs w:val="19"/>
-        </w:rPr>
-        <w:t xml:space="preserve">{mms_showcase view=grid}</w:t>
-      </w:r>
-      <w:r>
-        <w:t xml:space="preserve"> in an article, or add the </w:t>
-      </w:r>
-      <w:r>
-        <w:rPr>
-          <w:i/>
-          <w:iCs/>
-        </w:rPr>
-        <w:t xml:space="preserve">MediaMarketplace Embed</w:t>
-      </w:r>
-      <w:r>
-        <w:t xml:space="preserve"> module to a position.</w:t>
+        <w:t xml:space="preserve">Products</w:t>
+      </w:r>
+      <w:r>
+        <w:t xml:space="preserve"> lists everything for sale with its type, price, status, rating, views and sales. Use the buttons at the top to create a product of any of the ten types.</w:t>
       </w:r>
     </w:p>
     <w:p>
@@ -2558,7 +2682,7 @@
       <w:r>
         <w:drawing>
           <wp:inline distT="0" distB="0" distL="0" distR="0">
-            <wp:extent cx="5943600" cy="3714750"/>
+            <wp:extent cx="5943600" cy="3990975"/>
             <wp:effectExtent t="0" r="0" b="0" l="0"/>
             <wp:docPr id="1" name="" descr="" title=""/>
             <wp:cNvGraphicFramePr>
@@ -2583,7 +2707,7 @@
                   <pic:spPr bwMode="auto">
                     <a:xfrm>
                       <a:off x="0" y="0"/>
-                      <a:ext cx="5943600" cy="3714750"/>
+                      <a:ext cx="5943600" cy="3990975"/>
                     </a:xfrm>
                     <a:prstGeom prst="rect">
                       <a:avLst/>
@@ -2609,7 +2733,7 @@
           <w:sz w:val="18"/>
           <w:szCs w:val="18"/>
         </w:rPr>
-        <w:t xml:space="preserve">A Joomla page with the showcase in the article and a featured list in the sidebar (mock-up page, live store content)</w:t>
+        <w:t xml:space="preserve">The product list</w:t>
       </w:r>
     </w:p>
     <w:p>
@@ -2617,85 +2741,7 @@
         <w:spacing w:after="120" w:line="276"/>
       </w:pPr>
       <w:r>
-        <w:t xml:space="preserve">The store area sizes itself to its content and follows the visitor's light or dark preference.</w:t>
-      </w:r>
-    </w:p>
-    <w:p>
-      <w:pPr>
-        <w:pStyle w:val="Heading1"/>
-        <w:keepNext/>
-        <w:pageBreakBefore/>
-        <w:spacing w:after="120" w:before="360"/>
-      </w:pPr>
-      <w:r>
-        <w:t xml:space="preserve">9. Member sign-in</w:t>
-      </w:r>
-    </w:p>
-    <w:p>
-      <w:pPr>
-        <w:spacing w:after="120" w:line="276"/>
-      </w:pPr>
-      <w:r>
-        <w:t xml:space="preserve">Your website's logged-in members do not need a second password. Add a </w:t>
-      </w:r>
-      <w:r>
-        <w:rPr>
-          <w:b/>
-          <w:bCs/>
-        </w:rPr>
-        <w:t xml:space="preserve">My media</w:t>
-      </w:r>
-      <w:r>
-        <w:t xml:space="preserve"> link with </w:t>
-      </w:r>
-      <w:r>
-        <w:rPr>
-          <w:rFonts w:ascii="Consolas" w:cs="Consolas" w:eastAsia="Consolas" w:hAnsi="Consolas"/>
-          <w:sz w:val="19"/>
-          <w:szCs w:val="19"/>
-        </w:rPr>
-        <w:t xml:space="preserve">[mms_signin]</w:t>
-      </w:r>
-      <w:r>
-        <w:t xml:space="preserve"> (WordPress) or </w:t>
-      </w:r>
-      <w:r>
-        <w:rPr>
-          <w:rFonts w:ascii="Consolas" w:cs="Consolas" w:eastAsia="Consolas" w:hAnsi="Consolas"/>
-          <w:sz w:val="19"/>
-          <w:szCs w:val="19"/>
-        </w:rPr>
-        <w:t xml:space="preserve">{mms_signin}</w:t>
-      </w:r>
-      <w:r>
-        <w:t xml:space="preserve"> (Joomla). Clicking it opens the member's store account: purchases, downloads, passes, receipts. A member who signs in for the first time gets a customer account automatically, matched by email.</w:t>
-      </w:r>
-    </w:p>
-    <w:p>
-      <w:pPr>
-        <w:spacing w:after="120" w:line="276"/>
-      </w:pPr>
-      <w:r>
-        <w:t xml:space="preserve">People who are not members of your website can still buy: the store has its own sign-in and registration for customers.</w:t>
-      </w:r>
-    </w:p>
-    <w:p>
-      <w:pPr>
-        <w:pStyle w:val="Heading1"/>
-        <w:keepNext/>
-        <w:pageBreakBefore/>
-        <w:spacing w:after="120" w:before="360"/>
-      </w:pPr>
-      <w:r>
-        <w:t xml:space="preserve">10. Products (preview of the next release)</w:t>
-      </w:r>
-    </w:p>
-    <w:p>
-      <w:pPr>
-        <w:spacing w:after="120" w:line="276"/>
-      </w:pPr>
-      <w:r>
-        <w:t xml:space="preserve">The product screens arrive in the next release. Ten product types are planned, each a normal product with its own price:</w:t>
+        <w:t xml:space="preserve">Every product has a title, slug, description, price and currency, a status (draft, published, archived), a featured flag and categories. Video, audio, image and PDF products pick their file from the media library; any product may pick a separate preview image. The right-hand column changes with the type:</w:t>
       </w:r>
     </w:p>
     <w:tbl>
@@ -2781,7 +2827,7 @@
                 <w:sz w:val="18"/>
                 <w:szCs w:val="18"/>
               </w:rPr>
-              <w:t xml:space="preserve">What the customer gets</w:t>
+              <w:t xml:space="preserve">Settings</w:t>
             </w:r>
           </w:p>
         </w:tc>
@@ -2845,7 +2891,7 @@
                 <w:sz w:val="18"/>
                 <w:szCs w:val="18"/>
               </w:rPr>
-              <w:t xml:space="preserve">streaming, optional download</w:t>
+              <w:t xml:space="preserve">preview clip start and length, allow download, player</w:t>
             </w:r>
           </w:p>
         </w:tc>
@@ -2909,7 +2955,7 @@
                 <w:sz w:val="18"/>
                 <w:szCs w:val="18"/>
               </w:rPr>
-              <w:t xml:space="preserve">streaming, optional download</w:t>
+              <w:t xml:space="preserve">preview clip, allow download, visualiser, player</w:t>
             </w:r>
           </w:p>
         </w:tc>
@@ -2973,7 +3019,7 @@
                 <w:sz w:val="18"/>
                 <w:szCs w:val="18"/>
               </w:rPr>
-              <w:t xml:space="preserve">download at a chosen resolution; previews are watermarked</w:t>
+              <w:t xml:space="preserve">resolutions for sale, licence text</w:t>
             </w:r>
           </w:p>
         </w:tc>
@@ -3037,7 +3083,7 @@
                 <w:sz w:val="18"/>
                 <w:szCs w:val="18"/>
               </w:rPr>
-              <w:t xml:space="preserve">in-page reader, optional download stamped with the buyer's name</w:t>
+              <w:t xml:space="preserve">free preview pages, allow download, allow printing, stamp buyer name</w:t>
             </w:r>
           </w:p>
         </w:tc>
@@ -3101,7 +3147,7 @@
                 <w:sz w:val="18"/>
                 <w:szCs w:val="18"/>
               </w:rPr>
-              <w:t xml:space="preserve">a gated live page during the event, replay afterwards</w:t>
+              <w:t xml:space="preserve">provider, stream URL, start and end, chat embed</w:t>
             </w:r>
           </w:p>
         </w:tc>
@@ -3165,7 +3211,7 @@
                 <w:sz w:val="18"/>
                 <w:szCs w:val="18"/>
               </w:rPr>
-              <w:t xml:space="preserve">access to a page after signing an agreement</w:t>
+              <w:t xml:space="preserve">the page it unlocks, signup template (Phase 3)</w:t>
             </w:r>
           </w:p>
         </w:tc>
@@ -3229,7 +3275,7 @@
                 <w:sz w:val="18"/>
                 <w:szCs w:val="18"/>
               </w:rPr>
-              <w:t xml:space="preserve">everything in the library for a period</w:t>
+              <w:t xml:space="preserve">validity (days, date, lifetime, recurring), days or end date, scope</w:t>
             </w:r>
           </w:p>
         </w:tc>
@@ -3293,7 +3339,7 @@
                 <w:sz w:val="18"/>
                 <w:szCs w:val="18"/>
               </w:rPr>
-              <w:t xml:space="preserve">a join link and calendar invitation</w:t>
+              <w:t xml:space="preserve">provider, join link, duration, seats</w:t>
             </w:r>
           </w:p>
         </w:tc>
@@ -3357,7 +3403,7 @@
                 <w:sz w:val="18"/>
                 <w:szCs w:val="18"/>
               </w:rPr>
-              <w:t xml:space="preserve">a booking with an intake form and follow-up files</w:t>
+              <w:t xml:space="preserve">provider, join link, duration, intake questions</w:t>
             </w:r>
           </w:p>
         </w:tc>
@@ -3421,7 +3467,7 @@
                 <w:sz w:val="18"/>
                 <w:szCs w:val="18"/>
               </w:rPr>
-              <w:t xml:space="preserve">a link revealed after purchase</w:t>
+              <w:t xml:space="preserve">external URL, open in same or new tab, disclosure text</w:t>
             </w:r>
           </w:p>
         </w:tc>
@@ -3431,6 +3477,90 @@
       <w:pPr>
         <w:spacing w:after="120"/>
       </w:pPr>
+    </w:p>
+    <w:p>
+      <w:pPr>
+        <w:keepNext/>
+        <w:pBdr>
+          <w:top w:val="single" w:color="BFC7D1" w:sz="4"/>
+          <w:left w:val="single" w:color="BFC7D1" w:sz="4"/>
+          <w:bottom w:val="single" w:color="BFC7D1" w:sz="4"/>
+          <w:right w:val="single" w:color="BFC7D1" w:sz="4"/>
+        </w:pBdr>
+        <w:spacing w:after="60" w:before="120"/>
+        <w:jc w:val="center"/>
+      </w:pPr>
+      <w:r>
+        <w:drawing>
+          <wp:inline distT="0" distB="0" distL="0" distR="0">
+            <wp:extent cx="5943600" cy="3990975"/>
+            <wp:effectExtent t="0" r="0" b="0" l="0"/>
+            <wp:docPr id="1" name="" descr="" title=""/>
+            <wp:cNvGraphicFramePr>
+              <a:graphicFrameLocks xmlns:a="http://schemas.openxmlformats.org/drawingml/2006/main" noChangeAspect="1"/>
+            </wp:cNvGraphicFramePr>
+            <a:graphic xmlns:a="http://schemas.openxmlformats.org/drawingml/2006/main">
+              <a:graphicData uri="http://schemas.openxmlformats.org/drawingml/2006/picture">
+                <pic:pic xmlns:pic="http://schemas.openxmlformats.org/drawingml/2006/picture">
+                  <pic:nvPicPr>
+                    <pic:cNvPr id="0" name="" descr=""/>
+                    <pic:cNvPicPr>
+                      <a:picLocks noChangeAspect="1" noChangeArrowheads="1"/>
+                    </pic:cNvPicPr>
+                  </pic:nvPicPr>
+                  <pic:blipFill>
+                    <a:blip r:embed="rId20" cstate="none"/>
+                    <a:srcRect/>
+                    <a:stretch>
+                      <a:fillRect/>
+                    </a:stretch>
+                  </pic:blipFill>
+                  <pic:spPr bwMode="auto">
+                    <a:xfrm>
+                      <a:off x="0" y="0"/>
+                      <a:ext cx="5943600" cy="3990975"/>
+                    </a:xfrm>
+                    <a:prstGeom prst="rect">
+                      <a:avLst/>
+                    </a:prstGeom>
+                  </pic:spPr>
+                </pic:pic>
+              </a:graphicData>
+            </a:graphic>
+          </wp:inline>
+        </w:drawing>
+      </w:r>
+    </w:p>
+    <w:p>
+      <w:pPr>
+        <w:spacing w:after="200"/>
+        <w:jc w:val="center"/>
+      </w:pPr>
+      <w:r>
+        <w:rPr>
+          <w:i/>
+          <w:iCs/>
+          <w:color w:val="5B6470"/>
+          <w:sz w:val="18"/>
+          <w:szCs w:val="18"/>
+        </w:rPr>
+        <w:t xml:space="preserve">Editing a video product</w:t>
+      </w:r>
+    </w:p>
+    <w:p>
+      <w:pPr>
+        <w:spacing w:after="120" w:line="276"/>
+      </w:pPr>
+      <w:r>
+        <w:rPr>
+          <w:b/>
+          <w:bCs/>
+        </w:rPr>
+        <w:t xml:space="preserve">Categories</w:t>
+      </w:r>
+      <w:r>
+        <w:t xml:space="preserve"> are managed at the bottom of the product list and appear as a menu and a filter in the showcase. A product's type is locked after its first sale.</w:t>
+      </w:r>
     </w:p>
     <w:p>
       <w:pPr>
@@ -3440,7 +3570,7 @@
         <w:spacing w:after="120" w:before="360"/>
       </w:pPr>
       <w:r>
-        <w:t xml:space="preserve">11. Backups and data</w:t>
+        <w:t xml:space="preserve">10. Customers and access</w:t>
       </w:r>
     </w:p>
     <w:p>
@@ -3448,7 +3578,128 @@
         <w:spacing w:after="120" w:line="276"/>
       </w:pPr>
       <w:r>
-        <w:t xml:space="preserve">Everything the store owns lives in one data folder on the server (see the installation guide for its location): the database, the media files, the configuration and the log. Back that folder up with your site. The package adds nothing to the WordPress or Joomla database.</w:t>
+        <w:rPr>
+          <w:b/>
+          <w:bCs/>
+        </w:rPr>
+        <w:t xml:space="preserve">Customers</w:t>
+      </w:r>
+      <w:r>
+        <w:t xml:space="preserve"> lists every account: store administrators, members who signed in from the website, and customers who registered directly. Open one to see their access.</w:t>
+      </w:r>
+    </w:p>
+    <w:p>
+      <w:pPr>
+        <w:keepNext/>
+        <w:pBdr>
+          <w:top w:val="single" w:color="BFC7D1" w:sz="4"/>
+          <w:left w:val="single" w:color="BFC7D1" w:sz="4"/>
+          <w:bottom w:val="single" w:color="BFC7D1" w:sz="4"/>
+          <w:right w:val="single" w:color="BFC7D1" w:sz="4"/>
+        </w:pBdr>
+        <w:spacing w:after="60" w:before="120"/>
+        <w:jc w:val="center"/>
+      </w:pPr>
+      <w:r>
+        <w:drawing>
+          <wp:inline distT="0" distB="0" distL="0" distR="0">
+            <wp:extent cx="5943600" cy="3990975"/>
+            <wp:effectExtent t="0" r="0" b="0" l="0"/>
+            <wp:docPr id="1" name="" descr="" title=""/>
+            <wp:cNvGraphicFramePr>
+              <a:graphicFrameLocks xmlns:a="http://schemas.openxmlformats.org/drawingml/2006/main" noChangeAspect="1"/>
+            </wp:cNvGraphicFramePr>
+            <a:graphic xmlns:a="http://schemas.openxmlformats.org/drawingml/2006/main">
+              <a:graphicData uri="http://schemas.openxmlformats.org/drawingml/2006/picture">
+                <pic:pic xmlns:pic="http://schemas.openxmlformats.org/drawingml/2006/picture">
+                  <pic:nvPicPr>
+                    <pic:cNvPr id="0" name="" descr=""/>
+                    <pic:cNvPicPr>
+                      <a:picLocks noChangeAspect="1" noChangeArrowheads="1"/>
+                    </pic:cNvPicPr>
+                  </pic:nvPicPr>
+                  <pic:blipFill>
+                    <a:blip r:embed="rId21" cstate="none"/>
+                    <a:srcRect/>
+                    <a:stretch>
+                      <a:fillRect/>
+                    </a:stretch>
+                  </pic:blipFill>
+                  <pic:spPr bwMode="auto">
+                    <a:xfrm>
+                      <a:off x="0" y="0"/>
+                      <a:ext cx="5943600" cy="3990975"/>
+                    </a:xfrm>
+                    <a:prstGeom prst="rect">
+                      <a:avLst/>
+                    </a:prstGeom>
+                  </pic:spPr>
+                </pic:pic>
+              </a:graphicData>
+            </a:graphic>
+          </wp:inline>
+        </w:drawing>
+      </w:r>
+    </w:p>
+    <w:p>
+      <w:pPr>
+        <w:spacing w:after="200"/>
+        <w:jc w:val="center"/>
+      </w:pPr>
+      <w:r>
+        <w:rPr>
+          <w:i/>
+          <w:iCs/>
+          <w:color w:val="5B6470"/>
+          <w:sz w:val="18"/>
+          <w:szCs w:val="18"/>
+        </w:rPr>
+        <w:t xml:space="preserve">A customer with access granted by hand</w:t>
+      </w:r>
+    </w:p>
+    <w:p>
+      <w:pPr>
+        <w:spacing w:after="120" w:line="276"/>
+      </w:pPr>
+      <w:r>
+        <w:rPr>
+          <w:b/>
+          <w:bCs/>
+        </w:rPr>
+        <w:t xml:space="preserve">Granting access by hand.</w:t>
+      </w:r>
+      <w:r>
+        <w:t xml:space="preserve"> Until checkout arrives, this is how customers receive items: choose </w:t>
+      </w:r>
+      <w:r>
+        <w:rPr>
+          <w:i/>
+          <w:iCs/>
+        </w:rPr>
+        <w:t xml:space="preserve">One product</w:t>
+      </w:r>
+      <w:r>
+        <w:t xml:space="preserve"> or </w:t>
+      </w:r>
+      <w:r>
+        <w:rPr>
+          <w:i/>
+          <w:iCs/>
+        </w:rPr>
+        <w:t xml:space="preserve">Whole library</w:t>
+      </w:r>
+      <w:r>
+        <w:t xml:space="preserve">, an optional number of days, and click </w:t>
+      </w:r>
+      <w:r>
+        <w:rPr>
+          <w:b/>
+          <w:bCs/>
+        </w:rPr>
+        <w:t xml:space="preserve">Grant</w:t>
+      </w:r>
+      <w:r>
+        <w:t xml:space="preserve">. Revoke at any time. Every grant and revoke is written to the activity log.</w:t>
       </w:r>
     </w:p>
     <w:p>
@@ -3459,7 +3710,751 @@
         <w:spacing w:after="120" w:before="360"/>
       </w:pPr>
       <w:r>
-        <w:t xml:space="preserve">12. Roadmap</w:t>
+        <w:t xml:space="preserve">11. The store on your website</w:t>
+      </w:r>
+    </w:p>
+    <w:p>
+      <w:pPr>
+        <w:spacing w:after="120" w:line="276"/>
+      </w:pPr>
+      <w:r>
+        <w:t xml:space="preserve">The showcase is the store front. It shows published products as cards with a thumbnail, type badge, duration, price, rating and featured star, and offers search, type and category filters, sorting (featured, newest, price, rating, best selling, alphabetical), an optional category menu and grid or list layout. The visitor's choices stay in the address, so filtered views can be linked.</w:t>
+      </w:r>
+    </w:p>
+    <w:p>
+      <w:pPr>
+        <w:keepNext/>
+        <w:pBdr>
+          <w:top w:val="single" w:color="BFC7D1" w:sz="4"/>
+          <w:left w:val="single" w:color="BFC7D1" w:sz="4"/>
+          <w:bottom w:val="single" w:color="BFC7D1" w:sz="4"/>
+          <w:right w:val="single" w:color="BFC7D1" w:sz="4"/>
+        </w:pBdr>
+        <w:spacing w:after="60" w:before="120"/>
+        <w:jc w:val="center"/>
+      </w:pPr>
+      <w:r>
+        <w:drawing>
+          <wp:inline distT="0" distB="0" distL="0" distR="0">
+            <wp:extent cx="5943600" cy="3990975"/>
+            <wp:effectExtent t="0" r="0" b="0" l="0"/>
+            <wp:docPr id="1" name="" descr="" title=""/>
+            <wp:cNvGraphicFramePr>
+              <a:graphicFrameLocks xmlns:a="http://schemas.openxmlformats.org/drawingml/2006/main" noChangeAspect="1"/>
+            </wp:cNvGraphicFramePr>
+            <a:graphic xmlns:a="http://schemas.openxmlformats.org/drawingml/2006/main">
+              <a:graphicData uri="http://schemas.openxmlformats.org/drawingml/2006/picture">
+                <pic:pic xmlns:pic="http://schemas.openxmlformats.org/drawingml/2006/picture">
+                  <pic:nvPicPr>
+                    <pic:cNvPr id="0" name="" descr=""/>
+                    <pic:cNvPicPr>
+                      <a:picLocks noChangeAspect="1" noChangeArrowheads="1"/>
+                    </pic:cNvPicPr>
+                  </pic:nvPicPr>
+                  <pic:blipFill>
+                    <a:blip r:embed="rId22" cstate="none"/>
+                    <a:srcRect/>
+                    <a:stretch>
+                      <a:fillRect/>
+                    </a:stretch>
+                  </pic:blipFill>
+                  <pic:spPr bwMode="auto">
+                    <a:xfrm>
+                      <a:off x="0" y="0"/>
+                      <a:ext cx="5943600" cy="3990975"/>
+                    </a:xfrm>
+                    <a:prstGeom prst="rect">
+                      <a:avLst/>
+                    </a:prstGeom>
+                  </pic:spPr>
+                </pic:pic>
+              </a:graphicData>
+            </a:graphic>
+          </wp:inline>
+        </w:drawing>
+      </w:r>
+    </w:p>
+    <w:p>
+      <w:pPr>
+        <w:spacing w:after="200"/>
+        <w:jc w:val="center"/>
+      </w:pPr>
+      <w:r>
+        <w:rPr>
+          <w:i/>
+          <w:iCs/>
+          <w:color w:val="5B6470"/>
+          <w:sz w:val="18"/>
+          <w:szCs w:val="18"/>
+        </w:rPr>
+        <w:t xml:space="preserve">The showcase in grid view with the category menu</w:t>
+      </w:r>
+    </w:p>
+    <w:p>
+      <w:pPr>
+        <w:keepNext/>
+        <w:pBdr>
+          <w:top w:val="single" w:color="BFC7D1" w:sz="4"/>
+          <w:left w:val="single" w:color="BFC7D1" w:sz="4"/>
+          <w:bottom w:val="single" w:color="BFC7D1" w:sz="4"/>
+          <w:right w:val="single" w:color="BFC7D1" w:sz="4"/>
+        </w:pBdr>
+        <w:spacing w:after="60" w:before="120"/>
+        <w:jc w:val="center"/>
+      </w:pPr>
+      <w:r>
+        <w:drawing>
+          <wp:inline distT="0" distB="0" distL="0" distR="0">
+            <wp:extent cx="5943600" cy="3990975"/>
+            <wp:effectExtent t="0" r="0" b="0" l="0"/>
+            <wp:docPr id="1" name="" descr="" title=""/>
+            <wp:cNvGraphicFramePr>
+              <a:graphicFrameLocks xmlns:a="http://schemas.openxmlformats.org/drawingml/2006/main" noChangeAspect="1"/>
+            </wp:cNvGraphicFramePr>
+            <a:graphic xmlns:a="http://schemas.openxmlformats.org/drawingml/2006/main">
+              <a:graphicData uri="http://schemas.openxmlformats.org/drawingml/2006/picture">
+                <pic:pic xmlns:pic="http://schemas.openxmlformats.org/drawingml/2006/picture">
+                  <pic:nvPicPr>
+                    <pic:cNvPr id="0" name="" descr=""/>
+                    <pic:cNvPicPr>
+                      <a:picLocks noChangeAspect="1" noChangeArrowheads="1"/>
+                    </pic:cNvPicPr>
+                  </pic:nvPicPr>
+                  <pic:blipFill>
+                    <a:blip r:embed="rId23" cstate="none"/>
+                    <a:srcRect/>
+                    <a:stretch>
+                      <a:fillRect/>
+                    </a:stretch>
+                  </pic:blipFill>
+                  <pic:spPr bwMode="auto">
+                    <a:xfrm>
+                      <a:off x="0" y="0"/>
+                      <a:ext cx="5943600" cy="3990975"/>
+                    </a:xfrm>
+                    <a:prstGeom prst="rect">
+                      <a:avLst/>
+                    </a:prstGeom>
+                  </pic:spPr>
+                </pic:pic>
+              </a:graphicData>
+            </a:graphic>
+          </wp:inline>
+        </w:drawing>
+      </w:r>
+    </w:p>
+    <w:p>
+      <w:pPr>
+        <w:spacing w:after="200"/>
+        <w:jc w:val="center"/>
+      </w:pPr>
+      <w:r>
+        <w:rPr>
+          <w:i/>
+          <w:iCs/>
+          <w:color w:val="5B6470"/>
+          <w:sz w:val="18"/>
+          <w:szCs w:val="18"/>
+        </w:rPr>
+        <w:t xml:space="preserve">The showcase in list view filtered to a category</w:t>
+      </w:r>
+    </w:p>
+    <w:p>
+      <w:pPr>
+        <w:spacing w:after="120" w:line="276"/>
+      </w:pPr>
+      <w:r>
+        <w:t xml:space="preserve">Clicking a card opens the product page: the preview image or a free preview clip, description, price, reviews, and a </w:t>
+      </w:r>
+      <w:r>
+        <w:rPr>
+          <w:b/>
+          <w:bCs/>
+        </w:rPr>
+        <w:t xml:space="preserve">Buy</w:t>
+      </w:r>
+      <w:r>
+        <w:t xml:space="preserve"> button. Checkout arrives in the next release; the button explains this until then. A visitor who already owns the item sees </w:t>
+      </w:r>
+      <w:r>
+        <w:rPr>
+          <w:b/>
+          <w:bCs/>
+        </w:rPr>
+        <w:t xml:space="preserve">Open</w:t>
+      </w:r>
+      <w:r>
+        <w:t xml:space="preserve"> instead and can leave a rating.</w:t>
+      </w:r>
+    </w:p>
+    <w:p>
+      <w:pPr>
+        <w:keepNext/>
+        <w:pBdr>
+          <w:top w:val="single" w:color="BFC7D1" w:sz="4"/>
+          <w:left w:val="single" w:color="BFC7D1" w:sz="4"/>
+          <w:bottom w:val="single" w:color="BFC7D1" w:sz="4"/>
+          <w:right w:val="single" w:color="BFC7D1" w:sz="4"/>
+        </w:pBdr>
+        <w:spacing w:after="60" w:before="120"/>
+        <w:jc w:val="center"/>
+      </w:pPr>
+      <w:r>
+        <w:drawing>
+          <wp:inline distT="0" distB="0" distL="0" distR="0">
+            <wp:extent cx="5943600" cy="3990975"/>
+            <wp:effectExtent t="0" r="0" b="0" l="0"/>
+            <wp:docPr id="1" name="" descr="" title=""/>
+            <wp:cNvGraphicFramePr>
+              <a:graphicFrameLocks xmlns:a="http://schemas.openxmlformats.org/drawingml/2006/main" noChangeAspect="1"/>
+            </wp:cNvGraphicFramePr>
+            <a:graphic xmlns:a="http://schemas.openxmlformats.org/drawingml/2006/main">
+              <a:graphicData uri="http://schemas.openxmlformats.org/drawingml/2006/picture">
+                <pic:pic xmlns:pic="http://schemas.openxmlformats.org/drawingml/2006/picture">
+                  <pic:nvPicPr>
+                    <pic:cNvPr id="0" name="" descr=""/>
+                    <pic:cNvPicPr>
+                      <a:picLocks noChangeAspect="1" noChangeArrowheads="1"/>
+                    </pic:cNvPicPr>
+                  </pic:nvPicPr>
+                  <pic:blipFill>
+                    <a:blip r:embed="rId24" cstate="none"/>
+                    <a:srcRect/>
+                    <a:stretch>
+                      <a:fillRect/>
+                    </a:stretch>
+                  </pic:blipFill>
+                  <pic:spPr bwMode="auto">
+                    <a:xfrm>
+                      <a:off x="0" y="0"/>
+                      <a:ext cx="5943600" cy="3990975"/>
+                    </a:xfrm>
+                    <a:prstGeom prst="rect">
+                      <a:avLst/>
+                    </a:prstGeom>
+                  </pic:spPr>
+                </pic:pic>
+              </a:graphicData>
+            </a:graphic>
+          </wp:inline>
+        </w:drawing>
+      </w:r>
+    </w:p>
+    <w:p>
+      <w:pPr>
+        <w:spacing w:after="200"/>
+        <w:jc w:val="center"/>
+      </w:pPr>
+      <w:r>
+        <w:rPr>
+          <w:i/>
+          <w:iCs/>
+          <w:color w:val="5B6470"/>
+          <w:sz w:val="18"/>
+          <w:szCs w:val="18"/>
+        </w:rPr>
+        <w:t xml:space="preserve">A product page with a free preview clip</w:t>
+      </w:r>
+    </w:p>
+    <w:p>
+      <w:pPr>
+        <w:spacing w:after="120" w:line="276"/>
+      </w:pPr>
+      <w:r>
+        <w:rPr>
+          <w:b/>
+          <w:bCs/>
+        </w:rPr>
+        <w:t xml:space="preserve">On WordPress</w:t>
+      </w:r>
+      <w:r>
+        <w:t xml:space="preserve">, place </w:t>
+      </w:r>
+      <w:r>
+        <w:rPr>
+          <w:rFonts w:ascii="Consolas" w:cs="Consolas" w:eastAsia="Consolas" w:hAnsi="Consolas"/>
+          <w:sz w:val="19"/>
+          <w:szCs w:val="19"/>
+        </w:rPr>
+        <w:t xml:space="preserve">[mms_showcase view="grid"]</w:t>
+      </w:r>
+      <w:r>
+        <w:t xml:space="preserve"> in a Shortcode block. Add </w:t>
+      </w:r>
+      <w:r>
+        <w:rPr>
+          <w:rFonts w:ascii="Consolas" w:cs="Consolas" w:eastAsia="Consolas" w:hAnsi="Consolas"/>
+          <w:sz w:val="19"/>
+          <w:szCs w:val="19"/>
+        </w:rPr>
+        <w:t xml:space="preserve">menu="horizontal"</w:t>
+      </w:r>
+      <w:r>
+        <w:t xml:space="preserve"> to show the category menu.</w:t>
+      </w:r>
+    </w:p>
+    <w:p>
+      <w:pPr>
+        <w:keepNext/>
+        <w:pBdr>
+          <w:top w:val="single" w:color="BFC7D1" w:sz="4"/>
+          <w:left w:val="single" w:color="BFC7D1" w:sz="4"/>
+          <w:bottom w:val="single" w:color="BFC7D1" w:sz="4"/>
+          <w:right w:val="single" w:color="BFC7D1" w:sz="4"/>
+        </w:pBdr>
+        <w:spacing w:after="60" w:before="120"/>
+        <w:jc w:val="center"/>
+      </w:pPr>
+      <w:r>
+        <w:drawing>
+          <wp:inline distT="0" distB="0" distL="0" distR="0">
+            <wp:extent cx="5943600" cy="3990975"/>
+            <wp:effectExtent t="0" r="0" b="0" l="0"/>
+            <wp:docPr id="1" name="" descr="" title=""/>
+            <wp:cNvGraphicFramePr>
+              <a:graphicFrameLocks xmlns:a="http://schemas.openxmlformats.org/drawingml/2006/main" noChangeAspect="1"/>
+            </wp:cNvGraphicFramePr>
+            <a:graphic xmlns:a="http://schemas.openxmlformats.org/drawingml/2006/main">
+              <a:graphicData uri="http://schemas.openxmlformats.org/drawingml/2006/picture">
+                <pic:pic xmlns:pic="http://schemas.openxmlformats.org/drawingml/2006/picture">
+                  <pic:nvPicPr>
+                    <pic:cNvPr id="0" name="" descr=""/>
+                    <pic:cNvPicPr>
+                      <a:picLocks noChangeAspect="1" noChangeArrowheads="1"/>
+                    </pic:cNvPicPr>
+                  </pic:nvPicPr>
+                  <pic:blipFill>
+                    <a:blip r:embed="rId25" cstate="none"/>
+                    <a:srcRect/>
+                    <a:stretch>
+                      <a:fillRect/>
+                    </a:stretch>
+                  </pic:blipFill>
+                  <pic:spPr bwMode="auto">
+                    <a:xfrm>
+                      <a:off x="0" y="0"/>
+                      <a:ext cx="5943600" cy="3990975"/>
+                    </a:xfrm>
+                    <a:prstGeom prst="rect">
+                      <a:avLst/>
+                    </a:prstGeom>
+                  </pic:spPr>
+                </pic:pic>
+              </a:graphicData>
+            </a:graphic>
+          </wp:inline>
+        </w:drawing>
+      </w:r>
+    </w:p>
+    <w:p>
+      <w:pPr>
+        <w:spacing w:after="200"/>
+        <w:jc w:val="center"/>
+      </w:pPr>
+      <w:r>
+        <w:rPr>
+          <w:i/>
+          <w:iCs/>
+          <w:color w:val="5B6470"/>
+          <w:sz w:val="18"/>
+          <w:szCs w:val="18"/>
+        </w:rPr>
+        <w:t xml:space="preserve">A WordPress page with the live showcase (mock-up page, live store content)</w:t>
+      </w:r>
+    </w:p>
+    <w:p>
+      <w:pPr>
+        <w:spacing w:after="120" w:line="276"/>
+      </w:pPr>
+      <w:r>
+        <w:rPr>
+          <w:b/>
+          <w:bCs/>
+        </w:rPr>
+        <w:t xml:space="preserve">On Joomla</w:t>
+      </w:r>
+      <w:r>
+        <w:t xml:space="preserve">, type </w:t>
+      </w:r>
+      <w:r>
+        <w:rPr>
+          <w:rFonts w:ascii="Consolas" w:cs="Consolas" w:eastAsia="Consolas" w:hAnsi="Consolas"/>
+          <w:sz w:val="19"/>
+          <w:szCs w:val="19"/>
+        </w:rPr>
+        <w:t xml:space="preserve">{mms_showcase view=grid}</w:t>
+      </w:r>
+      <w:r>
+        <w:t xml:space="preserve"> in an article, or add the </w:t>
+      </w:r>
+      <w:r>
+        <w:rPr>
+          <w:i/>
+          <w:iCs/>
+        </w:rPr>
+        <w:t xml:space="preserve">MediaMarketplace Embed</w:t>
+      </w:r>
+      <w:r>
+        <w:t xml:space="preserve"> module to a position.</w:t>
+      </w:r>
+    </w:p>
+    <w:p>
+      <w:pPr>
+        <w:keepNext/>
+        <w:pBdr>
+          <w:top w:val="single" w:color="BFC7D1" w:sz="4"/>
+          <w:left w:val="single" w:color="BFC7D1" w:sz="4"/>
+          <w:bottom w:val="single" w:color="BFC7D1" w:sz="4"/>
+          <w:right w:val="single" w:color="BFC7D1" w:sz="4"/>
+        </w:pBdr>
+        <w:spacing w:after="60" w:before="120"/>
+        <w:jc w:val="center"/>
+      </w:pPr>
+      <w:r>
+        <w:drawing>
+          <wp:inline distT="0" distB="0" distL="0" distR="0">
+            <wp:extent cx="5943600" cy="3990975"/>
+            <wp:effectExtent t="0" r="0" b="0" l="0"/>
+            <wp:docPr id="1" name="" descr="" title=""/>
+            <wp:cNvGraphicFramePr>
+              <a:graphicFrameLocks xmlns:a="http://schemas.openxmlformats.org/drawingml/2006/main" noChangeAspect="1"/>
+            </wp:cNvGraphicFramePr>
+            <a:graphic xmlns:a="http://schemas.openxmlformats.org/drawingml/2006/main">
+              <a:graphicData uri="http://schemas.openxmlformats.org/drawingml/2006/picture">
+                <pic:pic xmlns:pic="http://schemas.openxmlformats.org/drawingml/2006/picture">
+                  <pic:nvPicPr>
+                    <pic:cNvPr id="0" name="" descr=""/>
+                    <pic:cNvPicPr>
+                      <a:picLocks noChangeAspect="1" noChangeArrowheads="1"/>
+                    </pic:cNvPicPr>
+                  </pic:nvPicPr>
+                  <pic:blipFill>
+                    <a:blip r:embed="rId26" cstate="none"/>
+                    <a:srcRect/>
+                    <a:stretch>
+                      <a:fillRect/>
+                    </a:stretch>
+                  </pic:blipFill>
+                  <pic:spPr bwMode="auto">
+                    <a:xfrm>
+                      <a:off x="0" y="0"/>
+                      <a:ext cx="5943600" cy="3990975"/>
+                    </a:xfrm>
+                    <a:prstGeom prst="rect">
+                      <a:avLst/>
+                    </a:prstGeom>
+                  </pic:spPr>
+                </pic:pic>
+              </a:graphicData>
+            </a:graphic>
+          </wp:inline>
+        </w:drawing>
+      </w:r>
+    </w:p>
+    <w:p>
+      <w:pPr>
+        <w:spacing w:after="200"/>
+        <w:jc w:val="center"/>
+      </w:pPr>
+      <w:r>
+        <w:rPr>
+          <w:i/>
+          <w:iCs/>
+          <w:color w:val="5B6470"/>
+          <w:sz w:val="18"/>
+          <w:szCs w:val="18"/>
+        </w:rPr>
+        <w:t xml:space="preserve">A Joomla page with the showcase in the article and a list in the sidebar (mock-up page, live store content)</w:t>
+      </w:r>
+    </w:p>
+    <w:p>
+      <w:pPr>
+        <w:pStyle w:val="Heading1"/>
+        <w:keepNext/>
+        <w:pageBreakBefore/>
+        <w:spacing w:after="120" w:before="360"/>
+      </w:pPr>
+      <w:r>
+        <w:t xml:space="preserve">12. Players and My media</w:t>
+      </w:r>
+    </w:p>
+    <w:p>
+      <w:pPr>
+        <w:spacing w:after="120" w:line="276"/>
+      </w:pPr>
+      <w:r>
+        <w:t xml:space="preserve">Customers open what they own from </w:t>
+      </w:r>
+      <w:r>
+        <w:rPr>
+          <w:b/>
+          <w:bCs/>
+        </w:rPr>
+        <w:t xml:space="preserve">My media</w:t>
+      </w:r>
+      <w:r>
+        <w:t xml:space="preserve">, reached through the "My media" link on your website (one-click sign-in for members) or by signing in at the store directly.</w:t>
+      </w:r>
+    </w:p>
+    <w:p>
+      <w:pPr>
+        <w:keepNext/>
+        <w:pBdr>
+          <w:top w:val="single" w:color="BFC7D1" w:sz="4"/>
+          <w:left w:val="single" w:color="BFC7D1" w:sz="4"/>
+          <w:bottom w:val="single" w:color="BFC7D1" w:sz="4"/>
+          <w:right w:val="single" w:color="BFC7D1" w:sz="4"/>
+        </w:pBdr>
+        <w:spacing w:after="60" w:before="120"/>
+        <w:jc w:val="center"/>
+      </w:pPr>
+      <w:r>
+        <w:drawing>
+          <wp:inline distT="0" distB="0" distL="0" distR="0">
+            <wp:extent cx="5943600" cy="3990975"/>
+            <wp:effectExtent t="0" r="0" b="0" l="0"/>
+            <wp:docPr id="1" name="" descr="" title=""/>
+            <wp:cNvGraphicFramePr>
+              <a:graphicFrameLocks xmlns:a="http://schemas.openxmlformats.org/drawingml/2006/main" noChangeAspect="1"/>
+            </wp:cNvGraphicFramePr>
+            <a:graphic xmlns:a="http://schemas.openxmlformats.org/drawingml/2006/main">
+              <a:graphicData uri="http://schemas.openxmlformats.org/drawingml/2006/picture">
+                <pic:pic xmlns:pic="http://schemas.openxmlformats.org/drawingml/2006/picture">
+                  <pic:nvPicPr>
+                    <pic:cNvPr id="0" name="" descr=""/>
+                    <pic:cNvPicPr>
+                      <a:picLocks noChangeAspect="1" noChangeArrowheads="1"/>
+                    </pic:cNvPicPr>
+                  </pic:nvPicPr>
+                  <pic:blipFill>
+                    <a:blip r:embed="rId27" cstate="none"/>
+                    <a:srcRect/>
+                    <a:stretch>
+                      <a:fillRect/>
+                    </a:stretch>
+                  </pic:blipFill>
+                  <pic:spPr bwMode="auto">
+                    <a:xfrm>
+                      <a:off x="0" y="0"/>
+                      <a:ext cx="5943600" cy="3990975"/>
+                    </a:xfrm>
+                    <a:prstGeom prst="rect">
+                      <a:avLst/>
+                    </a:prstGeom>
+                  </pic:spPr>
+                </pic:pic>
+              </a:graphicData>
+            </a:graphic>
+          </wp:inline>
+        </w:drawing>
+      </w:r>
+    </w:p>
+    <w:p>
+      <w:pPr>
+        <w:spacing w:after="200"/>
+        <w:jc w:val="center"/>
+      </w:pPr>
+      <w:r>
+        <w:rPr>
+          <w:i/>
+          <w:iCs/>
+          <w:color w:val="5B6470"/>
+          <w:sz w:val="18"/>
+          <w:szCs w:val="18"/>
+        </w:rPr>
+        <w:t xml:space="preserve">My media</w:t>
+      </w:r>
+    </w:p>
+    <w:p>
+      <w:pPr>
+        <w:spacing w:after="120" w:line="276"/>
+      </w:pPr>
+      <w:r>
+        <w:t xml:space="preserve">Video and audio play in the universal player. The store default is Plyr; Video.js and the browser's native controls are also available, per store, per product. Every play uses a signed link that expires, is tied to the signed-in customer, and supports seeking. Videos carry a moving visible watermark with the customer's email. Owners can download when the product allows it.</w:t>
+      </w:r>
+    </w:p>
+    <w:p>
+      <w:pPr>
+        <w:keepNext/>
+        <w:pBdr>
+          <w:top w:val="single" w:color="BFC7D1" w:sz="4"/>
+          <w:left w:val="single" w:color="BFC7D1" w:sz="4"/>
+          <w:bottom w:val="single" w:color="BFC7D1" w:sz="4"/>
+          <w:right w:val="single" w:color="BFC7D1" w:sz="4"/>
+        </w:pBdr>
+        <w:spacing w:after="60" w:before="120"/>
+        <w:jc w:val="center"/>
+      </w:pPr>
+      <w:r>
+        <w:drawing>
+          <wp:inline distT="0" distB="0" distL="0" distR="0">
+            <wp:extent cx="5943600" cy="3990975"/>
+            <wp:effectExtent t="0" r="0" b="0" l="0"/>
+            <wp:docPr id="1" name="" descr="" title=""/>
+            <wp:cNvGraphicFramePr>
+              <a:graphicFrameLocks xmlns:a="http://schemas.openxmlformats.org/drawingml/2006/main" noChangeAspect="1"/>
+            </wp:cNvGraphicFramePr>
+            <a:graphic xmlns:a="http://schemas.openxmlformats.org/drawingml/2006/main">
+              <a:graphicData uri="http://schemas.openxmlformats.org/drawingml/2006/picture">
+                <pic:pic xmlns:pic="http://schemas.openxmlformats.org/drawingml/2006/picture">
+                  <pic:nvPicPr>
+                    <pic:cNvPr id="0" name="" descr=""/>
+                    <pic:cNvPicPr>
+                      <a:picLocks noChangeAspect="1" noChangeArrowheads="1"/>
+                    </pic:cNvPicPr>
+                  </pic:nvPicPr>
+                  <pic:blipFill>
+                    <a:blip r:embed="rId28" cstate="none"/>
+                    <a:srcRect/>
+                    <a:stretch>
+                      <a:fillRect/>
+                    </a:stretch>
+                  </pic:blipFill>
+                  <pic:spPr bwMode="auto">
+                    <a:xfrm>
+                      <a:off x="0" y="0"/>
+                      <a:ext cx="5943600" cy="3990975"/>
+                    </a:xfrm>
+                    <a:prstGeom prst="rect">
+                      <a:avLst/>
+                    </a:prstGeom>
+                  </pic:spPr>
+                </pic:pic>
+              </a:graphicData>
+            </a:graphic>
+          </wp:inline>
+        </w:drawing>
+      </w:r>
+    </w:p>
+    <w:p>
+      <w:pPr>
+        <w:spacing w:after="200"/>
+        <w:jc w:val="center"/>
+      </w:pPr>
+      <w:r>
+        <w:rPr>
+          <w:i/>
+          <w:iCs/>
+          <w:color w:val="5B6470"/>
+          <w:sz w:val="18"/>
+          <w:szCs w:val="18"/>
+        </w:rPr>
+        <w:t xml:space="preserve">Playing a purchased video with Plyr, watermark at the top right</w:t>
+      </w:r>
+    </w:p>
+    <w:p>
+      <w:pPr>
+        <w:spacing w:after="120" w:line="276"/>
+      </w:pPr>
+      <w:r>
+        <w:t xml:space="preserve">Images open at full size with a download button; PDFs open in the page; live events show the stream and chat during their window; meetings and consultations reveal their join link; external pages reveal their link; a site pass opens the whole library.</w:t>
+      </w:r>
+    </w:p>
+    <w:p>
+      <w:pPr>
+        <w:spacing w:after="120" w:line="276"/>
+      </w:pPr>
+      <w:r>
+        <w:t xml:space="preserve">Customers without a website account can register at the store's own sign-in page.</w:t>
+      </w:r>
+    </w:p>
+    <w:p>
+      <w:pPr>
+        <w:keepNext/>
+        <w:pBdr>
+          <w:top w:val="single" w:color="BFC7D1" w:sz="4"/>
+          <w:left w:val="single" w:color="BFC7D1" w:sz="4"/>
+          <w:bottom w:val="single" w:color="BFC7D1" w:sz="4"/>
+          <w:right w:val="single" w:color="BFC7D1" w:sz="4"/>
+        </w:pBdr>
+        <w:spacing w:after="60" w:before="120"/>
+        <w:jc w:val="center"/>
+      </w:pPr>
+      <w:r>
+        <w:drawing>
+          <wp:inline distT="0" distB="0" distL="0" distR="0">
+            <wp:extent cx="5943600" cy="3990975"/>
+            <wp:effectExtent t="0" r="0" b="0" l="0"/>
+            <wp:docPr id="1" name="" descr="" title=""/>
+            <wp:cNvGraphicFramePr>
+              <a:graphicFrameLocks xmlns:a="http://schemas.openxmlformats.org/drawingml/2006/main" noChangeAspect="1"/>
+            </wp:cNvGraphicFramePr>
+            <a:graphic xmlns:a="http://schemas.openxmlformats.org/drawingml/2006/main">
+              <a:graphicData uri="http://schemas.openxmlformats.org/drawingml/2006/picture">
+                <pic:pic xmlns:pic="http://schemas.openxmlformats.org/drawingml/2006/picture">
+                  <pic:nvPicPr>
+                    <pic:cNvPr id="0" name="" descr=""/>
+                    <pic:cNvPicPr>
+                      <a:picLocks noChangeAspect="1" noChangeArrowheads="1"/>
+                    </pic:cNvPicPr>
+                  </pic:nvPicPr>
+                  <pic:blipFill>
+                    <a:blip r:embed="rId29" cstate="none"/>
+                    <a:srcRect/>
+                    <a:stretch>
+                      <a:fillRect/>
+                    </a:stretch>
+                  </pic:blipFill>
+                  <pic:spPr bwMode="auto">
+                    <a:xfrm>
+                      <a:off x="0" y="0"/>
+                      <a:ext cx="5943600" cy="3990975"/>
+                    </a:xfrm>
+                    <a:prstGeom prst="rect">
+                      <a:avLst/>
+                    </a:prstGeom>
+                  </pic:spPr>
+                </pic:pic>
+              </a:graphicData>
+            </a:graphic>
+          </wp:inline>
+        </w:drawing>
+      </w:r>
+    </w:p>
+    <w:p>
+      <w:pPr>
+        <w:spacing w:after="200"/>
+        <w:jc w:val="center"/>
+      </w:pPr>
+      <w:r>
+        <w:rPr>
+          <w:i/>
+          <w:iCs/>
+          <w:color w:val="5B6470"/>
+          <w:sz w:val="18"/>
+          <w:szCs w:val="18"/>
+        </w:rPr>
+        <w:t xml:space="preserve">The store's own sign-in page</w:t>
+      </w:r>
+    </w:p>
+    <w:p>
+      <w:pPr>
+        <w:pStyle w:val="Heading1"/>
+        <w:keepNext/>
+        <w:pageBreakBefore/>
+        <w:spacing w:after="120" w:before="360"/>
+      </w:pPr>
+      <w:r>
+        <w:t xml:space="preserve">13. Backups and data</w:t>
+      </w:r>
+    </w:p>
+    <w:p>
+      <w:pPr>
+        <w:spacing w:after="120" w:line="276"/>
+      </w:pPr>
+      <w:r>
+        <w:t xml:space="preserve">Everything the store owns lives in one data folder on the server (see the installation guide for its location): the database, the media files, the configuration and the log. Back that folder up with your site. The package adds nothing to the WordPress or Joomla database.</w:t>
+      </w:r>
+    </w:p>
+    <w:p>
+      <w:pPr>
+        <w:pStyle w:val="Heading1"/>
+        <w:keepNext/>
+        <w:pageBreakBefore/>
+        <w:spacing w:after="120" w:before="360"/>
+      </w:pPr>
+      <w:r>
+        <w:t xml:space="preserve">14. Roadmap</w:t>
       </w:r>
     </w:p>
     <w:tbl>
@@ -3609,23 +4604,7 @@
                 <w:sz w:val="18"/>
                 <w:szCs w:val="18"/>
               </w:rPr>
-              <w:t xml:space="preserve">media library with uploads and thumbnails, product screens, full showcase with search and filters, video and audio players, the customer's </w:t>
-            </w:r>
-            <w:r>
-              <w:rPr>
-                <w:i/>
-                <w:iCs/>
-                <w:sz w:val="18"/>
-                <w:szCs w:val="18"/>
-              </w:rPr>
-              <w:t xml:space="preserve">My media</w:t>
-            </w:r>
-            <w:r>
-              <w:rPr>
-                <w:sz w:val="18"/>
-                <w:szCs w:val="18"/>
-              </w:rPr>
-              <w:t xml:space="preserve"> page</w:t>
+              <w:t xml:space="preserve">widget builder with 35 templates, 12 site templates, Gutenberg blocks and Joomla menu items</w:t>
             </w:r>
           </w:p>
         </w:tc>
@@ -3689,7 +4668,7 @@
                 <w:sz w:val="18"/>
                 <w:szCs w:val="18"/>
               </w:rPr>
-              <w:t xml:space="preserve">widget builder with 35 templates, 12 site templates, Gutenberg blocks and Joomla menu items</w:t>
+              <w:t xml:space="preserve">cart and checkout with Stripe and PayPal, orders and receipts, subscriptions, private pages with ten signup templates, site passes for sale</w:t>
             </w:r>
           </w:p>
         </w:tc>
@@ -3753,7 +4732,7 @@
                 <w:sz w:val="18"/>
                 <w:szCs w:val="18"/>
               </w:rPr>
-              <w:t xml:space="preserve">cart and checkout with Stripe and PayPal, orders and receipts, subscriptions, private pages with ten signup templates, site passes</w:t>
+              <w:t xml:space="preserve">image protection, video watermarking levels 2 and 3, copyright scanning and takedowns</w:t>
             </w:r>
           </w:p>
         </w:tc>
@@ -3817,70 +4796,6 @@
                 <w:sz w:val="18"/>
                 <w:szCs w:val="18"/>
               </w:rPr>
-              <w:t xml:space="preserve">image protection, video watermarking (three levels), copyright scanning and takedowns</w:t>
-            </w:r>
-          </w:p>
-        </w:tc>
-      </w:tr>
-      <w:tr>
-        <w:trPr>
-          <w:cantSplit/>
-          <w:tblHeader w:val="false"/>
-        </w:trPr>
-        <w:tc>
-          <w:tcPr>
-            <w:tcW w:type="dxa" w:w="1337"/>
-            <w:tcBorders>
-              <w:top w:val="single" w:color="BFC7D1" w:sz="4"/>
-              <w:left w:val="single" w:color="BFC7D1" w:sz="4"/>
-              <w:bottom w:val="single" w:color="BFC7D1" w:sz="4"/>
-              <w:right w:val="single" w:color="BFC7D1" w:sz="4"/>
-            </w:tcBorders>
-            <w:tcMar>
-              <w:top w:type="dxa" w:w="60"/>
-              <w:left w:type="dxa" w:w="90"/>
-              <w:bottom w:type="dxa" w:w="60"/>
-              <w:right w:type="dxa" w:w="90"/>
-            </w:tcMar>
-          </w:tcPr>
-          <w:p>
-            <w:pPr>
-              <w:spacing w:after="0" w:line="252"/>
-            </w:pPr>
-            <w:r>
-              <w:rPr>
-                <w:sz w:val="18"/>
-                <w:szCs w:val="18"/>
-              </w:rPr>
-              <w:t xml:space="preserve">Then</w:t>
-            </w:r>
-          </w:p>
-        </w:tc>
-        <w:tc>
-          <w:tcPr>
-            <w:tcW w:type="dxa" w:w="8023"/>
-            <w:tcBorders>
-              <w:top w:val="single" w:color="BFC7D1" w:sz="4"/>
-              <w:left w:val="single" w:color="BFC7D1" w:sz="4"/>
-              <w:bottom w:val="single" w:color="BFC7D1" w:sz="4"/>
-              <w:right w:val="single" w:color="BFC7D1" w:sz="4"/>
-            </w:tcBorders>
-            <w:tcMar>
-              <w:top w:type="dxa" w:w="60"/>
-              <w:left w:type="dxa" w:w="90"/>
-              <w:bottom w:type="dxa" w:w="60"/>
-              <w:right w:type="dxa" w:w="90"/>
-            </w:tcMar>
-          </w:tcPr>
-          <w:p>
-            <w:pPr>
-              <w:spacing w:after="0" w:line="252"/>
-            </w:pPr>
-            <w:r>
-              <w:rPr>
-                <w:sz w:val="18"/>
-                <w:szCs w:val="18"/>
-              </w:rPr>
               <w:t xml:space="preserve">Square and Authorize.net, multi-currency, commercial players, Google Business Profile with AI assistance, ARM build</w:t>
             </w:r>
           </w:p>
@@ -3900,7 +4815,7 @@
         <w:spacing w:after="120" w:before="360"/>
       </w:pPr>
       <w:r>
-        <w:t xml:space="preserve">13. Glossary</w:t>
+        <w:t xml:space="preserve">15. Glossary</w:t>
       </w:r>
     </w:p>
     <w:p>
@@ -4032,6 +4947,26 @@
       </w:r>
       <w:r>
         <w:t xml:space="preserve"> — an entitlement that covers the whole library.</w:t>
+      </w:r>
+    </w:p>
+    <w:p>
+      <w:pPr>
+        <w:pStyle w:val="ListParagraph"/>
+        <w:numPr>
+          <w:ilvl w:val="0"/>
+          <w:numId w:val="2"/>
+        </w:numPr>
+        <w:spacing w:after="60" w:line="276"/>
+      </w:pPr>
+      <w:r>
+        <w:rPr>
+          <w:b/>
+          <w:bCs/>
+        </w:rPr>
+        <w:t xml:space="preserve">Signed link</w:t>
+      </w:r>
+      <w:r>
+        <w:t xml:space="preserve"> — a media address that expires and works only for the customer it was issued to.</w:t>
       </w:r>
     </w:p>
     <w:p>

--- a/docs/MediaMarketplace-Studio-User-Guide.docx
+++ b/docs/MediaMarketplace-Studio-User-Guide.docx
@@ -30,7 +30,7 @@
         <w:t xml:space="preserve">Applies to:</w:t>
       </w:r>
       <w:r>
-        <w:t xml:space="preserve"> MediaMarketplace Studio 0.2.0 for WordPress and for Joomla (media, products, showcase, players, My media)</w:t>
+        <w:t xml:space="preserve"> MediaMarketplace Studio 0.2.0 for WordPress and for Joomla (media, products, showcase, players, My media, widget builder, templates, site templates, branding)</w:t>
       </w:r>
     </w:p>
     <w:p>
@@ -270,7 +270,7 @@
           <w:sz w:val="21"/>
           <w:szCs w:val="21"/>
         </w:rPr>
-        <w:t xml:space="preserve">13. Backups and data</w:t>
+        <w:t xml:space="preserve">13. The widget builder</w:t>
       </w:r>
     </w:p>
     <w:p>
@@ -285,7 +285,7 @@
           <w:sz w:val="21"/>
           <w:szCs w:val="21"/>
         </w:rPr>
-        <w:t xml:space="preserve">14. Roadmap</w:t>
+        <w:t xml:space="preserve">14. Widget templates</w:t>
       </w:r>
     </w:p>
     <w:p>
@@ -300,7 +300,67 @@
           <w:sz w:val="21"/>
           <w:szCs w:val="21"/>
         </w:rPr>
-        <w:t xml:space="preserve">15. Glossary</w:t>
+        <w:t xml:space="preserve">15. Site templates</w:t>
+      </w:r>
+    </w:p>
+    <w:p>
+      <w:pPr>
+        <w:spacing w:after="30"/>
+        <w:ind w:left="0"/>
+      </w:pPr>
+      <w:r>
+        <w:rPr>
+          <w:b/>
+          <w:bCs/>
+          <w:sz w:val="21"/>
+          <w:szCs w:val="21"/>
+        </w:rPr>
+        <w:t xml:space="preserve">16. Branding and colour schemes</w:t>
+      </w:r>
+    </w:p>
+    <w:p>
+      <w:pPr>
+        <w:spacing w:after="30"/>
+        <w:ind w:left="0"/>
+      </w:pPr>
+      <w:r>
+        <w:rPr>
+          <w:b/>
+          <w:bCs/>
+          <w:sz w:val="21"/>
+          <w:szCs w:val="21"/>
+        </w:rPr>
+        <w:t xml:space="preserve">17. Backups and data</w:t>
+      </w:r>
+    </w:p>
+    <w:p>
+      <w:pPr>
+        <w:spacing w:after="30"/>
+        <w:ind w:left="0"/>
+      </w:pPr>
+      <w:r>
+        <w:rPr>
+          <w:b/>
+          <w:bCs/>
+          <w:sz w:val="21"/>
+          <w:szCs w:val="21"/>
+        </w:rPr>
+        <w:t xml:space="preserve">18. Roadmap</w:t>
+      </w:r>
+    </w:p>
+    <w:p>
+      <w:pPr>
+        <w:spacing w:after="30"/>
+        <w:ind w:left="0"/>
+      </w:pPr>
+      <w:r>
+        <w:rPr>
+          <w:b/>
+          <w:bCs/>
+          <w:sz w:val="21"/>
+          <w:szCs w:val="21"/>
+        </w:rPr>
+        <w:t xml:space="preserve">19. Glossary</w:t>
       </w:r>
     </w:p>
     <w:p>
@@ -3968,7 +4028,17 @@
         <w:t xml:space="preserve">On WordPress</w:t>
       </w:r>
       <w:r>
-        <w:t xml:space="preserve">, place </w:t>
+        <w:t xml:space="preserve">, add the </w:t>
+      </w:r>
+      <w:r>
+        <w:rPr>
+          <w:b/>
+          <w:bCs/>
+        </w:rPr>
+        <w:t xml:space="preserve">MediaMarketplace Showcase</w:t>
+      </w:r>
+      <w:r>
+        <w:t xml:space="preserve"> block (or place </w:t>
       </w:r>
       <w:r>
         <w:rPr>
@@ -3979,7 +4049,7 @@
         <w:t xml:space="preserve">[mms_showcase view="grid"]</w:t>
       </w:r>
       <w:r>
-        <w:t xml:space="preserve"> in a Shortcode block. Add </w:t>
+        <w:t xml:space="preserve"> in a Shortcode block; add </w:t>
       </w:r>
       <w:r>
         <w:rPr>
@@ -3990,7 +4060,17 @@
         <w:t xml:space="preserve">menu="horizontal"</w:t>
       </w:r>
       <w:r>
-        <w:t xml:space="preserve"> to show the category menu.</w:t>
+        <w:t xml:space="preserve"> to show the category menu). The </w:t>
+      </w:r>
+      <w:r>
+        <w:rPr>
+          <w:b/>
+          <w:bCs/>
+        </w:rPr>
+        <w:t xml:space="preserve">MediaMarketplace My Media link</w:t>
+      </w:r>
+      <w:r>
+        <w:t xml:space="preserve"> block gives logged-in members their one-click link.</w:t>
       </w:r>
     </w:p>
     <w:p>
@@ -4074,6 +4154,16 @@
         <w:t xml:space="preserve">On Joomla</w:t>
       </w:r>
       <w:r>
+        <w:t xml:space="preserve">, add a menu item of type </w:t>
+      </w:r>
+      <w:r>
+        <w:rPr>
+          <w:b/>
+          <w:bCs/>
+        </w:rPr>
+        <w:t xml:space="preserve">MediaMarketplace » Showcase</w:t>
+      </w:r>
+      <w:r>
         <w:t xml:space="preserve">, type </w:t>
       </w:r>
       <w:r>
@@ -4095,7 +4185,17 @@
         <w:t xml:space="preserve">MediaMarketplace Embed</w:t>
       </w:r>
       <w:r>
-        <w:t xml:space="preserve"> module to a position.</w:t>
+        <w:t xml:space="preserve"> module to a position. The </w:t>
+      </w:r>
+      <w:r>
+        <w:rPr>
+          <w:b/>
+          <w:bCs/>
+        </w:rPr>
+        <w:t xml:space="preserve">MediaMarketplace » My Media</w:t>
+      </w:r>
+      <w:r>
+        <w:t xml:space="preserve"> menu item sends logged-in members straight into their store account.</w:t>
       </w:r>
     </w:p>
     <w:p>
@@ -4435,7 +4535,7 @@
         <w:spacing w:after="120" w:before="360"/>
       </w:pPr>
       <w:r>
-        <w:t xml:space="preserve">13. Backups and data</w:t>
+        <w:t xml:space="preserve">13. The widget builder</w:t>
       </w:r>
     </w:p>
     <w:p>
@@ -4443,7 +4543,897 @@
         <w:spacing w:after="120" w:line="276"/>
       </w:pPr>
       <w:r>
-        <w:t xml:space="preserve">Everything the store owns lives in one data folder on the server (see the installation guide for its location): the database, the media files, the configuration and the log. Back that folder up with your site. The package adds nothing to the WordPress or Joomla database.</w:t>
+        <w:t xml:space="preserve">A widget is a block of store content you design once and place on any page: a video with a headline and a call to action, a gallery, a pricing table, a countdown to a live event, a row of product cards. Widgets are built in the store admin under </w:t>
+      </w:r>
+      <w:r>
+        <w:rPr>
+          <w:b/>
+          <w:bCs/>
+        </w:rPr>
+        <w:t xml:space="preserve">Widgets</w:t>
+      </w:r>
+      <w:r>
+        <w:t xml:space="preserve">, either blank or from one of the 35 templates.</w:t>
+      </w:r>
+    </w:p>
+    <w:p>
+      <w:pPr>
+        <w:spacing w:after="120" w:line="276"/>
+      </w:pPr>
+      <w:r>
+        <w:t xml:space="preserve">The builder has three areas. On the left, the </w:t>
+      </w:r>
+      <w:r>
+        <w:rPr>
+          <w:b/>
+          <w:bCs/>
+        </w:rPr>
+        <w:t xml:space="preserve">component palette</w:t>
+      </w:r>
+      <w:r>
+        <w:t xml:space="preserve"> (Container, Text, Image, Video, Audio, PDF, Button, Product card, Price, Add to cart, Countdown, Icon, Spacer, Divider) and the </w:t>
+      </w:r>
+      <w:r>
+        <w:rPr>
+          <w:b/>
+          <w:bCs/>
+        </w:rPr>
+        <w:t xml:space="preserve">layer tree</w:t>
+      </w:r>
+      <w:r>
+        <w:t xml:space="preserve">. In the middle, the </w:t>
+      </w:r>
+      <w:r>
+        <w:rPr>
+          <w:b/>
+          <w:bCs/>
+        </w:rPr>
+        <w:t xml:space="preserve">canvas</w:t>
+      </w:r>
+      <w:r>
+        <w:t xml:space="preserve">, a live preview rendered by the same code that renders the widget on your site. On the right, the </w:t>
+      </w:r>
+      <w:r>
+        <w:rPr>
+          <w:b/>
+          <w:bCs/>
+        </w:rPr>
+        <w:t xml:space="preserve">properties</w:t>
+      </w:r>
+      <w:r>
+        <w:t xml:space="preserve"> of the selected component, with its animation, tablet and phone overrides, custom CSS, versions and </w:t>
+      </w:r>
+      <w:r>
+        <w:rPr>
+          <w:i/>
+          <w:iCs/>
+        </w:rPr>
+        <w:t xml:space="preserve">Save as template</w:t>
+      </w:r>
+      <w:r>
+        <w:t xml:space="preserve">.</w:t>
+      </w:r>
+    </w:p>
+    <w:p>
+      <w:pPr>
+        <w:keepNext/>
+        <w:pBdr>
+          <w:top w:val="single" w:color="BFC7D1" w:sz="4"/>
+          <w:left w:val="single" w:color="BFC7D1" w:sz="4"/>
+          <w:bottom w:val="single" w:color="BFC7D1" w:sz="4"/>
+          <w:right w:val="single" w:color="BFC7D1" w:sz="4"/>
+        </w:pBdr>
+        <w:spacing w:after="60" w:before="120"/>
+        <w:jc w:val="center"/>
+      </w:pPr>
+      <w:r>
+        <w:drawing>
+          <wp:inline distT="0" distB="0" distL="0" distR="0">
+            <wp:extent cx="5943600" cy="3762375"/>
+            <wp:effectExtent t="0" r="0" b="0" l="0"/>
+            <wp:docPr id="1" name="" descr="" title=""/>
+            <wp:cNvGraphicFramePr>
+              <a:graphicFrameLocks xmlns:a="http://schemas.openxmlformats.org/drawingml/2006/main" noChangeAspect="1"/>
+            </wp:cNvGraphicFramePr>
+            <a:graphic xmlns:a="http://schemas.openxmlformats.org/drawingml/2006/main">
+              <a:graphicData uri="http://schemas.openxmlformats.org/drawingml/2006/picture">
+                <pic:pic xmlns:pic="http://schemas.openxmlformats.org/drawingml/2006/picture">
+                  <pic:nvPicPr>
+                    <pic:cNvPr id="0" name="" descr=""/>
+                    <pic:cNvPicPr>
+                      <a:picLocks noChangeAspect="1" noChangeArrowheads="1"/>
+                    </pic:cNvPicPr>
+                  </pic:nvPicPr>
+                  <pic:blipFill>
+                    <a:blip r:embed="rId30" cstate="none"/>
+                    <a:srcRect/>
+                    <a:stretch>
+                      <a:fillRect/>
+                    </a:stretch>
+                  </pic:blipFill>
+                  <pic:spPr bwMode="auto">
+                    <a:xfrm>
+                      <a:off x="0" y="0"/>
+                      <a:ext cx="5943600" cy="3762375"/>
+                    </a:xfrm>
+                    <a:prstGeom prst="rect">
+                      <a:avLst/>
+                    </a:prstGeom>
+                  </pic:spPr>
+                </pic:pic>
+              </a:graphicData>
+            </a:graphic>
+          </wp:inline>
+        </w:drawing>
+      </w:r>
+    </w:p>
+    <w:p>
+      <w:pPr>
+        <w:spacing w:after="200"/>
+        <w:jc w:val="center"/>
+      </w:pPr>
+      <w:r>
+        <w:rPr>
+          <w:i/>
+          <w:iCs/>
+          <w:color w:val="5B6470"/>
+          <w:sz w:val="18"/>
+          <w:szCs w:val="18"/>
+        </w:rPr>
+        <w:t xml:space="preserve">A widget opened from the Video hero template</w:t>
+      </w:r>
+    </w:p>
+    <w:p>
+      <w:pPr>
+        <w:spacing w:after="120" w:line="276"/>
+      </w:pPr>
+      <w:r>
+        <w:t xml:space="preserve">Drag a component from the palette onto the canvas, or select a component in the layer tree and press </w:t>
+      </w:r>
+      <w:r>
+        <w:rPr>
+          <w:b/>
+          <w:bCs/>
+        </w:rPr>
+        <w:t xml:space="preserve">Enter</w:t>
+      </w:r>
+      <w:r>
+        <w:t xml:space="preserve"> to add inside it. Click anything on the canvas or in the tree to select it; the properties panel follows. Text, alignment, colours, media and products are chosen in the panel; media comes from your library and products from your catalogue.</w:t>
+      </w:r>
+    </w:p>
+    <w:p>
+      <w:pPr>
+        <w:keepNext/>
+        <w:pBdr>
+          <w:top w:val="single" w:color="BFC7D1" w:sz="4"/>
+          <w:left w:val="single" w:color="BFC7D1" w:sz="4"/>
+          <w:bottom w:val="single" w:color="BFC7D1" w:sz="4"/>
+          <w:right w:val="single" w:color="BFC7D1" w:sz="4"/>
+        </w:pBdr>
+        <w:spacing w:after="60" w:before="120"/>
+        <w:jc w:val="center"/>
+      </w:pPr>
+      <w:r>
+        <w:drawing>
+          <wp:inline distT="0" distB="0" distL="0" distR="0">
+            <wp:extent cx="5943600" cy="3762375"/>
+            <wp:effectExtent t="0" r="0" b="0" l="0"/>
+            <wp:docPr id="1" name="" descr="" title=""/>
+            <wp:cNvGraphicFramePr>
+              <a:graphicFrameLocks xmlns:a="http://schemas.openxmlformats.org/drawingml/2006/main" noChangeAspect="1"/>
+            </wp:cNvGraphicFramePr>
+            <a:graphic xmlns:a="http://schemas.openxmlformats.org/drawingml/2006/main">
+              <a:graphicData uri="http://schemas.openxmlformats.org/drawingml/2006/picture">
+                <pic:pic xmlns:pic="http://schemas.openxmlformats.org/drawingml/2006/picture">
+                  <pic:nvPicPr>
+                    <pic:cNvPr id="0" name="" descr=""/>
+                    <pic:cNvPicPr>
+                      <a:picLocks noChangeAspect="1" noChangeArrowheads="1"/>
+                    </pic:cNvPicPr>
+                  </pic:nvPicPr>
+                  <pic:blipFill>
+                    <a:blip r:embed="rId31" cstate="none"/>
+                    <a:srcRect/>
+                    <a:stretch>
+                      <a:fillRect/>
+                    </a:stretch>
+                  </pic:blipFill>
+                  <pic:spPr bwMode="auto">
+                    <a:xfrm>
+                      <a:off x="0" y="0"/>
+                      <a:ext cx="5943600" cy="3762375"/>
+                    </a:xfrm>
+                    <a:prstGeom prst="rect">
+                      <a:avLst/>
+                    </a:prstGeom>
+                  </pic:spPr>
+                </pic:pic>
+              </a:graphicData>
+            </a:graphic>
+          </wp:inline>
+        </w:drawing>
+      </w:r>
+    </w:p>
+    <w:p>
+      <w:pPr>
+        <w:spacing w:after="200"/>
+        <w:jc w:val="center"/>
+      </w:pPr>
+      <w:r>
+        <w:rPr>
+          <w:i/>
+          <w:iCs/>
+          <w:color w:val="5B6470"/>
+          <w:sz w:val="18"/>
+          <w:szCs w:val="18"/>
+        </w:rPr>
+        <w:t xml:space="preserve">Editing the heading of a widget</w:t>
+      </w:r>
+    </w:p>
+    <w:p>
+      <w:pPr>
+        <w:spacing w:after="120" w:line="276"/>
+      </w:pPr>
+      <w:r>
+        <w:t xml:space="preserve">The toolbar offers undo and redo (50 steps), desktop, tablet and phone previews, the theme (auto, light or dark), the colour scheme, the status and </w:t>
+      </w:r>
+      <w:r>
+        <w:rPr>
+          <w:b/>
+          <w:bCs/>
+        </w:rPr>
+        <w:t xml:space="preserve">Save</w:t>
+      </w:r>
+      <w:r>
+        <w:t xml:space="preserve">. A widget must be </w:t>
+      </w:r>
+      <w:r>
+        <w:rPr>
+          <w:b/>
+          <w:bCs/>
+        </w:rPr>
+        <w:t xml:space="preserve">Published</w:t>
+      </w:r>
+      <w:r>
+        <w:t xml:space="preserve"> to appear on your site; drafts and archived widgets return "not published" to visitors.</w:t>
+      </w:r>
+    </w:p>
+    <w:p>
+      <w:pPr>
+        <w:keepNext/>
+        <w:pBdr>
+          <w:top w:val="single" w:color="BFC7D1" w:sz="4"/>
+          <w:left w:val="single" w:color="BFC7D1" w:sz="4"/>
+          <w:bottom w:val="single" w:color="BFC7D1" w:sz="4"/>
+          <w:right w:val="single" w:color="BFC7D1" w:sz="4"/>
+        </w:pBdr>
+        <w:spacing w:after="60" w:before="120"/>
+        <w:jc w:val="center"/>
+      </w:pPr>
+      <w:r>
+        <w:drawing>
+          <wp:inline distT="0" distB="0" distL="0" distR="0">
+            <wp:extent cx="5943600" cy="3762375"/>
+            <wp:effectExtent t="0" r="0" b="0" l="0"/>
+            <wp:docPr id="1" name="" descr="" title=""/>
+            <wp:cNvGraphicFramePr>
+              <a:graphicFrameLocks xmlns:a="http://schemas.openxmlformats.org/drawingml/2006/main" noChangeAspect="1"/>
+            </wp:cNvGraphicFramePr>
+            <a:graphic xmlns:a="http://schemas.openxmlformats.org/drawingml/2006/main">
+              <a:graphicData uri="http://schemas.openxmlformats.org/drawingml/2006/picture">
+                <pic:pic xmlns:pic="http://schemas.openxmlformats.org/drawingml/2006/picture">
+                  <pic:nvPicPr>
+                    <pic:cNvPr id="0" name="" descr=""/>
+                    <pic:cNvPicPr>
+                      <a:picLocks noChangeAspect="1" noChangeArrowheads="1"/>
+                    </pic:cNvPicPr>
+                  </pic:nvPicPr>
+                  <pic:blipFill>
+                    <a:blip r:embed="rId32" cstate="none"/>
+                    <a:srcRect/>
+                    <a:stretch>
+                      <a:fillRect/>
+                    </a:stretch>
+                  </pic:blipFill>
+                  <pic:spPr bwMode="auto">
+                    <a:xfrm>
+                      <a:off x="0" y="0"/>
+                      <a:ext cx="5943600" cy="3762375"/>
+                    </a:xfrm>
+                    <a:prstGeom prst="rect">
+                      <a:avLst/>
+                    </a:prstGeom>
+                  </pic:spPr>
+                </pic:pic>
+              </a:graphicData>
+            </a:graphic>
+          </wp:inline>
+        </w:drawing>
+      </w:r>
+    </w:p>
+    <w:p>
+      <w:pPr>
+        <w:spacing w:after="200"/>
+        <w:jc w:val="center"/>
+      </w:pPr>
+      <w:r>
+        <w:rPr>
+          <w:i/>
+          <w:iCs/>
+          <w:color w:val="5B6470"/>
+          <w:sz w:val="18"/>
+          <w:szCs w:val="18"/>
+        </w:rPr>
+        <w:t xml:space="preserve">The phone preview</w:t>
+      </w:r>
+    </w:p>
+    <w:p>
+      <w:pPr>
+        <w:spacing w:after="120" w:line="276"/>
+      </w:pPr>
+      <w:r>
+        <w:t xml:space="preserve">Every save creates a version. Open </w:t>
+      </w:r>
+      <w:r>
+        <w:rPr>
+          <w:b/>
+          <w:bCs/>
+        </w:rPr>
+        <w:t xml:space="preserve">Versions</w:t>
+      </w:r>
+      <w:r>
+        <w:t xml:space="preserve"> in the properties panel to restore an earlier one (the last 50 are kept). </w:t>
+      </w:r>
+      <w:r>
+        <w:rPr>
+          <w:b/>
+          <w:bCs/>
+        </w:rPr>
+        <w:t xml:space="preserve">Custom CSS</w:t>
+      </w:r>
+      <w:r>
+        <w:t xml:space="preserve"> applies to this widget only: it is scoped automatically, limited to 64 KB, and anything that scripts or imports is refused.</w:t>
+      </w:r>
+    </w:p>
+    <w:p>
+      <w:pPr>
+        <w:spacing w:after="120" w:line="276"/>
+      </w:pPr>
+      <w:r>
+        <w:rPr>
+          <w:b/>
+          <w:bCs/>
+        </w:rPr>
+        <w:t xml:space="preserve">Placing a widget.</w:t>
+      </w:r>
+      <w:r>
+        <w:t xml:space="preserve"> Click </w:t>
+      </w:r>
+      <w:r>
+        <w:rPr>
+          <w:b/>
+          <w:bCs/>
+        </w:rPr>
+        <w:t xml:space="preserve">Export</w:t>
+      </w:r>
+      <w:r>
+        <w:t xml:space="preserve"> to see the widget's ID and the ready-made snippets. Every widget also lists them under </w:t>
+      </w:r>
+      <w:r>
+        <w:rPr>
+          <w:b/>
+          <w:bCs/>
+        </w:rPr>
+        <w:t xml:space="preserve">Widgets</w:t>
+      </w:r>
+      <w:r>
+        <w:t xml:space="preserve">.</w:t>
+      </w:r>
+    </w:p>
+    <w:p>
+      <w:pPr>
+        <w:keepNext/>
+        <w:pBdr>
+          <w:top w:val="single" w:color="BFC7D1" w:sz="4"/>
+          <w:left w:val="single" w:color="BFC7D1" w:sz="4"/>
+          <w:bottom w:val="single" w:color="BFC7D1" w:sz="4"/>
+          <w:right w:val="single" w:color="BFC7D1" w:sz="4"/>
+        </w:pBdr>
+        <w:spacing w:after="60" w:before="120"/>
+        <w:jc w:val="center"/>
+      </w:pPr>
+      <w:r>
+        <w:drawing>
+          <wp:inline distT="0" distB="0" distL="0" distR="0">
+            <wp:extent cx="5943600" cy="3762375"/>
+            <wp:effectExtent t="0" r="0" b="0" l="0"/>
+            <wp:docPr id="1" name="" descr="" title=""/>
+            <wp:cNvGraphicFramePr>
+              <a:graphicFrameLocks xmlns:a="http://schemas.openxmlformats.org/drawingml/2006/main" noChangeAspect="1"/>
+            </wp:cNvGraphicFramePr>
+            <a:graphic xmlns:a="http://schemas.openxmlformats.org/drawingml/2006/main">
+              <a:graphicData uri="http://schemas.openxmlformats.org/drawingml/2006/picture">
+                <pic:pic xmlns:pic="http://schemas.openxmlformats.org/drawingml/2006/picture">
+                  <pic:nvPicPr>
+                    <pic:cNvPr id="0" name="" descr=""/>
+                    <pic:cNvPicPr>
+                      <a:picLocks noChangeAspect="1" noChangeArrowheads="1"/>
+                    </pic:cNvPicPr>
+                  </pic:nvPicPr>
+                  <pic:blipFill>
+                    <a:blip r:embed="rId33" cstate="none"/>
+                    <a:srcRect/>
+                    <a:stretch>
+                      <a:fillRect/>
+                    </a:stretch>
+                  </pic:blipFill>
+                  <pic:spPr bwMode="auto">
+                    <a:xfrm>
+                      <a:off x="0" y="0"/>
+                      <a:ext cx="5943600" cy="3762375"/>
+                    </a:xfrm>
+                    <a:prstGeom prst="rect">
+                      <a:avLst/>
+                    </a:prstGeom>
+                  </pic:spPr>
+                </pic:pic>
+              </a:graphicData>
+            </a:graphic>
+          </wp:inline>
+        </w:drawing>
+      </w:r>
+    </w:p>
+    <w:p>
+      <w:pPr>
+        <w:spacing w:after="200"/>
+        <w:jc w:val="center"/>
+      </w:pPr>
+      <w:r>
+        <w:rPr>
+          <w:i/>
+          <w:iCs/>
+          <w:color w:val="5B6470"/>
+          <w:sz w:val="18"/>
+          <w:szCs w:val="18"/>
+        </w:rPr>
+        <w:t xml:space="preserve">The Place this widget dialog</w:t>
+      </w:r>
+    </w:p>
+    <w:p>
+      <w:pPr>
+        <w:pStyle w:val="ListParagraph"/>
+        <w:numPr>
+          <w:ilvl w:val="0"/>
+          <w:numId w:val="2"/>
+        </w:numPr>
+        <w:spacing w:after="60" w:line="276"/>
+      </w:pPr>
+      <w:r>
+        <w:rPr>
+          <w:b/>
+          <w:bCs/>
+        </w:rPr>
+        <w:t xml:space="preserve">WordPress</w:t>
+      </w:r>
+      <w:r>
+        <w:t xml:space="preserve">: add the </w:t>
+      </w:r>
+      <w:r>
+        <w:rPr>
+          <w:b/>
+          <w:bCs/>
+        </w:rPr>
+        <w:t xml:space="preserve">MediaMarketplace Embed</w:t>
+      </w:r>
+      <w:r>
+        <w:t xml:space="preserve"> block, choose </w:t>
+      </w:r>
+      <w:r>
+        <w:rPr>
+          <w:i/>
+          <w:iCs/>
+        </w:rPr>
+        <w:t xml:space="preserve">Widget</w:t>
+      </w:r>
+      <w:r>
+        <w:t xml:space="preserve"> and paste the ID (or use the </w:t>
+      </w:r>
+      <w:r>
+        <w:rPr>
+          <w:rFonts w:ascii="Consolas" w:cs="Consolas" w:eastAsia="Consolas" w:hAnsi="Consolas"/>
+          <w:sz w:val="19"/>
+          <w:szCs w:val="19"/>
+        </w:rPr>
+        <w:t xml:space="preserve">[mms_embed kind="widget" id="…"]</w:t>
+      </w:r>
+      <w:r>
+        <w:t xml:space="preserve"> shortcode).</w:t>
+      </w:r>
+    </w:p>
+    <w:p>
+      <w:pPr>
+        <w:pStyle w:val="ListParagraph"/>
+        <w:numPr>
+          <w:ilvl w:val="0"/>
+          <w:numId w:val="2"/>
+        </w:numPr>
+        <w:spacing w:after="60" w:line="276"/>
+      </w:pPr>
+      <w:r>
+        <w:rPr>
+          <w:b/>
+          <w:bCs/>
+        </w:rPr>
+        <w:t xml:space="preserve">Joomla</w:t>
+      </w:r>
+      <w:r>
+        <w:t xml:space="preserve">: add a menu item of type </w:t>
+      </w:r>
+      <w:r>
+        <w:rPr>
+          <w:b/>
+          <w:bCs/>
+        </w:rPr>
+        <w:t xml:space="preserve">MediaMarketplace » Widget</w:t>
+      </w:r>
+      <w:r>
+        <w:t xml:space="preserve"> and paste the ID, type the </w:t>
+      </w:r>
+      <w:r>
+        <w:rPr>
+          <w:rFonts w:ascii="Consolas" w:cs="Consolas" w:eastAsia="Consolas" w:hAnsi="Consolas"/>
+          <w:sz w:val="19"/>
+          <w:szCs w:val="19"/>
+        </w:rPr>
+        <w:t xml:space="preserve">{mms_embed kind=widget id=…}</w:t>
+      </w:r>
+      <w:r>
+        <w:t xml:space="preserve"> tag in an article, or use the </w:t>
+      </w:r>
+      <w:r>
+        <w:rPr>
+          <w:i/>
+          <w:iCs/>
+        </w:rPr>
+        <w:t xml:space="preserve">MediaMarketplace Embed</w:t>
+      </w:r>
+      <w:r>
+        <w:t xml:space="preserve"> module.</w:t>
+      </w:r>
+    </w:p>
+    <w:p>
+      <w:pPr>
+        <w:pStyle w:val="ListParagraph"/>
+        <w:numPr>
+          <w:ilvl w:val="0"/>
+          <w:numId w:val="2"/>
+        </w:numPr>
+        <w:spacing w:after="60" w:line="276"/>
+      </w:pPr>
+      <w:r>
+        <w:rPr>
+          <w:b/>
+          <w:bCs/>
+        </w:rPr>
+        <w:t xml:space="preserve">Anywhere else</w:t>
+      </w:r>
+      <w:r>
+        <w:t xml:space="preserve">: </w:t>
+      </w:r>
+      <w:r>
+        <w:rPr>
+          <w:i/>
+          <w:iCs/>
+        </w:rPr>
+        <w:t xml:space="preserve">Download standalone HTML</w:t>
+      </w:r>
+      <w:r>
+        <w:t xml:space="preserve"> gives a single file with the widget and its styles, pointing at your store for media.</w:t>
+      </w:r>
+    </w:p>
+    <w:p>
+      <w:pPr>
+        <w:keepNext/>
+        <w:pBdr>
+          <w:top w:val="single" w:color="BFC7D1" w:sz="4"/>
+          <w:left w:val="single" w:color="BFC7D1" w:sz="4"/>
+          <w:bottom w:val="single" w:color="BFC7D1" w:sz="4"/>
+          <w:right w:val="single" w:color="BFC7D1" w:sz="4"/>
+        </w:pBdr>
+        <w:spacing w:after="60" w:before="120"/>
+        <w:jc w:val="center"/>
+      </w:pPr>
+      <w:r>
+        <w:drawing>
+          <wp:inline distT="0" distB="0" distL="0" distR="0">
+            <wp:extent cx="5943600" cy="3762375"/>
+            <wp:effectExtent t="0" r="0" b="0" l="0"/>
+            <wp:docPr id="1" name="" descr="" title=""/>
+            <wp:cNvGraphicFramePr>
+              <a:graphicFrameLocks xmlns:a="http://schemas.openxmlformats.org/drawingml/2006/main" noChangeAspect="1"/>
+            </wp:cNvGraphicFramePr>
+            <a:graphic xmlns:a="http://schemas.openxmlformats.org/drawingml/2006/main">
+              <a:graphicData uri="http://schemas.openxmlformats.org/drawingml/2006/picture">
+                <pic:pic xmlns:pic="http://schemas.openxmlformats.org/drawingml/2006/picture">
+                  <pic:nvPicPr>
+                    <pic:cNvPr id="0" name="" descr=""/>
+                    <pic:cNvPicPr>
+                      <a:picLocks noChangeAspect="1" noChangeArrowheads="1"/>
+                    </pic:cNvPicPr>
+                  </pic:nvPicPr>
+                  <pic:blipFill>
+                    <a:blip r:embed="rId34" cstate="none"/>
+                    <a:srcRect/>
+                    <a:stretch>
+                      <a:fillRect/>
+                    </a:stretch>
+                  </pic:blipFill>
+                  <pic:spPr bwMode="auto">
+                    <a:xfrm>
+                      <a:off x="0" y="0"/>
+                      <a:ext cx="5943600" cy="3762375"/>
+                    </a:xfrm>
+                    <a:prstGeom prst="rect">
+                      <a:avLst/>
+                    </a:prstGeom>
+                  </pic:spPr>
+                </pic:pic>
+              </a:graphicData>
+            </a:graphic>
+          </wp:inline>
+        </w:drawing>
+      </w:r>
+    </w:p>
+    <w:p>
+      <w:pPr>
+        <w:spacing w:after="200"/>
+        <w:jc w:val="center"/>
+      </w:pPr>
+      <w:r>
+        <w:rPr>
+          <w:i/>
+          <w:iCs/>
+          <w:color w:val="5B6470"/>
+          <w:sz w:val="18"/>
+          <w:szCs w:val="18"/>
+        </w:rPr>
+        <w:t xml:space="preserve">The MediaMarketplace Embed block in the WordPress editor (mock-up editor, live widget)</w:t>
+      </w:r>
+    </w:p>
+    <w:p>
+      <w:pPr>
+        <w:keepNext/>
+        <w:pBdr>
+          <w:top w:val="single" w:color="BFC7D1" w:sz="4"/>
+          <w:left w:val="single" w:color="BFC7D1" w:sz="4"/>
+          <w:bottom w:val="single" w:color="BFC7D1" w:sz="4"/>
+          <w:right w:val="single" w:color="BFC7D1" w:sz="4"/>
+        </w:pBdr>
+        <w:spacing w:after="60" w:before="120"/>
+        <w:jc w:val="center"/>
+      </w:pPr>
+      <w:r>
+        <w:drawing>
+          <wp:inline distT="0" distB="0" distL="0" distR="0">
+            <wp:extent cx="5943600" cy="3762375"/>
+            <wp:effectExtent t="0" r="0" b="0" l="0"/>
+            <wp:docPr id="1" name="" descr="" title=""/>
+            <wp:cNvGraphicFramePr>
+              <a:graphicFrameLocks xmlns:a="http://schemas.openxmlformats.org/drawingml/2006/main" noChangeAspect="1"/>
+            </wp:cNvGraphicFramePr>
+            <a:graphic xmlns:a="http://schemas.openxmlformats.org/drawingml/2006/main">
+              <a:graphicData uri="http://schemas.openxmlformats.org/drawingml/2006/picture">
+                <pic:pic xmlns:pic="http://schemas.openxmlformats.org/drawingml/2006/picture">
+                  <pic:nvPicPr>
+                    <pic:cNvPr id="0" name="" descr=""/>
+                    <pic:cNvPicPr>
+                      <a:picLocks noChangeAspect="1" noChangeArrowheads="1"/>
+                    </pic:cNvPicPr>
+                  </pic:nvPicPr>
+                  <pic:blipFill>
+                    <a:blip r:embed="rId35" cstate="none"/>
+                    <a:srcRect/>
+                    <a:stretch>
+                      <a:fillRect/>
+                    </a:stretch>
+                  </pic:blipFill>
+                  <pic:spPr bwMode="auto">
+                    <a:xfrm>
+                      <a:off x="0" y="0"/>
+                      <a:ext cx="5943600" cy="3762375"/>
+                    </a:xfrm>
+                    <a:prstGeom prst="rect">
+                      <a:avLst/>
+                    </a:prstGeom>
+                  </pic:spPr>
+                </pic:pic>
+              </a:graphicData>
+            </a:graphic>
+          </wp:inline>
+        </w:drawing>
+      </w:r>
+    </w:p>
+    <w:p>
+      <w:pPr>
+        <w:spacing w:after="200"/>
+        <w:jc w:val="center"/>
+      </w:pPr>
+      <w:r>
+        <w:rPr>
+          <w:i/>
+          <w:iCs/>
+          <w:color w:val="5B6470"/>
+          <w:sz w:val="18"/>
+          <w:szCs w:val="18"/>
+        </w:rPr>
+        <w:t xml:space="preserve">The widget on a WordPress page (mock-up page, live widget)</w:t>
+      </w:r>
+    </w:p>
+    <w:p>
+      <w:pPr>
+        <w:keepNext/>
+        <w:pBdr>
+          <w:top w:val="single" w:color="BFC7D1" w:sz="4"/>
+          <w:left w:val="single" w:color="BFC7D1" w:sz="4"/>
+          <w:bottom w:val="single" w:color="BFC7D1" w:sz="4"/>
+          <w:right w:val="single" w:color="BFC7D1" w:sz="4"/>
+        </w:pBdr>
+        <w:spacing w:after="60" w:before="120"/>
+        <w:jc w:val="center"/>
+      </w:pPr>
+      <w:r>
+        <w:drawing>
+          <wp:inline distT="0" distB="0" distL="0" distR="0">
+            <wp:extent cx="5943600" cy="3762375"/>
+            <wp:effectExtent t="0" r="0" b="0" l="0"/>
+            <wp:docPr id="1" name="" descr="" title=""/>
+            <wp:cNvGraphicFramePr>
+              <a:graphicFrameLocks xmlns:a="http://schemas.openxmlformats.org/drawingml/2006/main" noChangeAspect="1"/>
+            </wp:cNvGraphicFramePr>
+            <a:graphic xmlns:a="http://schemas.openxmlformats.org/drawingml/2006/main">
+              <a:graphicData uri="http://schemas.openxmlformats.org/drawingml/2006/picture">
+                <pic:pic xmlns:pic="http://schemas.openxmlformats.org/drawingml/2006/picture">
+                  <pic:nvPicPr>
+                    <pic:cNvPr id="0" name="" descr=""/>
+                    <pic:cNvPicPr>
+                      <a:picLocks noChangeAspect="1" noChangeArrowheads="1"/>
+                    </pic:cNvPicPr>
+                  </pic:nvPicPr>
+                  <pic:blipFill>
+                    <a:blip r:embed="rId36" cstate="none"/>
+                    <a:srcRect/>
+                    <a:stretch>
+                      <a:fillRect/>
+                    </a:stretch>
+                  </pic:blipFill>
+                  <pic:spPr bwMode="auto">
+                    <a:xfrm>
+                      <a:off x="0" y="0"/>
+                      <a:ext cx="5943600" cy="3762375"/>
+                    </a:xfrm>
+                    <a:prstGeom prst="rect">
+                      <a:avLst/>
+                    </a:prstGeom>
+                  </pic:spPr>
+                </pic:pic>
+              </a:graphicData>
+            </a:graphic>
+          </wp:inline>
+        </w:drawing>
+      </w:r>
+    </w:p>
+    <w:p>
+      <w:pPr>
+        <w:spacing w:after="200"/>
+        <w:jc w:val="center"/>
+      </w:pPr>
+      <w:r>
+        <w:rPr>
+          <w:i/>
+          <w:iCs/>
+          <w:color w:val="5B6470"/>
+          <w:sz w:val="18"/>
+          <w:szCs w:val="18"/>
+        </w:rPr>
+        <w:t xml:space="preserve">Adding a MediaMarketplace » Widget menu item in Joomla (mock-up)</w:t>
+      </w:r>
+    </w:p>
+    <w:p>
+      <w:pPr>
+        <w:spacing w:after="120" w:line="276"/>
+      </w:pPr>
+      <w:r>
+        <w:t xml:space="preserve">Widgets follow the visitor's light or dark preference when the theme is </w:t>
+      </w:r>
+      <w:r>
+        <w:rPr>
+          <w:i/>
+          <w:iCs/>
+        </w:rPr>
+        <w:t xml:space="preserve">Auto</w:t>
+      </w:r>
+      <w:r>
+        <w:t xml:space="preserve">; you can force a theme per widget, or per placement with </w:t>
+      </w:r>
+      <w:r>
+        <w:rPr>
+          <w:rFonts w:ascii="Consolas" w:cs="Consolas" w:eastAsia="Consolas" w:hAnsi="Consolas"/>
+          <w:sz w:val="19"/>
+          <w:szCs w:val="19"/>
+        </w:rPr>
+        <w:t xml:space="preserve">theme=dark</w:t>
+      </w:r>
+      <w:r>
+        <w:t xml:space="preserve"> in the address.</w:t>
+      </w:r>
+    </w:p>
+    <w:p>
+      <w:pPr>
+        <w:keepNext/>
+        <w:pBdr>
+          <w:top w:val="single" w:color="BFC7D1" w:sz="4"/>
+          <w:left w:val="single" w:color="BFC7D1" w:sz="4"/>
+          <w:bottom w:val="single" w:color="BFC7D1" w:sz="4"/>
+          <w:right w:val="single" w:color="BFC7D1" w:sz="4"/>
+        </w:pBdr>
+        <w:spacing w:after="60" w:before="120"/>
+        <w:jc w:val="center"/>
+      </w:pPr>
+      <w:r>
+        <w:drawing>
+          <wp:inline distT="0" distB="0" distL="0" distR="0">
+            <wp:extent cx="5943600" cy="3762375"/>
+            <wp:effectExtent t="0" r="0" b="0" l="0"/>
+            <wp:docPr id="1" name="" descr="" title=""/>
+            <wp:cNvGraphicFramePr>
+              <a:graphicFrameLocks xmlns:a="http://schemas.openxmlformats.org/drawingml/2006/main" noChangeAspect="1"/>
+            </wp:cNvGraphicFramePr>
+            <a:graphic xmlns:a="http://schemas.openxmlformats.org/drawingml/2006/main">
+              <a:graphicData uri="http://schemas.openxmlformats.org/drawingml/2006/picture">
+                <pic:pic xmlns:pic="http://schemas.openxmlformats.org/drawingml/2006/picture">
+                  <pic:nvPicPr>
+                    <pic:cNvPr id="0" name="" descr=""/>
+                    <pic:cNvPicPr>
+                      <a:picLocks noChangeAspect="1" noChangeArrowheads="1"/>
+                    </pic:cNvPicPr>
+                  </pic:nvPicPr>
+                  <pic:blipFill>
+                    <a:blip r:embed="rId37" cstate="none"/>
+                    <a:srcRect/>
+                    <a:stretch>
+                      <a:fillRect/>
+                    </a:stretch>
+                  </pic:blipFill>
+                  <pic:spPr bwMode="auto">
+                    <a:xfrm>
+                      <a:off x="0" y="0"/>
+                      <a:ext cx="5943600" cy="3762375"/>
+                    </a:xfrm>
+                    <a:prstGeom prst="rect">
+                      <a:avLst/>
+                    </a:prstGeom>
+                  </pic:spPr>
+                </pic:pic>
+              </a:graphicData>
+            </a:graphic>
+          </wp:inline>
+        </w:drawing>
+      </w:r>
+    </w:p>
+    <w:p>
+      <w:pPr>
+        <w:spacing w:after="200"/>
+        <w:jc w:val="center"/>
+      </w:pPr>
+      <w:r>
+        <w:rPr>
+          <w:i/>
+          <w:iCs/>
+          <w:color w:val="5B6470"/>
+          <w:sz w:val="18"/>
+          <w:szCs w:val="18"/>
+        </w:rPr>
+        <w:t xml:space="preserve">The same widget in the dark theme</w:t>
       </w:r>
     </w:p>
     <w:p>
@@ -4454,7 +5444,663 @@
         <w:spacing w:after="120" w:before="360"/>
       </w:pPr>
       <w:r>
-        <w:t xml:space="preserve">14. Roadmap</w:t>
+        <w:t xml:space="preserve">14. Widget templates</w:t>
+      </w:r>
+    </w:p>
+    <w:p>
+      <w:pPr>
+        <w:spacing w:after="120" w:line="276"/>
+      </w:pPr>
+      <w:r>
+        <w:rPr>
+          <w:b/>
+          <w:bCs/>
+        </w:rPr>
+        <w:t xml:space="preserve">Templates</w:t>
+      </w:r>
+      <w:r>
+        <w:t xml:space="preserve"> holds 35 built-in designs in eight categories: video showcase, audio player, image gallery, PDF viewer, product card, hero and call to action, pricing and site pass, live and meeting. Each card shows a live preview; </w:t>
+      </w:r>
+      <w:r>
+        <w:rPr>
+          <w:b/>
+          <w:bCs/>
+        </w:rPr>
+        <w:t xml:space="preserve">Dark</w:t>
+      </w:r>
+      <w:r>
+        <w:t xml:space="preserve"> opens the dark variant, </w:t>
+      </w:r>
+      <w:r>
+        <w:rPr>
+          <w:b/>
+          <w:bCs/>
+        </w:rPr>
+        <w:t xml:space="preserve">Export</w:t>
+      </w:r>
+      <w:r>
+        <w:t xml:space="preserve"> downloads the template as a file, and </w:t>
+      </w:r>
+      <w:r>
+        <w:rPr>
+          <w:b/>
+          <w:bCs/>
+        </w:rPr>
+        <w:t xml:space="preserve">Use</w:t>
+      </w:r>
+      <w:r>
+        <w:t xml:space="preserve"> creates a widget from it (give it a name first if you like) and opens the builder.</w:t>
+      </w:r>
+    </w:p>
+    <w:p>
+      <w:pPr>
+        <w:keepNext/>
+        <w:pBdr>
+          <w:top w:val="single" w:color="BFC7D1" w:sz="4"/>
+          <w:left w:val="single" w:color="BFC7D1" w:sz="4"/>
+          <w:bottom w:val="single" w:color="BFC7D1" w:sz="4"/>
+          <w:right w:val="single" w:color="BFC7D1" w:sz="4"/>
+        </w:pBdr>
+        <w:spacing w:after="60" w:before="120"/>
+        <w:jc w:val="center"/>
+      </w:pPr>
+      <w:r>
+        <w:drawing>
+          <wp:inline distT="0" distB="0" distL="0" distR="0">
+            <wp:extent cx="5943600" cy="3762375"/>
+            <wp:effectExtent t="0" r="0" b="0" l="0"/>
+            <wp:docPr id="1" name="" descr="" title=""/>
+            <wp:cNvGraphicFramePr>
+              <a:graphicFrameLocks xmlns:a="http://schemas.openxmlformats.org/drawingml/2006/main" noChangeAspect="1"/>
+            </wp:cNvGraphicFramePr>
+            <a:graphic xmlns:a="http://schemas.openxmlformats.org/drawingml/2006/main">
+              <a:graphicData uri="http://schemas.openxmlformats.org/drawingml/2006/picture">
+                <pic:pic xmlns:pic="http://schemas.openxmlformats.org/drawingml/2006/picture">
+                  <pic:nvPicPr>
+                    <pic:cNvPr id="0" name="" descr=""/>
+                    <pic:cNvPicPr>
+                      <a:picLocks noChangeAspect="1" noChangeArrowheads="1"/>
+                    </pic:cNvPicPr>
+                  </pic:nvPicPr>
+                  <pic:blipFill>
+                    <a:blip r:embed="rId38" cstate="none"/>
+                    <a:srcRect/>
+                    <a:stretch>
+                      <a:fillRect/>
+                    </a:stretch>
+                  </pic:blipFill>
+                  <pic:spPr bwMode="auto">
+                    <a:xfrm>
+                      <a:off x="0" y="0"/>
+                      <a:ext cx="5943600" cy="3762375"/>
+                    </a:xfrm>
+                    <a:prstGeom prst="rect">
+                      <a:avLst/>
+                    </a:prstGeom>
+                  </pic:spPr>
+                </pic:pic>
+              </a:graphicData>
+            </a:graphic>
+          </wp:inline>
+        </w:drawing>
+      </w:r>
+    </w:p>
+    <w:p>
+      <w:pPr>
+        <w:spacing w:after="200"/>
+        <w:jc w:val="center"/>
+      </w:pPr>
+      <w:r>
+        <w:rPr>
+          <w:i/>
+          <w:iCs/>
+          <w:color w:val="5B6470"/>
+          <w:sz w:val="18"/>
+          <w:szCs w:val="18"/>
+        </w:rPr>
+        <w:t xml:space="preserve">The template gallery</w:t>
+      </w:r>
+    </w:p>
+    <w:p>
+      <w:pPr>
+        <w:keepNext/>
+        <w:pBdr>
+          <w:top w:val="single" w:color="BFC7D1" w:sz="4"/>
+          <w:left w:val="single" w:color="BFC7D1" w:sz="4"/>
+          <w:bottom w:val="single" w:color="BFC7D1" w:sz="4"/>
+          <w:right w:val="single" w:color="BFC7D1" w:sz="4"/>
+        </w:pBdr>
+        <w:spacing w:after="60" w:before="120"/>
+        <w:jc w:val="center"/>
+      </w:pPr>
+      <w:r>
+        <w:drawing>
+          <wp:inline distT="0" distB="0" distL="0" distR="0">
+            <wp:extent cx="5943600" cy="3762375"/>
+            <wp:effectExtent t="0" r="0" b="0" l="0"/>
+            <wp:docPr id="1" name="" descr="" title=""/>
+            <wp:cNvGraphicFramePr>
+              <a:graphicFrameLocks xmlns:a="http://schemas.openxmlformats.org/drawingml/2006/main" noChangeAspect="1"/>
+            </wp:cNvGraphicFramePr>
+            <a:graphic xmlns:a="http://schemas.openxmlformats.org/drawingml/2006/main">
+              <a:graphicData uri="http://schemas.openxmlformats.org/drawingml/2006/picture">
+                <pic:pic xmlns:pic="http://schemas.openxmlformats.org/drawingml/2006/picture">
+                  <pic:nvPicPr>
+                    <pic:cNvPr id="0" name="" descr=""/>
+                    <pic:cNvPicPr>
+                      <a:picLocks noChangeAspect="1" noChangeArrowheads="1"/>
+                    </pic:cNvPicPr>
+                  </pic:nvPicPr>
+                  <pic:blipFill>
+                    <a:blip r:embed="rId39" cstate="none"/>
+                    <a:srcRect/>
+                    <a:stretch>
+                      <a:fillRect/>
+                    </a:stretch>
+                  </pic:blipFill>
+                  <pic:spPr bwMode="auto">
+                    <a:xfrm>
+                      <a:off x="0" y="0"/>
+                      <a:ext cx="5943600" cy="3762375"/>
+                    </a:xfrm>
+                    <a:prstGeom prst="rect">
+                      <a:avLst/>
+                    </a:prstGeom>
+                  </pic:spPr>
+                </pic:pic>
+              </a:graphicData>
+            </a:graphic>
+          </wp:inline>
+        </w:drawing>
+      </w:r>
+    </w:p>
+    <w:p>
+      <w:pPr>
+        <w:spacing w:after="200"/>
+        <w:jc w:val="center"/>
+      </w:pPr>
+      <w:r>
+        <w:rPr>
+          <w:i/>
+          <w:iCs/>
+          <w:color w:val="5B6470"/>
+          <w:sz w:val="18"/>
+          <w:szCs w:val="18"/>
+        </w:rPr>
+        <w:t xml:space="preserve">The gallery filtered to one category</w:t>
+      </w:r>
+    </w:p>
+    <w:p>
+      <w:pPr>
+        <w:spacing w:after="120" w:line="276"/>
+      </w:pPr>
+      <w:r>
+        <w:t xml:space="preserve">Your own templates appear below the built-in ones. Make one from any widget with </w:t>
+      </w:r>
+      <w:r>
+        <w:rPr>
+          <w:b/>
+          <w:bCs/>
+        </w:rPr>
+        <w:t xml:space="preserve">Save as template</w:t>
+      </w:r>
+      <w:r>
+        <w:t xml:space="preserve"> in the builder; </w:t>
+      </w:r>
+      <w:r>
+        <w:rPr>
+          <w:b/>
+          <w:bCs/>
+        </w:rPr>
+        <w:t xml:space="preserve">Import</w:t>
+      </w:r>
+      <w:r>
+        <w:t xml:space="preserve"> accepts a template file (</w:t>
+      </w:r>
+      <w:r>
+        <w:rPr>
+          <w:rFonts w:ascii="Consolas" w:cs="Consolas" w:eastAsia="Consolas" w:hAnsi="Consolas"/>
+          <w:sz w:val="19"/>
+          <w:szCs w:val="19"/>
+        </w:rPr>
+        <w:t xml:space="preserve">.mmstpl.json</w:t>
+      </w:r>
+      <w:r>
+        <w:t xml:space="preserve">) exported from this or another store. Templates are read-only starting points: changing a widget never changes the template it came from.</w:t>
+      </w:r>
+    </w:p>
+    <w:p>
+      <w:pPr>
+        <w:pStyle w:val="Heading1"/>
+        <w:keepNext/>
+        <w:pageBreakBefore/>
+        <w:spacing w:after="120" w:before="360"/>
+      </w:pPr>
+      <w:r>
+        <w:t xml:space="preserve">15. Site templates</w:t>
+      </w:r>
+    </w:p>
+    <w:p>
+      <w:pPr>
+        <w:spacing w:after="120" w:line="276"/>
+      </w:pPr>
+      <w:r>
+        <w:t xml:space="preserve">A </w:t>
+      </w:r>
+      <w:r>
+        <w:rPr>
+          <w:b/>
+          <w:bCs/>
+        </w:rPr>
+        <w:t xml:space="preserve">site template</w:t>
+      </w:r>
+      <w:r>
+        <w:t xml:space="preserve"> is an industry starter: a colour scheme plus a set of widgets for each page of a typical site. Twelve are included: Photographer, Videographer, Musician and podcaster, Online course, Consultant and coach, Fitness, Stock media, Publisher and e-books, Faith and community, Events and live stream, Agency, Generic store.</w:t>
+      </w:r>
+    </w:p>
+    <w:p>
+      <w:pPr>
+        <w:keepNext/>
+        <w:pBdr>
+          <w:top w:val="single" w:color="BFC7D1" w:sz="4"/>
+          <w:left w:val="single" w:color="BFC7D1" w:sz="4"/>
+          <w:bottom w:val="single" w:color="BFC7D1" w:sz="4"/>
+          <w:right w:val="single" w:color="BFC7D1" w:sz="4"/>
+        </w:pBdr>
+        <w:spacing w:after="60" w:before="120"/>
+        <w:jc w:val="center"/>
+      </w:pPr>
+      <w:r>
+        <w:drawing>
+          <wp:inline distT="0" distB="0" distL="0" distR="0">
+            <wp:extent cx="5943600" cy="3762375"/>
+            <wp:effectExtent t="0" r="0" b="0" l="0"/>
+            <wp:docPr id="1" name="" descr="" title=""/>
+            <wp:cNvGraphicFramePr>
+              <a:graphicFrameLocks xmlns:a="http://schemas.openxmlformats.org/drawingml/2006/main" noChangeAspect="1"/>
+            </wp:cNvGraphicFramePr>
+            <a:graphic xmlns:a="http://schemas.openxmlformats.org/drawingml/2006/main">
+              <a:graphicData uri="http://schemas.openxmlformats.org/drawingml/2006/picture">
+                <pic:pic xmlns:pic="http://schemas.openxmlformats.org/drawingml/2006/picture">
+                  <pic:nvPicPr>
+                    <pic:cNvPr id="0" name="" descr=""/>
+                    <pic:cNvPicPr>
+                      <a:picLocks noChangeAspect="1" noChangeArrowheads="1"/>
+                    </pic:cNvPicPr>
+                  </pic:nvPicPr>
+                  <pic:blipFill>
+                    <a:blip r:embed="rId40" cstate="none"/>
+                    <a:srcRect/>
+                    <a:stretch>
+                      <a:fillRect/>
+                    </a:stretch>
+                  </pic:blipFill>
+                  <pic:spPr bwMode="auto">
+                    <a:xfrm>
+                      <a:off x="0" y="0"/>
+                      <a:ext cx="5943600" cy="3762375"/>
+                    </a:xfrm>
+                    <a:prstGeom prst="rect">
+                      <a:avLst/>
+                    </a:prstGeom>
+                  </pic:spPr>
+                </pic:pic>
+              </a:graphicData>
+            </a:graphic>
+          </wp:inline>
+        </w:drawing>
+      </w:r>
+    </w:p>
+    <w:p>
+      <w:pPr>
+        <w:spacing w:after="200"/>
+        <w:jc w:val="center"/>
+      </w:pPr>
+      <w:r>
+        <w:rPr>
+          <w:i/>
+          <w:iCs/>
+          <w:color w:val="5B6470"/>
+          <w:sz w:val="18"/>
+          <w:szCs w:val="18"/>
+        </w:rPr>
+        <w:t xml:space="preserve">Site templates</w:t>
+      </w:r>
+    </w:p>
+    <w:p>
+      <w:pPr>
+        <w:spacing w:after="120" w:line="276"/>
+      </w:pPr>
+      <w:r>
+        <w:rPr>
+          <w:b/>
+          <w:bCs/>
+        </w:rPr>
+        <w:t xml:space="preserve">Apply</w:t>
+      </w:r>
+      <w:r>
+        <w:t xml:space="preserve"> creates the widgets, publishes them and switches the store colour scheme. The widgets are named after their page (</w:t>
+      </w:r>
+      <w:r>
+        <w:rPr>
+          <w:i/>
+          <w:iCs/>
+        </w:rPr>
+        <w:t xml:space="preserve">Home · Video hero (1)</w:t>
+      </w:r>
+      <w:r>
+        <w:t xml:space="preserve">) so you can find them under </w:t>
+      </w:r>
+      <w:r>
+        <w:rPr>
+          <w:b/>
+          <w:bCs/>
+        </w:rPr>
+        <w:t xml:space="preserve">Widgets</w:t>
+      </w:r>
+      <w:r>
+        <w:t xml:space="preserve"> and place them with the snippets shown there. Nothing in your WordPress theme or Joomla template is touched. </w:t>
+      </w:r>
+      <w:r>
+        <w:rPr>
+          <w:b/>
+          <w:bCs/>
+        </w:rPr>
+        <w:t xml:space="preserve">Roll back</w:t>
+      </w:r>
+      <w:r>
+        <w:t xml:space="preserve"> deletes exactly the widgets an application created and nothing else.</w:t>
+      </w:r>
+    </w:p>
+    <w:p>
+      <w:pPr>
+        <w:keepNext/>
+        <w:pBdr>
+          <w:top w:val="single" w:color="BFC7D1" w:sz="4"/>
+          <w:left w:val="single" w:color="BFC7D1" w:sz="4"/>
+          <w:bottom w:val="single" w:color="BFC7D1" w:sz="4"/>
+          <w:right w:val="single" w:color="BFC7D1" w:sz="4"/>
+        </w:pBdr>
+        <w:spacing w:after="60" w:before="120"/>
+        <w:jc w:val="center"/>
+      </w:pPr>
+      <w:r>
+        <w:drawing>
+          <wp:inline distT="0" distB="0" distL="0" distR="0">
+            <wp:extent cx="5943600" cy="3762375"/>
+            <wp:effectExtent t="0" r="0" b="0" l="0"/>
+            <wp:docPr id="1" name="" descr="" title=""/>
+            <wp:cNvGraphicFramePr>
+              <a:graphicFrameLocks xmlns:a="http://schemas.openxmlformats.org/drawingml/2006/main" noChangeAspect="1"/>
+            </wp:cNvGraphicFramePr>
+            <a:graphic xmlns:a="http://schemas.openxmlformats.org/drawingml/2006/main">
+              <a:graphicData uri="http://schemas.openxmlformats.org/drawingml/2006/picture">
+                <pic:pic xmlns:pic="http://schemas.openxmlformats.org/drawingml/2006/picture">
+                  <pic:nvPicPr>
+                    <pic:cNvPr id="0" name="" descr=""/>
+                    <pic:cNvPicPr>
+                      <a:picLocks noChangeAspect="1" noChangeArrowheads="1"/>
+                    </pic:cNvPicPr>
+                  </pic:nvPicPr>
+                  <pic:blipFill>
+                    <a:blip r:embed="rId41" cstate="none"/>
+                    <a:srcRect/>
+                    <a:stretch>
+                      <a:fillRect/>
+                    </a:stretch>
+                  </pic:blipFill>
+                  <pic:spPr bwMode="auto">
+                    <a:xfrm>
+                      <a:off x="0" y="0"/>
+                      <a:ext cx="5943600" cy="3762375"/>
+                    </a:xfrm>
+                    <a:prstGeom prst="rect">
+                      <a:avLst/>
+                    </a:prstGeom>
+                  </pic:spPr>
+                </pic:pic>
+              </a:graphicData>
+            </a:graphic>
+          </wp:inline>
+        </w:drawing>
+      </w:r>
+    </w:p>
+    <w:p>
+      <w:pPr>
+        <w:spacing w:after="200"/>
+        <w:jc w:val="center"/>
+      </w:pPr>
+      <w:r>
+        <w:rPr>
+          <w:i/>
+          <w:iCs/>
+          <w:color w:val="5B6470"/>
+          <w:sz w:val="18"/>
+          <w:szCs w:val="18"/>
+        </w:rPr>
+        <w:t xml:space="preserve">After applying the Photographer template</w:t>
+      </w:r>
+    </w:p>
+    <w:p>
+      <w:pPr>
+        <w:keepNext/>
+        <w:pBdr>
+          <w:top w:val="single" w:color="BFC7D1" w:sz="4"/>
+          <w:left w:val="single" w:color="BFC7D1" w:sz="4"/>
+          <w:bottom w:val="single" w:color="BFC7D1" w:sz="4"/>
+          <w:right w:val="single" w:color="BFC7D1" w:sz="4"/>
+        </w:pBdr>
+        <w:spacing w:after="60" w:before="120"/>
+        <w:jc w:val="center"/>
+      </w:pPr>
+      <w:r>
+        <w:drawing>
+          <wp:inline distT="0" distB="0" distL="0" distR="0">
+            <wp:extent cx="5943600" cy="3762375"/>
+            <wp:effectExtent t="0" r="0" b="0" l="0"/>
+            <wp:docPr id="1" name="" descr="" title=""/>
+            <wp:cNvGraphicFramePr>
+              <a:graphicFrameLocks xmlns:a="http://schemas.openxmlformats.org/drawingml/2006/main" noChangeAspect="1"/>
+            </wp:cNvGraphicFramePr>
+            <a:graphic xmlns:a="http://schemas.openxmlformats.org/drawingml/2006/main">
+              <a:graphicData uri="http://schemas.openxmlformats.org/drawingml/2006/picture">
+                <pic:pic xmlns:pic="http://schemas.openxmlformats.org/drawingml/2006/picture">
+                  <pic:nvPicPr>
+                    <pic:cNvPr id="0" name="" descr=""/>
+                    <pic:cNvPicPr>
+                      <a:picLocks noChangeAspect="1" noChangeArrowheads="1"/>
+                    </pic:cNvPicPr>
+                  </pic:nvPicPr>
+                  <pic:blipFill>
+                    <a:blip r:embed="rId42" cstate="none"/>
+                    <a:srcRect/>
+                    <a:stretch>
+                      <a:fillRect/>
+                    </a:stretch>
+                  </pic:blipFill>
+                  <pic:spPr bwMode="auto">
+                    <a:xfrm>
+                      <a:off x="0" y="0"/>
+                      <a:ext cx="5943600" cy="3762375"/>
+                    </a:xfrm>
+                    <a:prstGeom prst="rect">
+                      <a:avLst/>
+                    </a:prstGeom>
+                  </pic:spPr>
+                </pic:pic>
+              </a:graphicData>
+            </a:graphic>
+          </wp:inline>
+        </w:drawing>
+      </w:r>
+    </w:p>
+    <w:p>
+      <w:pPr>
+        <w:spacing w:after="200"/>
+        <w:jc w:val="center"/>
+      </w:pPr>
+      <w:r>
+        <w:rPr>
+          <w:i/>
+          <w:iCs/>
+          <w:color w:val="5B6470"/>
+          <w:sz w:val="18"/>
+          <w:szCs w:val="18"/>
+        </w:rPr>
+        <w:t xml:space="preserve">The widgets a site template created, with their placement snippets</w:t>
+      </w:r>
+    </w:p>
+    <w:p>
+      <w:pPr>
+        <w:pStyle w:val="Heading1"/>
+        <w:keepNext/>
+        <w:pageBreakBefore/>
+        <w:spacing w:after="120" w:before="360"/>
+      </w:pPr>
+      <w:r>
+        <w:t xml:space="preserve">16. Branding and colour schemes</w:t>
+      </w:r>
+    </w:p>
+    <w:p>
+      <w:pPr>
+        <w:spacing w:after="120" w:line="276"/>
+      </w:pPr>
+      <w:r>
+        <w:rPr>
+          <w:b/>
+          <w:bCs/>
+        </w:rPr>
+        <w:t xml:space="preserve">Templates → Branding and colour schemes</w:t>
+      </w:r>
+      <w:r>
+        <w:t xml:space="preserve"> holds the brand kit and the schemes.</w:t>
+      </w:r>
+    </w:p>
+    <w:p>
+      <w:pPr>
+        <w:spacing w:after="120" w:line="276"/>
+      </w:pPr>
+      <w:r>
+        <w:t xml:space="preserve">The </w:t>
+      </w:r>
+      <w:r>
+        <w:rPr>
+          <w:b/>
+          <w:bCs/>
+        </w:rPr>
+        <w:t xml:space="preserve">brand kit</w:t>
+      </w:r>
+      <w:r>
+        <w:t xml:space="preserve"> (logo from the library, font stack, corner radius, shadow) applies to every widget. The </w:t>
+      </w:r>
+      <w:r>
+        <w:rPr>
+          <w:b/>
+          <w:bCs/>
+        </w:rPr>
+        <w:t xml:space="preserve">store colour scheme</w:t>
+      </w:r>
+      <w:r>
+        <w:t xml:space="preserve"> is the default for widgets set to the store scheme; six schemes are built in (Studio blue, Night, Warm sand, Forest, Plum, Monochrome) and you can add your own from six colours. The table shows each scheme's swatches and its contrast ratios for text on background and white on the accent colour; aim for 4.5:1 or better. A dark variant of every scheme is derived automatically for dark-theme widgets.</w:t>
+      </w:r>
+    </w:p>
+    <w:p>
+      <w:pPr>
+        <w:keepNext/>
+        <w:pBdr>
+          <w:top w:val="single" w:color="BFC7D1" w:sz="4"/>
+          <w:left w:val="single" w:color="BFC7D1" w:sz="4"/>
+          <w:bottom w:val="single" w:color="BFC7D1" w:sz="4"/>
+          <w:right w:val="single" w:color="BFC7D1" w:sz="4"/>
+        </w:pBdr>
+        <w:spacing w:after="60" w:before="120"/>
+        <w:jc w:val="center"/>
+      </w:pPr>
+      <w:r>
+        <w:drawing>
+          <wp:inline distT="0" distB="0" distL="0" distR="0">
+            <wp:extent cx="5943600" cy="3762375"/>
+            <wp:effectExtent t="0" r="0" b="0" l="0"/>
+            <wp:docPr id="1" name="" descr="" title=""/>
+            <wp:cNvGraphicFramePr>
+              <a:graphicFrameLocks xmlns:a="http://schemas.openxmlformats.org/drawingml/2006/main" noChangeAspect="1"/>
+            </wp:cNvGraphicFramePr>
+            <a:graphic xmlns:a="http://schemas.openxmlformats.org/drawingml/2006/main">
+              <a:graphicData uri="http://schemas.openxmlformats.org/drawingml/2006/picture">
+                <pic:pic xmlns:pic="http://schemas.openxmlformats.org/drawingml/2006/picture">
+                  <pic:nvPicPr>
+                    <pic:cNvPr id="0" name="" descr=""/>
+                    <pic:cNvPicPr>
+                      <a:picLocks noChangeAspect="1" noChangeArrowheads="1"/>
+                    </pic:cNvPicPr>
+                  </pic:nvPicPr>
+                  <pic:blipFill>
+                    <a:blip r:embed="rId43" cstate="none"/>
+                    <a:srcRect/>
+                    <a:stretch>
+                      <a:fillRect/>
+                    </a:stretch>
+                  </pic:blipFill>
+                  <pic:spPr bwMode="auto">
+                    <a:xfrm>
+                      <a:off x="0" y="0"/>
+                      <a:ext cx="5943600" cy="3762375"/>
+                    </a:xfrm>
+                    <a:prstGeom prst="rect">
+                      <a:avLst/>
+                    </a:prstGeom>
+                  </pic:spPr>
+                </pic:pic>
+              </a:graphicData>
+            </a:graphic>
+          </wp:inline>
+        </w:drawing>
+      </w:r>
+    </w:p>
+    <w:p>
+      <w:pPr>
+        <w:spacing w:after="200"/>
+        <w:jc w:val="center"/>
+      </w:pPr>
+      <w:r>
+        <w:rPr>
+          <w:i/>
+          <w:iCs/>
+          <w:color w:val="5B6470"/>
+          <w:sz w:val="18"/>
+          <w:szCs w:val="18"/>
+        </w:rPr>
+        <w:t xml:space="preserve">Branding and colour schemes</w:t>
+      </w:r>
+    </w:p>
+    <w:p>
+      <w:pPr>
+        <w:pStyle w:val="Heading1"/>
+        <w:keepNext/>
+        <w:pageBreakBefore/>
+        <w:spacing w:after="120" w:before="360"/>
+      </w:pPr>
+      <w:r>
+        <w:t xml:space="preserve">17. Backups and data</w:t>
+      </w:r>
+    </w:p>
+    <w:p>
+      <w:pPr>
+        <w:spacing w:after="120" w:line="276"/>
+      </w:pPr>
+      <w:r>
+        <w:t xml:space="preserve">Everything the store owns lives in one data folder on the server (see the installation guide for its location): the database, the media files, the configuration and the log. Back that folder up with your site. The package adds nothing to the WordPress or Joomla database.</w:t>
+      </w:r>
+    </w:p>
+    <w:p>
+      <w:pPr>
+        <w:pStyle w:val="Heading1"/>
+        <w:keepNext/>
+        <w:pageBreakBefore/>
+        <w:spacing w:after="120" w:before="360"/>
+      </w:pPr>
+      <w:r>
+        <w:t xml:space="preserve">18. Roadmap</w:t>
       </w:r>
     </w:p>
     <w:tbl>
@@ -4576,70 +6222,6 @@
                 <w:szCs w:val="18"/>
               </w:rPr>
               <w:t xml:space="preserve">Next</w:t>
-            </w:r>
-          </w:p>
-        </w:tc>
-        <w:tc>
-          <w:tcPr>
-            <w:tcW w:type="dxa" w:w="8023"/>
-            <w:tcBorders>
-              <w:top w:val="single" w:color="BFC7D1" w:sz="4"/>
-              <w:left w:val="single" w:color="BFC7D1" w:sz="4"/>
-              <w:bottom w:val="single" w:color="BFC7D1" w:sz="4"/>
-              <w:right w:val="single" w:color="BFC7D1" w:sz="4"/>
-            </w:tcBorders>
-            <w:tcMar>
-              <w:top w:type="dxa" w:w="60"/>
-              <w:left w:type="dxa" w:w="90"/>
-              <w:bottom w:type="dxa" w:w="60"/>
-              <w:right w:type="dxa" w:w="90"/>
-            </w:tcMar>
-          </w:tcPr>
-          <w:p>
-            <w:pPr>
-              <w:spacing w:after="0" w:line="252"/>
-            </w:pPr>
-            <w:r>
-              <w:rPr>
-                <w:sz w:val="18"/>
-                <w:szCs w:val="18"/>
-              </w:rPr>
-              <w:t xml:space="preserve">widget builder with 35 templates, 12 site templates, Gutenberg blocks and Joomla menu items</w:t>
-            </w:r>
-          </w:p>
-        </w:tc>
-      </w:tr>
-      <w:tr>
-        <w:trPr>
-          <w:cantSplit/>
-          <w:tblHeader w:val="false"/>
-        </w:trPr>
-        <w:tc>
-          <w:tcPr>
-            <w:tcW w:type="dxa" w:w="1337"/>
-            <w:tcBorders>
-              <w:top w:val="single" w:color="BFC7D1" w:sz="4"/>
-              <w:left w:val="single" w:color="BFC7D1" w:sz="4"/>
-              <w:bottom w:val="single" w:color="BFC7D1" w:sz="4"/>
-              <w:right w:val="single" w:color="BFC7D1" w:sz="4"/>
-            </w:tcBorders>
-            <w:tcMar>
-              <w:top w:type="dxa" w:w="60"/>
-              <w:left w:type="dxa" w:w="90"/>
-              <w:bottom w:type="dxa" w:w="60"/>
-              <w:right w:type="dxa" w:w="90"/>
-            </w:tcMar>
-          </w:tcPr>
-          <w:p>
-            <w:pPr>
-              <w:spacing w:after="0" w:line="252"/>
-            </w:pPr>
-            <w:r>
-              <w:rPr>
-                <w:sz w:val="18"/>
-                <w:szCs w:val="18"/>
-              </w:rPr>
-              <w:t xml:space="preserve">Then</w:t>
             </w:r>
           </w:p>
         </w:tc>
@@ -4815,7 +6397,7 @@
         <w:spacing w:after="120" w:before="360"/>
       </w:pPr>
       <w:r>
-        <w:t xml:space="preserve">15. Glossary</w:t>
+        <w:t xml:space="preserve">19. Glossary</w:t>
       </w:r>
     </w:p>
     <w:p>
@@ -4907,6 +6489,76 @@
       </w:r>
       <w:r>
         <w:t xml:space="preserve"> — the product listing placed in pages.</w:t>
+      </w:r>
+    </w:p>
+    <w:p>
+      <w:pPr>
+        <w:pStyle w:val="ListParagraph"/>
+        <w:numPr>
+          <w:ilvl w:val="0"/>
+          <w:numId w:val="2"/>
+        </w:numPr>
+        <w:spacing w:after="60" w:line="276"/>
+      </w:pPr>
+      <w:r>
+        <w:rPr>
+          <w:b/>
+          <w:bCs/>
+        </w:rPr>
+        <w:t xml:space="preserve">Widget</w:t>
+      </w:r>
+      <w:r>
+        <w:t xml:space="preserve"> — a block of store content designed in the widget builder and placed on a page by ID.</w:t>
+      </w:r>
+    </w:p>
+    <w:p>
+      <w:pPr>
+        <w:pStyle w:val="ListParagraph"/>
+        <w:numPr>
+          <w:ilvl w:val="0"/>
+          <w:numId w:val="2"/>
+        </w:numPr>
+        <w:spacing w:after="60" w:line="276"/>
+      </w:pPr>
+      <w:r>
+        <w:rPr>
+          <w:b/>
+          <w:bCs/>
+        </w:rPr>
+        <w:t xml:space="preserve">Template</w:t>
+      </w:r>
+      <w:r>
+        <w:t xml:space="preserve"> — a ready-made widget design; </w:t>
+      </w:r>
+      <w:r>
+        <w:rPr>
+          <w:b/>
+          <w:bCs/>
+        </w:rPr>
+        <w:t xml:space="preserve">site template</w:t>
+      </w:r>
+      <w:r>
+        <w:t xml:space="preserve"> — a colour scheme plus a set of widgets for an industry.</w:t>
+      </w:r>
+    </w:p>
+    <w:p>
+      <w:pPr>
+        <w:pStyle w:val="ListParagraph"/>
+        <w:numPr>
+          <w:ilvl w:val="0"/>
+          <w:numId w:val="2"/>
+        </w:numPr>
+        <w:spacing w:after="60" w:line="276"/>
+      </w:pPr>
+      <w:r>
+        <w:rPr>
+          <w:b/>
+          <w:bCs/>
+        </w:rPr>
+        <w:t xml:space="preserve">Colour scheme</w:t>
+      </w:r>
+      <w:r>
+        <w:t xml:space="preserve"> — six named colours (accent, second accent, background, surface, text, muted) that widgets use.</w:t>
       </w:r>
     </w:p>
     <w:p>
